--- a/WarehouseReport.docx
+++ b/WarehouseReport.docx
@@ -2,6 +2,380 @@
 <file path=word/document.xml><?xml version="1.0" encoding="utf-8"?>
 <w:document xmlns:wpc="http://schemas.microsoft.com/office/word/2010/wordprocessingCanvas" xmlns:cx="http://schemas.microsoft.com/office/drawing/2014/chartex" xmlns:cx1="http://schemas.microsoft.com/office/drawing/2015/9/8/chartex" xmlns:cx2="http://schemas.microsoft.com/office/drawing/2015/10/21/chartex" xmlns:cx3="http://schemas.microsoft.com/office/drawing/2016/5/9/chartex" xmlns:cx4="http://schemas.microsoft.com/office/drawing/2016/5/10/chartex" xmlns:cx5="http://schemas.microsoft.com/office/drawing/2016/5/11/chartex" xmlns:cx6="http://schemas.microsoft.com/office/drawing/2016/5/12/chartex" xmlns:cx7="http://schemas.microsoft.com/office/drawing/2016/5/13/chartex" xmlns:cx8="http://schemas.microsoft.com/office/drawing/2016/5/14/chartex" xmlns:mc="http://schemas.openxmlformats.org/markup-compatibility/2006" xmlns:aink="http://schemas.microsoft.com/office/drawing/2016/ink" xmlns:am3d="http://schemas.microsoft.com/office/drawing/2017/model3d" xmlns:o="urn:schemas-microsoft-com:office:office" xmlns:oel="http://schemas.microsoft.com/office/2019/extlst" xmlns:r="http://schemas.openxmlformats.org/officeDocument/2006/relationships" xmlns:m="http://schemas.openxmlformats.org/officeDocument/2006/math" xmlns:v="urn:schemas-microsoft-com:vml" xmlns:wp14="http://schemas.microsoft.com/office/word/2010/wordprocessingDrawing" xmlns:wp="http://schemas.openxmlformats.org/drawingml/2006/wordprocessingDrawing" xmlns:w10="urn:schemas-microsoft-com:office:word" xmlns:w="http://schemas.openxmlformats.org/wordprocessingml/2006/main" xmlns:w14="http://schemas.microsoft.com/office/word/2010/wordml" xmlns:w15="http://schemas.microsoft.com/office/word/2012/wordml" xmlns:w16cex="http://schemas.microsoft.com/office/word/2018/wordml/cex" xmlns:w16cid="http://schemas.microsoft.com/office/word/2016/wordml/cid" xmlns:w16="http://schemas.microsoft.com/office/word/2018/wordml" xmlns:w16du="http://schemas.microsoft.com/office/word/2023/wordml/word16du" xmlns:w16sdtdh="http://schemas.microsoft.com/office/word/2020/wordml/sdtdatahash" xmlns:w16sdtfl="http://schemas.microsoft.com/office/word/2024/wordml/sdtformatlock" xmlns:w16se="http://schemas.microsoft.com/office/word/2015/wordml/symex" xmlns:wpg="http://schemas.microsoft.com/office/word/2010/wordprocessingGroup" xmlns:wpi="http://schemas.microsoft.com/office/word/2010/wordprocessingInk" xmlns:wne="http://schemas.microsoft.com/office/word/2006/wordml" xmlns:wps="http://schemas.microsoft.com/office/word/2010/wordprocessingShape" mc:Ignorable="w14 w15 w16se w16cid w16 w16cex w16sdtdh w16sdtfl w16du wp14">
   <w:body>
+    <w:sdt>
+      <w:sdtPr>
+        <w:id w:val="680481986"/>
+        <w:docPartObj>
+          <w:docPartGallery w:val="Cover Pages"/>
+          <w:docPartUnique/>
+        </w:docPartObj>
+      </w:sdtPr>
+      <w:sdtEndPr>
+        <w:rPr>
+          <w:lang w:val="en-GB"/>
+        </w:rPr>
+      </w:sdtEndPr>
+      <w:sdtContent>
+        <w:p>
+          <w:r>
+            <w:rPr>
+              <w:noProof/>
+            </w:rPr>
+            <w:drawing>
+              <wp:anchor distT="0" distB="0" distL="114300" distR="114300" simplePos="0" relativeHeight="251658240" behindDoc="0" locked="0" layoutInCell="1" allowOverlap="1" wp14:anchorId="33A59FC4" wp14:editId="5645D28C">
+                <wp:simplePos x="899160" y="899160"/>
+                <wp:positionH relativeFrom="margin">
+                  <wp:align>center</wp:align>
+                </wp:positionH>
+                <wp:positionV relativeFrom="margin">
+                  <wp:align>top</wp:align>
+                </wp:positionV>
+                <wp:extent cx="3143885" cy="922020"/>
+                <wp:effectExtent l="0" t="0" r="0" b="0"/>
+                <wp:wrapSquare wrapText="bothSides"/>
+                <wp:docPr id="2" name="Image 2" descr="NTU - Nottingham Trent University Logo PNG Vector (PDF) Free Download"/>
+                <wp:cNvGraphicFramePr>
+                  <a:graphicFrameLocks xmlns:a="http://schemas.openxmlformats.org/drawingml/2006/main"/>
+                </wp:cNvGraphicFramePr>
+                <a:graphic xmlns:a="http://schemas.openxmlformats.org/drawingml/2006/main">
+                  <a:graphicData uri="http://schemas.openxmlformats.org/drawingml/2006/picture">
+                    <pic:pic xmlns:pic="http://schemas.openxmlformats.org/drawingml/2006/picture">
+                      <pic:nvPicPr>
+                        <pic:cNvPr id="2" name="Image 2" descr="NTU - Nottingham Trent University Logo PNG Vector (PDF) Free Download"/>
+                        <pic:cNvPicPr>
+                          <a:picLocks/>
+                        </pic:cNvPicPr>
+                      </pic:nvPicPr>
+                      <pic:blipFill>
+                        <a:blip r:embed="rId8" cstate="print">
+                          <a:extLst>
+                            <a:ext uri="{28A0092B-C50C-407E-A947-70E740481C1C}">
+                              <a14:useLocalDpi xmlns:a14="http://schemas.microsoft.com/office/drawing/2010/main" val="0"/>
+                            </a:ext>
+                          </a:extLst>
+                        </a:blip>
+                        <a:stretch>
+                          <a:fillRect/>
+                        </a:stretch>
+                      </pic:blipFill>
+                      <pic:spPr>
+                        <a:xfrm>
+                          <a:off x="0" y="0"/>
+                          <a:ext cx="3143885" cy="922020"/>
+                        </a:xfrm>
+                        <a:prstGeom prst="rect">
+                          <a:avLst/>
+                        </a:prstGeom>
+                      </pic:spPr>
+                    </pic:pic>
+                  </a:graphicData>
+                </a:graphic>
+              </wp:anchor>
+            </w:drawing>
+          </w:r>
+        </w:p>
+        <w:p>
+          <w:pPr>
+            <w:rPr>
+              <w:lang w:val="en-GB"/>
+            </w:rPr>
+          </w:pPr>
+        </w:p>
+        <w:p>
+          <w:pPr>
+            <w:rPr>
+              <w:lang w:val="en-GB"/>
+            </w:rPr>
+          </w:pPr>
+        </w:p>
+        <w:p>
+          <w:pPr>
+            <w:rPr>
+              <w:lang w:val="en-GB"/>
+            </w:rPr>
+          </w:pPr>
+        </w:p>
+        <w:p>
+          <w:pPr>
+            <w:rPr>
+              <w:lang w:val="en-GB"/>
+            </w:rPr>
+          </w:pPr>
+        </w:p>
+        <w:p>
+          <w:pPr>
+            <w:rPr>
+              <w:lang w:val="en-GB"/>
+            </w:rPr>
+          </w:pPr>
+        </w:p>
+        <w:p>
+          <w:pPr>
+            <w:rPr>
+              <w:lang w:val="en-GB"/>
+            </w:rPr>
+          </w:pPr>
+        </w:p>
+        <w:p>
+          <w:pPr>
+            <w:jc w:val="center"/>
+            <w:rPr>
+              <w:b/>
+              <w:bCs/>
+              <w:sz w:val="48"/>
+              <w:szCs w:val="48"/>
+              <w:lang w:val="en-GB"/>
+            </w:rPr>
+          </w:pPr>
+          <w:r>
+            <w:rPr>
+              <w:b/>
+              <w:bCs/>
+              <w:sz w:val="48"/>
+              <w:szCs w:val="48"/>
+              <w:lang w:val="en-US"/>
+            </w:rPr>
+            <w:t xml:space="preserve">Assessment Title: </w:t>
+          </w:r>
+          <w:r>
+            <w:rPr>
+              <w:b/>
+              <w:bCs/>
+              <w:sz w:val="48"/>
+              <w:szCs w:val="48"/>
+              <w:lang w:val="en-GB"/>
+            </w:rPr>
+            <w:t>Warehouse Inventory Management System</w:t>
+          </w:r>
+        </w:p>
+        <w:p>
+          <w:pPr>
+            <w:jc w:val="center"/>
+            <w:rPr>
+              <w:b/>
+              <w:bCs/>
+              <w:sz w:val="48"/>
+              <w:szCs w:val="48"/>
+              <w:lang w:val="en-GB"/>
+            </w:rPr>
+          </w:pPr>
+        </w:p>
+        <w:p>
+          <w:pPr>
+            <w:jc w:val="center"/>
+            <w:rPr>
+              <w:b/>
+              <w:bCs/>
+              <w:sz w:val="48"/>
+              <w:szCs w:val="48"/>
+              <w:lang w:val="en-GB"/>
+            </w:rPr>
+          </w:pPr>
+        </w:p>
+        <w:p>
+          <w:pPr>
+            <w:jc w:val="center"/>
+            <w:rPr>
+              <w:b/>
+              <w:bCs/>
+              <w:sz w:val="48"/>
+              <w:szCs w:val="48"/>
+              <w:lang w:val="en-GB"/>
+            </w:rPr>
+          </w:pPr>
+        </w:p>
+        <w:p>
+          <w:pPr>
+            <w:jc w:val="center"/>
+            <w:rPr>
+              <w:sz w:val="36"/>
+              <w:szCs w:val="36"/>
+              <w:lang w:val="en-US"/>
+            </w:rPr>
+          </w:pPr>
+          <w:r>
+            <w:rPr>
+              <w:sz w:val="36"/>
+              <w:szCs w:val="36"/>
+              <w:lang w:val="en-US"/>
+            </w:rPr>
+            <w:t>Module Name: SOFT20091 - Software Design and Implementation (SDI)</w:t>
+          </w:r>
+        </w:p>
+        <w:p>
+          <w:pPr>
+            <w:jc w:val="center"/>
+            <w:rPr>
+              <w:sz w:val="36"/>
+              <w:szCs w:val="36"/>
+              <w:lang w:val="en-US"/>
+            </w:rPr>
+          </w:pPr>
+        </w:p>
+        <w:p>
+          <w:pPr>
+            <w:jc w:val="center"/>
+            <w:rPr>
+              <w:sz w:val="36"/>
+              <w:szCs w:val="36"/>
+              <w:lang w:val="en-US"/>
+            </w:rPr>
+          </w:pPr>
+        </w:p>
+        <w:p>
+          <w:pPr>
+            <w:jc w:val="center"/>
+            <w:rPr>
+              <w:sz w:val="36"/>
+              <w:szCs w:val="36"/>
+              <w:lang w:val="en-US"/>
+            </w:rPr>
+          </w:pPr>
+        </w:p>
+        <w:p>
+          <w:pPr>
+            <w:jc w:val="center"/>
+            <w:rPr>
+              <w:sz w:val="36"/>
+              <w:szCs w:val="36"/>
+              <w:lang w:val="en-US"/>
+            </w:rPr>
+          </w:pPr>
+        </w:p>
+        <w:p>
+          <w:pPr>
+            <w:jc w:val="center"/>
+            <w:rPr>
+              <w:sz w:val="36"/>
+              <w:szCs w:val="36"/>
+              <w:lang w:val="en-US"/>
+            </w:rPr>
+          </w:pPr>
+        </w:p>
+        <w:p>
+          <w:pPr>
+            <w:jc w:val="center"/>
+            <w:rPr>
+              <w:lang w:val="en-US"/>
+            </w:rPr>
+          </w:pPr>
+          <w:r>
+            <w:rPr>
+              <w:lang w:val="en-US"/>
+            </w:rPr>
+            <w:t>Submitted by:</w:t>
+          </w:r>
+        </w:p>
+        <w:p>
+          <w:pPr>
+            <w:jc w:val="center"/>
+            <w:rPr>
+              <w:b/>
+              <w:bCs/>
+              <w:lang w:val="en-US"/>
+            </w:rPr>
+          </w:pPr>
+          <w:r>
+            <w:rPr>
+              <w:b/>
+              <w:bCs/>
+              <w:lang w:val="en-US"/>
+            </w:rPr>
+            <w:t>Lina Belaa T0464929</w:t>
+          </w:r>
+        </w:p>
+        <w:p>
+          <w:pPr>
+            <w:jc w:val="center"/>
+            <w:rPr>
+              <w:lang w:val="en-US"/>
+            </w:rPr>
+          </w:pPr>
+          <w:r>
+            <w:rPr>
+              <w:lang w:val="en-US"/>
+            </w:rPr>
+            <w:t>Date of Submission: xx April 202</w:t>
+          </w:r>
+          <w:r>
+            <w:rPr>
+              <w:lang w:val="en-US"/>
+            </w:rPr>
+            <w:t>6</w:t>
+          </w:r>
+        </w:p>
+        <w:p>
+          <w:pPr>
+            <w:rPr>
+              <w:lang w:val="en-US"/>
+            </w:rPr>
+          </w:pPr>
+        </w:p>
+        <w:p>
+          <w:pPr>
+            <w:rPr>
+              <w:lang w:val="en-US"/>
+            </w:rPr>
+          </w:pPr>
+        </w:p>
+        <w:p>
+          <w:pPr>
+            <w:rPr>
+              <w:lang w:val="en-US"/>
+            </w:rPr>
+          </w:pPr>
+        </w:p>
+        <w:p>
+          <w:pPr>
+            <w:rPr>
+              <w:lang w:val="en-US"/>
+            </w:rPr>
+          </w:pPr>
+        </w:p>
+        <w:p>
+          <w:pPr>
+            <w:rPr>
+              <w:lang w:val="en-US"/>
+            </w:rPr>
+          </w:pPr>
+        </w:p>
+        <w:p>
+          <w:pPr>
+            <w:rPr>
+              <w:lang w:val="en-US"/>
+            </w:rPr>
+          </w:pPr>
+        </w:p>
+        <w:p>
+          <w:pPr>
+            <w:rPr>
+              <w:lang w:val="en-US"/>
+            </w:rPr>
+          </w:pPr>
+        </w:p>
+        <w:p>
+          <w:pPr>
+            <w:rPr>
+              <w:lang w:val="en-US"/>
+            </w:rPr>
+          </w:pPr>
+        </w:p>
+        <w:p>
+          <w:pPr>
+            <w:rPr>
+              <w:lang w:val="en-US"/>
+            </w:rPr>
+          </w:pPr>
+        </w:p>
+        <w:p>
+          <w:pPr>
+            <w:rPr>
+              <w:lang w:val="en-GB"/>
+            </w:rPr>
+          </w:pPr>
+        </w:p>
+      </w:sdtContent>
+    </w:sdt>
     <w:sdt>
       <w:sdtPr>
         <w:rPr>
@@ -2401,6 +2775,7 @@
         <w:rPr>
           <w:lang w:val="en-GB"/>
         </w:rPr>
+        <w:lastRenderedPageBreak/>
         <w:t>Chapter 1: Introduction</w:t>
       </w:r>
       <w:bookmarkEnd w:id="0"/>
@@ -2553,7 +2928,6 @@
         </w:numPr>
       </w:pPr>
       <w:r>
-        <w:lastRenderedPageBreak/>
         <w:t>Implement order management with status tracking (Pending, InProgress, Completed).</w:t>
       </w:r>
     </w:p>
@@ -2714,6 +3088,7 @@
         </w:numPr>
       </w:pPr>
       <w:r>
+        <w:lastRenderedPageBreak/>
         <w:t>User authentication with role-based access (Manager, Employee).</w:t>
       </w:r>
     </w:p>
@@ -2855,21 +3230,7 @@
         <w:rPr>
           <w:lang w:val="en-GB"/>
         </w:rPr>
-        <w:t>Create, edit, view, and soft-delete orders with line items (</w:t>
-      </w:r>
-      <w:proofErr w:type="spellStart"/>
-      <w:r>
-        <w:rPr>
-          <w:lang w:val="en-GB"/>
-        </w:rPr>
-        <w:t>productId</w:t>
-      </w:r>
-      <w:proofErr w:type="spellEnd"/>
-      <w:r>
-        <w:rPr>
-          <w:lang w:val="en-GB"/>
-        </w:rPr>
-        <w:t>, quantity).</w:t>
+        <w:t>Create, edit, view, and soft-delete orders with line items (productId, quantity).</w:t>
       </w:r>
     </w:p>
     <w:p>
@@ -2905,16 +3266,7 @@
         </w:numPr>
       </w:pPr>
       <w:r>
-        <w:lastRenderedPageBreak/>
-        <w:t xml:space="preserve">Generate a </w:t>
-      </w:r>
-      <w:proofErr w:type="gramStart"/>
-      <w:r>
-        <w:t>completed</w:t>
-      </w:r>
-      <w:proofErr w:type="gramEnd"/>
-      <w:r>
-        <w:t xml:space="preserve"> orders report (export to CSV).</w:t>
+        <w:t>Generate a completed orders report (export to CSV).</w:t>
       </w:r>
     </w:p>
     <w:p>
@@ -3091,7 +3443,14 @@
               </w:rPr>
             </w:pPr>
             <w:r>
-              <w:t>No</w:t>
+              <w:rPr>
+                <w:rFonts w:cs="Segoe UI"/>
+                <w:b/>
+                <w:bCs/>
+                <w:sz w:val="21"/>
+                <w:szCs w:val="21"/>
+              </w:rPr>
+              <w:t>ID</w:t>
             </w:r>
           </w:p>
         </w:tc>
@@ -3106,11 +3465,16 @@
                 <w:lang w:val="en-GB"/>
               </w:rPr>
             </w:pPr>
-            <w:proofErr w:type="spellStart"/>
-            <w:r>
+            <w:r>
+              <w:rPr>
+                <w:rFonts w:cs="Segoe UI"/>
+                <w:b/>
+                <w:bCs/>
+                <w:sz w:val="21"/>
+                <w:szCs w:val="21"/>
+              </w:rPr>
               <w:t>Priority</w:t>
             </w:r>
-            <w:proofErr w:type="spellEnd"/>
           </w:p>
         </w:tc>
         <w:tc>
@@ -3124,11 +3488,16 @@
                 <w:lang w:val="en-GB"/>
               </w:rPr>
             </w:pPr>
-            <w:proofErr w:type="spellStart"/>
-            <w:r>
+            <w:r>
+              <w:rPr>
+                <w:rFonts w:cs="Segoe UI"/>
+                <w:b/>
+                <w:bCs/>
+                <w:sz w:val="21"/>
+                <w:szCs w:val="21"/>
+              </w:rPr>
               <w:t>Requirement</w:t>
             </w:r>
-            <w:proofErr w:type="spellEnd"/>
           </w:p>
         </w:tc>
         <w:tc>
@@ -3143,7 +3512,14 @@
               </w:rPr>
             </w:pPr>
             <w:r>
-              <w:t>Implications</w:t>
+              <w:rPr>
+                <w:rFonts w:cs="Segoe UI"/>
+                <w:b/>
+                <w:bCs/>
+                <w:sz w:val="21"/>
+                <w:szCs w:val="21"/>
+              </w:rPr>
+              <w:t>Implementation Impact</w:t>
             </w:r>
           </w:p>
         </w:tc>
@@ -3161,7 +3537,12 @@
               </w:rPr>
             </w:pPr>
             <w:r>
-              <w:t>1.1</w:t>
+              <w:rPr>
+                <w:rFonts w:cs="Segoe UI"/>
+                <w:sz w:val="21"/>
+                <w:szCs w:val="21"/>
+              </w:rPr>
+              <w:t>FR-1.1</w:t>
             </w:r>
           </w:p>
         </w:tc>
@@ -3177,6 +3558,11 @@
               </w:rPr>
             </w:pPr>
             <w:r>
+              <w:rPr>
+                <w:rFonts w:cs="Segoe UI"/>
+                <w:sz w:val="21"/>
+                <w:szCs w:val="21"/>
+              </w:rPr>
               <w:t>Must</w:t>
             </w:r>
           </w:p>
@@ -3194,23 +3580,12 @@
             </w:pPr>
             <w:r>
               <w:rPr>
-                <w:lang w:val="en-GB"/>
-              </w:rPr>
-              <w:t xml:space="preserve">The Manager </w:t>
-            </w:r>
-            <w:proofErr w:type="gramStart"/>
-            <w:r>
-              <w:rPr>
-                <w:lang w:val="en-GB"/>
-              </w:rPr>
-              <w:t>is able to</w:t>
-            </w:r>
-            <w:proofErr w:type="gramEnd"/>
-            <w:r>
-              <w:rPr>
-                <w:lang w:val="en-GB"/>
-              </w:rPr>
-              <w:t xml:space="preserve"> register and manage employee accounts.</w:t>
+                <w:rFonts w:cs="Segoe UI"/>
+                <w:sz w:val="21"/>
+                <w:szCs w:val="21"/>
+                <w:lang w:val="en-GB"/>
+              </w:rPr>
+              <w:t>The Manager can register and manage employee accounts.</w:t>
             </w:r>
           </w:p>
         </w:tc>
@@ -3227,9 +3602,12 @@
             </w:pPr>
             <w:r>
               <w:rPr>
-                <w:lang w:val="en-GB"/>
-              </w:rPr>
-              <w:t>A login interface is required for all users. Role-based access controls must restrict Employee access to management functions.</w:t>
+                <w:rFonts w:cs="Segoe UI"/>
+                <w:sz w:val="21"/>
+                <w:szCs w:val="21"/>
+                <w:lang w:val="en-GB"/>
+              </w:rPr>
+              <w:t>The system provides authenticated login and role-based access control so employee users cannot access manager-only functions.</w:t>
             </w:r>
           </w:p>
         </w:tc>
@@ -3247,7 +3625,13 @@
               </w:rPr>
             </w:pPr>
             <w:r>
-              <w:t>1.2</w:t>
+              <w:rPr>
+                <w:rFonts w:cs="Segoe UI"/>
+                <w:sz w:val="21"/>
+                <w:szCs w:val="21"/>
+              </w:rPr>
+              <w:lastRenderedPageBreak/>
+              <w:t>FR-1.2</w:t>
             </w:r>
           </w:p>
         </w:tc>
@@ -3263,6 +3647,11 @@
               </w:rPr>
             </w:pPr>
             <w:r>
+              <w:rPr>
+                <w:rFonts w:cs="Segoe UI"/>
+                <w:sz w:val="21"/>
+                <w:szCs w:val="21"/>
+              </w:rPr>
               <w:t>Must</w:t>
             </w:r>
           </w:p>
@@ -3280,23 +3669,12 @@
             </w:pPr>
             <w:r>
               <w:rPr>
-                <w:lang w:val="en-GB"/>
-              </w:rPr>
-              <w:t xml:space="preserve">The Employee </w:t>
-            </w:r>
-            <w:proofErr w:type="gramStart"/>
-            <w:r>
-              <w:rPr>
-                <w:lang w:val="en-GB"/>
-              </w:rPr>
-              <w:t>is able to</w:t>
-            </w:r>
-            <w:proofErr w:type="gramEnd"/>
-            <w:r>
-              <w:rPr>
-                <w:lang w:val="en-GB"/>
-              </w:rPr>
-              <w:t xml:space="preserve"> log into the system securely.</w:t>
+                <w:rFonts w:cs="Segoe UI"/>
+                <w:sz w:val="21"/>
+                <w:szCs w:val="21"/>
+                <w:lang w:val="en-GB"/>
+              </w:rPr>
+              <w:t>The Employee can log into the system securely.</w:t>
             </w:r>
           </w:p>
         </w:tc>
@@ -3313,9 +3691,12 @@
             </w:pPr>
             <w:r>
               <w:rPr>
-                <w:lang w:val="en-GB"/>
-              </w:rPr>
-              <w:t>Passwords must be hashed and never stored in plain text. Input must be validated and sanitised to prevent invalid entries.</w:t>
+                <w:rFonts w:cs="Segoe UI"/>
+                <w:sz w:val="21"/>
+                <w:szCs w:val="21"/>
+                <w:lang w:val="en-GB"/>
+              </w:rPr>
+              <w:t>The system hashes passwords before storage and validates all credential inputs before authentication.</w:t>
             </w:r>
           </w:p>
         </w:tc>
@@ -3333,7 +3714,12 @@
               </w:rPr>
             </w:pPr>
             <w:r>
-              <w:t>1.3</w:t>
+              <w:rPr>
+                <w:rFonts w:cs="Segoe UI"/>
+                <w:sz w:val="21"/>
+                <w:szCs w:val="21"/>
+              </w:rPr>
+              <w:t>FR-1.3</w:t>
             </w:r>
           </w:p>
         </w:tc>
@@ -3349,6 +3735,11 @@
               </w:rPr>
             </w:pPr>
             <w:r>
+              <w:rPr>
+                <w:rFonts w:cs="Segoe UI"/>
+                <w:sz w:val="21"/>
+                <w:szCs w:val="21"/>
+              </w:rPr>
               <w:t>Must</w:t>
             </w:r>
           </w:p>
@@ -3366,6 +3757,9 @@
             </w:pPr>
             <w:r>
               <w:rPr>
+                <w:rFonts w:cs="Segoe UI"/>
+                <w:sz w:val="21"/>
+                <w:szCs w:val="21"/>
                 <w:lang w:val="en-GB"/>
               </w:rPr>
               <w:t>The system distinguishes between Manager and Employee roles.</w:t>
@@ -3385,9 +3779,12 @@
             </w:pPr>
             <w:r>
               <w:rPr>
-                <w:lang w:val="en-GB"/>
-              </w:rPr>
-              <w:t>Role-based access control ensures separation of privileges.</w:t>
+                <w:rFonts w:cs="Segoe UI"/>
+                <w:sz w:val="21"/>
+                <w:szCs w:val="21"/>
+                <w:lang w:val="en-GB"/>
+              </w:rPr>
+              <w:t>The system routes users to role-specific menus and enforces separation of privileges.</w:t>
             </w:r>
           </w:p>
         </w:tc>
@@ -3405,7 +3802,12 @@
               </w:rPr>
             </w:pPr>
             <w:r>
-              <w:t>1.4</w:t>
+              <w:rPr>
+                <w:rFonts w:cs="Segoe UI"/>
+                <w:sz w:val="21"/>
+                <w:szCs w:val="21"/>
+              </w:rPr>
+              <w:t>FR-1.4</w:t>
             </w:r>
           </w:p>
         </w:tc>
@@ -3421,6 +3823,11 @@
               </w:rPr>
             </w:pPr>
             <w:r>
+              <w:rPr>
+                <w:rFonts w:cs="Segoe UI"/>
+                <w:sz w:val="21"/>
+                <w:szCs w:val="21"/>
+              </w:rPr>
               <w:t>Must</w:t>
             </w:r>
           </w:p>
@@ -3438,9 +3845,12 @@
             </w:pPr>
             <w:r>
               <w:rPr>
-                <w:lang w:val="en-GB"/>
-              </w:rPr>
-              <w:t>User credentials must be securely stored.</w:t>
+                <w:rFonts w:cs="Segoe UI"/>
+                <w:sz w:val="21"/>
+                <w:szCs w:val="21"/>
+                <w:lang w:val="en-GB"/>
+              </w:rPr>
+              <w:t>The system stores user credentials securely.</w:t>
             </w:r>
           </w:p>
         </w:tc>
@@ -3457,9 +3867,31 @@
             </w:pPr>
             <w:r>
               <w:rPr>
-                <w:lang w:val="en-GB"/>
-              </w:rPr>
-              <w:t>Employee data stored with encryption or secure file handling.</w:t>
+                <w:rFonts w:cs="Segoe UI"/>
+                <w:sz w:val="21"/>
+                <w:szCs w:val="21"/>
+                <w:lang w:val="en-GB"/>
+              </w:rPr>
+              <w:t>The system stores password hashes (not plain text) in </w:t>
+            </w:r>
+            <w:r>
+              <w:rPr>
+                <w:rStyle w:val="md-inline-path-filename"/>
+                <w:rFonts w:cs="Courier New"/>
+                <w:sz w:val="19"/>
+                <w:szCs w:val="19"/>
+                <w:lang w:val="en-GB"/>
+              </w:rPr>
+              <w:t>users.csv</w:t>
+            </w:r>
+            <w:r>
+              <w:rPr>
+                <w:rFonts w:cs="Segoe UI"/>
+                <w:sz w:val="21"/>
+                <w:szCs w:val="21"/>
+                <w:lang w:val="en-GB"/>
+              </w:rPr>
+              <w:t> and rejects invalid credential input.</w:t>
             </w:r>
           </w:p>
         </w:tc>
@@ -3477,7 +3909,12 @@
               </w:rPr>
             </w:pPr>
             <w:r>
-              <w:t>2.1</w:t>
+              <w:rPr>
+                <w:rFonts w:cs="Segoe UI"/>
+                <w:sz w:val="21"/>
+                <w:szCs w:val="21"/>
+              </w:rPr>
+              <w:t>FR-2.1</w:t>
             </w:r>
           </w:p>
         </w:tc>
@@ -3493,6 +3930,11 @@
               </w:rPr>
             </w:pPr>
             <w:r>
+              <w:rPr>
+                <w:rFonts w:cs="Segoe UI"/>
+                <w:sz w:val="21"/>
+                <w:szCs w:val="21"/>
+              </w:rPr>
               <w:t>Must</w:t>
             </w:r>
           </w:p>
@@ -3510,23 +3952,12 @@
             </w:pPr>
             <w:r>
               <w:rPr>
-                <w:lang w:val="en-GB"/>
-              </w:rPr>
-              <w:t xml:space="preserve">The Manager </w:t>
-            </w:r>
-            <w:proofErr w:type="gramStart"/>
-            <w:r>
-              <w:rPr>
-                <w:lang w:val="en-GB"/>
-              </w:rPr>
-              <w:t>is able to</w:t>
-            </w:r>
-            <w:proofErr w:type="gramEnd"/>
-            <w:r>
-              <w:rPr>
-                <w:lang w:val="en-GB"/>
-              </w:rPr>
-              <w:t xml:space="preserve"> add new products with details (name, ID, quantity, location, price).</w:t>
+                <w:rFonts w:cs="Segoe UI"/>
+                <w:sz w:val="21"/>
+                <w:szCs w:val="21"/>
+                <w:lang w:val="en-GB"/>
+              </w:rPr>
+              <w:t>The Manager can add new products with ID, name, quantity, aisle, shelf, and price.</w:t>
             </w:r>
           </w:p>
         </w:tc>
@@ -3543,44 +3974,12 @@
             </w:pPr>
             <w:r>
               <w:rPr>
-                <w:lang w:val="en-GB"/>
-              </w:rPr>
-              <w:t xml:space="preserve">Product interface required for adding items; validation ensures all fields are correct. </w:t>
-            </w:r>
-            <w:r>
-              <w:t xml:space="preserve">System </w:t>
-            </w:r>
-            <w:proofErr w:type="spellStart"/>
-            <w:r>
-              <w:t>needs</w:t>
-            </w:r>
-            <w:proofErr w:type="spellEnd"/>
-            <w:r>
-              <w:t xml:space="preserve"> to </w:t>
-            </w:r>
-            <w:proofErr w:type="spellStart"/>
-            <w:r>
-              <w:t>validate</w:t>
-            </w:r>
-            <w:proofErr w:type="spellEnd"/>
-            <w:r>
-              <w:t xml:space="preserve"> </w:t>
-            </w:r>
-            <w:proofErr w:type="spellStart"/>
-            <w:r>
-              <w:t>product</w:t>
-            </w:r>
-            <w:proofErr w:type="spellEnd"/>
-            <w:r>
-              <w:t xml:space="preserve"> ID </w:t>
-            </w:r>
-            <w:proofErr w:type="spellStart"/>
-            <w:r>
-              <w:t>uniqueness</w:t>
-            </w:r>
-            <w:proofErr w:type="spellEnd"/>
-            <w:r>
-              <w:t>.</w:t>
+                <w:rFonts w:cs="Segoe UI"/>
+                <w:sz w:val="21"/>
+                <w:szCs w:val="21"/>
+                <w:lang w:val="en-GB"/>
+              </w:rPr>
+              <w:t>The product creation workflow validates format, range, and uniqueness before persisting to CSV.</w:t>
             </w:r>
           </w:p>
         </w:tc>
@@ -3598,7 +3997,12 @@
               </w:rPr>
             </w:pPr>
             <w:r>
-              <w:t>2.2</w:t>
+              <w:rPr>
+                <w:rFonts w:cs="Segoe UI"/>
+                <w:sz w:val="21"/>
+                <w:szCs w:val="21"/>
+              </w:rPr>
+              <w:t>FR-2.2</w:t>
             </w:r>
           </w:p>
         </w:tc>
@@ -3614,6 +4018,11 @@
               </w:rPr>
             </w:pPr>
             <w:r>
+              <w:rPr>
+                <w:rFonts w:cs="Segoe UI"/>
+                <w:sz w:val="21"/>
+                <w:szCs w:val="21"/>
+              </w:rPr>
               <w:t>Must</w:t>
             </w:r>
           </w:p>
@@ -3631,23 +4040,12 @@
             </w:pPr>
             <w:r>
               <w:rPr>
-                <w:lang w:val="en-GB"/>
-              </w:rPr>
-              <w:t xml:space="preserve">The Manager </w:t>
-            </w:r>
-            <w:proofErr w:type="gramStart"/>
-            <w:r>
-              <w:rPr>
-                <w:lang w:val="en-GB"/>
-              </w:rPr>
-              <w:t>is able to</w:t>
-            </w:r>
-            <w:proofErr w:type="gramEnd"/>
-            <w:r>
-              <w:rPr>
-                <w:lang w:val="en-GB"/>
-              </w:rPr>
-              <w:t xml:space="preserve"> view all products.</w:t>
+                <w:rFonts w:cs="Segoe UI"/>
+                <w:sz w:val="21"/>
+                <w:szCs w:val="21"/>
+                <w:lang w:val="en-GB"/>
+              </w:rPr>
+              <w:t>The Manager can view all products.</w:t>
             </w:r>
           </w:p>
         </w:tc>
@@ -3664,9 +4062,12 @@
             </w:pPr>
             <w:r>
               <w:rPr>
-                <w:lang w:val="en-GB"/>
-              </w:rPr>
-              <w:t>Product list must be displayed clearly for review.</w:t>
+                <w:rFonts w:cs="Segoe UI"/>
+                <w:sz w:val="21"/>
+                <w:szCs w:val="21"/>
+                <w:lang w:val="en-GB"/>
+              </w:rPr>
+              <w:t>The system displays a formatted product table and excludes soft-deleted records from standard views.</w:t>
             </w:r>
           </w:p>
         </w:tc>
@@ -3684,7 +4085,12 @@
               </w:rPr>
             </w:pPr>
             <w:r>
-              <w:t>2.3</w:t>
+              <w:rPr>
+                <w:rFonts w:cs="Segoe UI"/>
+                <w:sz w:val="21"/>
+                <w:szCs w:val="21"/>
+              </w:rPr>
+              <w:t>FR-2.3</w:t>
             </w:r>
           </w:p>
         </w:tc>
@@ -3700,6 +4106,11 @@
               </w:rPr>
             </w:pPr>
             <w:r>
+              <w:rPr>
+                <w:rFonts w:cs="Segoe UI"/>
+                <w:sz w:val="21"/>
+                <w:szCs w:val="21"/>
+              </w:rPr>
               <w:t>Must</w:t>
             </w:r>
           </w:p>
@@ -3717,23 +4128,12 @@
             </w:pPr>
             <w:r>
               <w:rPr>
-                <w:lang w:val="en-GB"/>
-              </w:rPr>
-              <w:t xml:space="preserve">The Manager </w:t>
-            </w:r>
-            <w:proofErr w:type="gramStart"/>
-            <w:r>
-              <w:rPr>
-                <w:lang w:val="en-GB"/>
-              </w:rPr>
-              <w:t>is able to</w:t>
-            </w:r>
-            <w:proofErr w:type="gramEnd"/>
-            <w:r>
-              <w:rPr>
-                <w:lang w:val="en-GB"/>
-              </w:rPr>
-              <w:t xml:space="preserve"> edit existing product details.</w:t>
+                <w:rFonts w:cs="Segoe UI"/>
+                <w:sz w:val="21"/>
+                <w:szCs w:val="21"/>
+                <w:lang w:val="en-GB"/>
+              </w:rPr>
+              <w:t>The Manager can edit existing product details.</w:t>
             </w:r>
           </w:p>
         </w:tc>
@@ -3750,9 +4150,12 @@
             </w:pPr>
             <w:r>
               <w:rPr>
-                <w:lang w:val="en-GB"/>
-              </w:rPr>
-              <w:t>Changes to product data must update both memory and CSV/text files.</w:t>
+                <w:rFonts w:cs="Segoe UI"/>
+                <w:sz w:val="21"/>
+                <w:szCs w:val="21"/>
+                <w:lang w:val="en-GB"/>
+              </w:rPr>
+              <w:t>The system applies validated updates in memory and saves changes to CSV.</w:t>
             </w:r>
           </w:p>
         </w:tc>
@@ -3770,7 +4173,12 @@
               </w:rPr>
             </w:pPr>
             <w:r>
-              <w:t>2.4</w:t>
+              <w:rPr>
+                <w:rFonts w:cs="Segoe UI"/>
+                <w:sz w:val="21"/>
+                <w:szCs w:val="21"/>
+              </w:rPr>
+              <w:t>FR-2.4</w:t>
             </w:r>
           </w:p>
         </w:tc>
@@ -3786,6 +4194,11 @@
               </w:rPr>
             </w:pPr>
             <w:r>
+              <w:rPr>
+                <w:rFonts w:cs="Segoe UI"/>
+                <w:sz w:val="21"/>
+                <w:szCs w:val="21"/>
+              </w:rPr>
               <w:t>Must</w:t>
             </w:r>
           </w:p>
@@ -3803,16 +4216,12 @@
             </w:pPr>
             <w:r>
               <w:rPr>
-                <w:lang w:val="en-GB"/>
-              </w:rPr>
-              <w:t xml:space="preserve">Each product must have a unique ID, name, quantity, and </w:t>
-            </w:r>
-            <w:r>
-              <w:rPr>
-                <w:lang w:val="en-GB"/>
-              </w:rPr>
-              <w:lastRenderedPageBreak/>
-              <w:t>location (aisle and shelf).</w:t>
+                <w:rFonts w:cs="Segoe UI"/>
+                <w:sz w:val="21"/>
+                <w:szCs w:val="21"/>
+                <w:lang w:val="en-GB"/>
+              </w:rPr>
+              <w:t>Each product has a unique ID, valid name, non-negative quantity, and valid location fields.</w:t>
             </w:r>
           </w:p>
         </w:tc>
@@ -3828,48 +4237,13 @@
               </w:rPr>
             </w:pPr>
             <w:r>
-              <w:lastRenderedPageBreak/>
-              <w:t xml:space="preserve">Validation </w:t>
-            </w:r>
-            <w:proofErr w:type="spellStart"/>
-            <w:r>
-              <w:t>ensures</w:t>
-            </w:r>
-            <w:proofErr w:type="spellEnd"/>
-            <w:r>
-              <w:t xml:space="preserve"> </w:t>
-            </w:r>
-            <w:proofErr w:type="spellStart"/>
-            <w:r>
-              <w:t>product</w:t>
-            </w:r>
-            <w:proofErr w:type="spellEnd"/>
-            <w:r>
-              <w:t xml:space="preserve"> ID </w:t>
-            </w:r>
-            <w:proofErr w:type="spellStart"/>
-            <w:r>
-              <w:t>uniqueness</w:t>
-            </w:r>
-            <w:proofErr w:type="spellEnd"/>
-            <w:r>
-              <w:t xml:space="preserve"> and non-</w:t>
-            </w:r>
-            <w:proofErr w:type="spellStart"/>
-            <w:r>
-              <w:t>negative</w:t>
-            </w:r>
-            <w:proofErr w:type="spellEnd"/>
-            <w:r>
-              <w:t xml:space="preserve"> </w:t>
-            </w:r>
-            <w:proofErr w:type="spellStart"/>
-            <w:r>
-              <w:t>quantities</w:t>
-            </w:r>
-            <w:proofErr w:type="spellEnd"/>
-            <w:r>
-              <w:t>.</w:t>
+              <w:rPr>
+                <w:rFonts w:cs="Segoe UI"/>
+                <w:sz w:val="21"/>
+                <w:szCs w:val="21"/>
+                <w:lang w:val="en-GB"/>
+              </w:rPr>
+              <w:t>Validation rules enforce ID pattern/uniqueness, field constraints, and non-negative numeric values.</w:t>
             </w:r>
           </w:p>
         </w:tc>
@@ -3887,7 +4261,12 @@
               </w:rPr>
             </w:pPr>
             <w:r>
-              <w:t>2.5</w:t>
+              <w:rPr>
+                <w:rFonts w:cs="Segoe UI"/>
+                <w:sz w:val="21"/>
+                <w:szCs w:val="21"/>
+              </w:rPr>
+              <w:t>FR-2.5</w:t>
             </w:r>
           </w:p>
         </w:tc>
@@ -3903,6 +4282,11 @@
               </w:rPr>
             </w:pPr>
             <w:r>
+              <w:rPr>
+                <w:rFonts w:cs="Segoe UI"/>
+                <w:sz w:val="21"/>
+                <w:szCs w:val="21"/>
+              </w:rPr>
               <w:t>Must</w:t>
             </w:r>
           </w:p>
@@ -3920,9 +4304,12 @@
             </w:pPr>
             <w:r>
               <w:rPr>
-                <w:lang w:val="en-GB"/>
-              </w:rPr>
-              <w:t>The system must track real-time stock levels and prevent negative quantities.</w:t>
+                <w:rFonts w:cs="Segoe UI"/>
+                <w:sz w:val="21"/>
+                <w:szCs w:val="21"/>
+                <w:lang w:val="en-GB"/>
+              </w:rPr>
+              <w:t>The system tracks stock levels and prevents negative quantities.</w:t>
             </w:r>
           </w:p>
         </w:tc>
@@ -3939,9 +4326,12 @@
             </w:pPr>
             <w:r>
               <w:rPr>
-                <w:lang w:val="en-GB"/>
-              </w:rPr>
-              <w:t>Inventory updates must occur after order completion; quantity cannot go below zero.</w:t>
+                <w:rFonts w:cs="Segoe UI"/>
+                <w:sz w:val="21"/>
+                <w:szCs w:val="21"/>
+                <w:lang w:val="en-GB"/>
+              </w:rPr>
+              <w:t>Stock is deducted only on successful order completion, and completion is blocked when stock is insufficient.</w:t>
             </w:r>
           </w:p>
         </w:tc>
@@ -3955,11 +4345,18 @@
           <w:p>
             <w:pPr>
               <w:rPr>
-                <w:lang w:val="en-GB"/>
-              </w:rPr>
-            </w:pPr>
-            <w:r>
-              <w:t>3.1</w:t>
+                <w:rFonts w:cs="Segoe UI"/>
+                <w:sz w:val="21"/>
+                <w:szCs w:val="21"/>
+              </w:rPr>
+            </w:pPr>
+            <w:r>
+              <w:rPr>
+                <w:rFonts w:cs="Segoe UI"/>
+                <w:sz w:val="21"/>
+                <w:szCs w:val="21"/>
+              </w:rPr>
+              <w:t>FR-2.6</w:t>
             </w:r>
           </w:p>
         </w:tc>
@@ -3971,10 +4368,17 @@
           <w:p>
             <w:pPr>
               <w:rPr>
-                <w:lang w:val="en-GB"/>
-              </w:rPr>
-            </w:pPr>
-            <w:r>
+                <w:rFonts w:cs="Segoe UI"/>
+                <w:sz w:val="21"/>
+                <w:szCs w:val="21"/>
+              </w:rPr>
+            </w:pPr>
+            <w:r>
+              <w:rPr>
+                <w:rFonts w:cs="Segoe UI"/>
+                <w:sz w:val="21"/>
+                <w:szCs w:val="21"/>
+              </w:rPr>
               <w:t>Must</w:t>
             </w:r>
           </w:p>
@@ -3987,28 +4391,20 @@
           <w:p>
             <w:pPr>
               <w:rPr>
-                <w:lang w:val="en-GB"/>
-              </w:rPr>
-            </w:pPr>
-            <w:r>
-              <w:rPr>
-                <w:lang w:val="en-GB"/>
-              </w:rPr>
-              <w:t xml:space="preserve">The Manager </w:t>
-            </w:r>
-            <w:proofErr w:type="gramStart"/>
-            <w:r>
-              <w:rPr>
-                <w:lang w:val="en-GB"/>
-              </w:rPr>
-              <w:t>is able to</w:t>
-            </w:r>
-            <w:proofErr w:type="gramEnd"/>
-            <w:r>
-              <w:rPr>
-                <w:lang w:val="en-GB"/>
-              </w:rPr>
-              <w:t xml:space="preserve"> add new employees (name, employee ID).</w:t>
+                <w:rFonts w:cs="Segoe UI"/>
+                <w:sz w:val="21"/>
+                <w:szCs w:val="21"/>
+                <w:lang w:val="en-GB"/>
+              </w:rPr>
+            </w:pPr>
+            <w:r>
+              <w:rPr>
+                <w:rFonts w:cs="Segoe UI"/>
+                <w:sz w:val="21"/>
+                <w:szCs w:val="21"/>
+                <w:lang w:val="en-GB"/>
+              </w:rPr>
+              <w:t>The Manager can soft-delete products.</w:t>
             </w:r>
           </w:p>
         </w:tc>
@@ -4020,30 +4416,77 @@
           <w:p>
             <w:pPr>
               <w:rPr>
-                <w:lang w:val="en-GB"/>
-              </w:rPr>
-            </w:pPr>
-            <w:r>
-              <w:rPr>
-                <w:lang w:val="en-GB"/>
-              </w:rPr>
-              <w:t xml:space="preserve">Employee registration interface required; data saved persistently. </w:t>
-            </w:r>
-            <w:proofErr w:type="spellStart"/>
-            <w:r>
-              <w:t>Employee</w:t>
-            </w:r>
-            <w:proofErr w:type="spellEnd"/>
-            <w:r>
-              <w:t xml:space="preserve"> IDs must </w:t>
-            </w:r>
-            <w:proofErr w:type="spellStart"/>
-            <w:r>
-              <w:t>be</w:t>
-            </w:r>
-            <w:proofErr w:type="spellEnd"/>
-            <w:r>
-              <w:t xml:space="preserve"> unique.</w:t>
+                <w:rFonts w:cs="Segoe UI"/>
+                <w:sz w:val="21"/>
+                <w:szCs w:val="21"/>
+                <w:lang w:val="en-GB"/>
+              </w:rPr>
+            </w:pPr>
+            <w:r>
+              <w:rPr>
+                <w:rFonts w:cs="Segoe UI"/>
+                <w:sz w:val="21"/>
+                <w:szCs w:val="21"/>
+                <w:lang w:val="en-GB"/>
+              </w:rPr>
+              <w:t>The system marks </w:t>
+            </w:r>
+            <w:r>
+              <w:rPr>
+                <w:rStyle w:val="HTMLCode"/>
+                <w:rFonts w:asciiTheme="minorHAnsi" w:eastAsiaTheme="majorEastAsia" w:hAnsiTheme="minorHAnsi"/>
+                <w:sz w:val="19"/>
+                <w:szCs w:val="19"/>
+                <w:lang w:val="en-GB"/>
+              </w:rPr>
+              <w:t>isDeleted = 1</w:t>
+            </w:r>
+            <w:r>
+              <w:rPr>
+                <w:rFonts w:cs="Segoe UI"/>
+                <w:sz w:val="21"/>
+                <w:szCs w:val="21"/>
+                <w:lang w:val="en-GB"/>
+              </w:rPr>
+              <w:t> instead of removing records, blocks deletion if a product is referenced by active (</w:t>
+            </w:r>
+            <w:r>
+              <w:rPr>
+                <w:rStyle w:val="HTMLCode"/>
+                <w:rFonts w:asciiTheme="minorHAnsi" w:eastAsiaTheme="majorEastAsia" w:hAnsiTheme="minorHAnsi"/>
+                <w:sz w:val="19"/>
+                <w:szCs w:val="19"/>
+                <w:lang w:val="en-GB"/>
+              </w:rPr>
+              <w:t>Pending</w:t>
+            </w:r>
+            <w:r>
+              <w:rPr>
+                <w:rFonts w:cs="Segoe UI"/>
+                <w:sz w:val="21"/>
+                <w:szCs w:val="21"/>
+                <w:lang w:val="en-GB"/>
+              </w:rPr>
+              <w:t>/</w:t>
+            </w:r>
+            <w:r>
+              <w:rPr>
+                <w:rStyle w:val="HTMLCode"/>
+                <w:rFonts w:asciiTheme="minorHAnsi" w:eastAsiaTheme="majorEastAsia" w:hAnsiTheme="minorHAnsi"/>
+                <w:sz w:val="19"/>
+                <w:szCs w:val="19"/>
+                <w:lang w:val="en-GB"/>
+              </w:rPr>
+              <w:t>InProgress</w:t>
+            </w:r>
+            <w:r>
+              <w:rPr>
+                <w:rFonts w:cs="Segoe UI"/>
+                <w:sz w:val="21"/>
+                <w:szCs w:val="21"/>
+                <w:lang w:val="en-GB"/>
+              </w:rPr>
+              <w:t>) orders, and hides deleted products from standard views and searches.</w:t>
             </w:r>
           </w:p>
         </w:tc>
@@ -4061,7 +4504,12 @@
               </w:rPr>
             </w:pPr>
             <w:r>
-              <w:t>3.2</w:t>
+              <w:rPr>
+                <w:rFonts w:cs="Segoe UI"/>
+                <w:sz w:val="21"/>
+                <w:szCs w:val="21"/>
+              </w:rPr>
+              <w:t>FR-3.1</w:t>
             </w:r>
           </w:p>
         </w:tc>
@@ -4077,6 +4525,11 @@
               </w:rPr>
             </w:pPr>
             <w:r>
+              <w:rPr>
+                <w:rFonts w:cs="Segoe UI"/>
+                <w:sz w:val="21"/>
+                <w:szCs w:val="21"/>
+              </w:rPr>
               <w:t>Must</w:t>
             </w:r>
           </w:p>
@@ -4094,23 +4547,12 @@
             </w:pPr>
             <w:r>
               <w:rPr>
-                <w:lang w:val="en-GB"/>
-              </w:rPr>
-              <w:t xml:space="preserve">The Manager </w:t>
-            </w:r>
-            <w:proofErr w:type="gramStart"/>
-            <w:r>
-              <w:rPr>
-                <w:lang w:val="en-GB"/>
-              </w:rPr>
-              <w:t>is able to</w:t>
-            </w:r>
-            <w:proofErr w:type="gramEnd"/>
-            <w:r>
-              <w:rPr>
-                <w:lang w:val="en-GB"/>
-              </w:rPr>
-              <w:t xml:space="preserve"> view all employees.</w:t>
+                <w:rFonts w:cs="Segoe UI"/>
+                <w:sz w:val="21"/>
+                <w:szCs w:val="21"/>
+                <w:lang w:val="en-GB"/>
+              </w:rPr>
+              <w:t>The Manager can add new employees with name and employee ID.</w:t>
             </w:r>
           </w:p>
         </w:tc>
@@ -4127,9 +4569,12 @@
             </w:pPr>
             <w:r>
               <w:rPr>
-                <w:lang w:val="en-GB"/>
-              </w:rPr>
-              <w:t>Employee list must display clearly; role distinction must be visible.</w:t>
+                <w:rFonts w:cs="Segoe UI"/>
+                <w:sz w:val="21"/>
+                <w:szCs w:val="21"/>
+                <w:lang w:val="en-GB"/>
+              </w:rPr>
+              <w:t>The employee workflow validates ID/name and persists records to CSV.</w:t>
             </w:r>
           </w:p>
         </w:tc>
@@ -4147,7 +4592,12 @@
               </w:rPr>
             </w:pPr>
             <w:r>
-              <w:t>3.3</w:t>
+              <w:rPr>
+                <w:rFonts w:cs="Segoe UI"/>
+                <w:sz w:val="21"/>
+                <w:szCs w:val="21"/>
+              </w:rPr>
+              <w:t>FR-3.2</w:t>
             </w:r>
           </w:p>
         </w:tc>
@@ -4163,6 +4613,11 @@
               </w:rPr>
             </w:pPr>
             <w:r>
+              <w:rPr>
+                <w:rFonts w:cs="Segoe UI"/>
+                <w:sz w:val="21"/>
+                <w:szCs w:val="21"/>
+              </w:rPr>
               <w:t>Must</w:t>
             </w:r>
           </w:p>
@@ -4180,23 +4635,12 @@
             </w:pPr>
             <w:r>
               <w:rPr>
-                <w:lang w:val="en-GB"/>
-              </w:rPr>
-              <w:t xml:space="preserve">The Manager </w:t>
-            </w:r>
-            <w:proofErr w:type="gramStart"/>
-            <w:r>
-              <w:rPr>
-                <w:lang w:val="en-GB"/>
-              </w:rPr>
-              <w:t>is able to</w:t>
-            </w:r>
-            <w:proofErr w:type="gramEnd"/>
-            <w:r>
-              <w:rPr>
-                <w:lang w:val="en-GB"/>
-              </w:rPr>
-              <w:t xml:space="preserve"> edit employee details.</w:t>
+                <w:rFonts w:cs="Segoe UI"/>
+                <w:sz w:val="21"/>
+                <w:szCs w:val="21"/>
+                <w:lang w:val="en-GB"/>
+              </w:rPr>
+              <w:t>The Manager can view all employees.</w:t>
             </w:r>
           </w:p>
         </w:tc>
@@ -4213,9 +4657,12 @@
             </w:pPr>
             <w:r>
               <w:rPr>
-                <w:lang w:val="en-GB"/>
-              </w:rPr>
-              <w:t>Changes saved to files; role-based access maintained.</w:t>
+                <w:rFonts w:cs="Segoe UI"/>
+                <w:sz w:val="21"/>
+                <w:szCs w:val="21"/>
+                <w:lang w:val="en-GB"/>
+              </w:rPr>
+              <w:t>The system displays employee records with role visibility and excludes soft-deleted employees from standard views.</w:t>
             </w:r>
           </w:p>
         </w:tc>
@@ -4233,7 +4680,12 @@
               </w:rPr>
             </w:pPr>
             <w:r>
-              <w:t>4.1</w:t>
+              <w:rPr>
+                <w:rFonts w:cs="Segoe UI"/>
+                <w:sz w:val="21"/>
+                <w:szCs w:val="21"/>
+              </w:rPr>
+              <w:t>FR-3.3</w:t>
             </w:r>
           </w:p>
         </w:tc>
@@ -4249,6 +4701,11 @@
               </w:rPr>
             </w:pPr>
             <w:r>
+              <w:rPr>
+                <w:rFonts w:cs="Segoe UI"/>
+                <w:sz w:val="21"/>
+                <w:szCs w:val="21"/>
+              </w:rPr>
               <w:t>Must</w:t>
             </w:r>
           </w:p>
@@ -4266,23 +4723,12 @@
             </w:pPr>
             <w:r>
               <w:rPr>
-                <w:lang w:val="en-GB"/>
-              </w:rPr>
-              <w:t xml:space="preserve">The Manager </w:t>
-            </w:r>
-            <w:proofErr w:type="gramStart"/>
-            <w:r>
-              <w:rPr>
-                <w:lang w:val="en-GB"/>
-              </w:rPr>
-              <w:t>is able to</w:t>
-            </w:r>
-            <w:proofErr w:type="gramEnd"/>
-            <w:r>
-              <w:rPr>
-                <w:lang w:val="en-GB"/>
-              </w:rPr>
-              <w:t xml:space="preserve"> create new customer orders (order number, items list).</w:t>
+                <w:rFonts w:cs="Segoe UI"/>
+                <w:sz w:val="21"/>
+                <w:szCs w:val="21"/>
+                <w:lang w:val="en-GB"/>
+              </w:rPr>
+              <w:t>The Manager can edit employee details.</w:t>
             </w:r>
           </w:p>
         </w:tc>
@@ -4299,60 +4745,12 @@
             </w:pPr>
             <w:r>
               <w:rPr>
-                <w:lang w:val="en-GB"/>
-              </w:rPr>
-              <w:t xml:space="preserve">Order-item relationships managed in memory and files, order IDs unique. </w:t>
-            </w:r>
-            <w:r>
-              <w:t xml:space="preserve">System must </w:t>
-            </w:r>
-            <w:proofErr w:type="spellStart"/>
-            <w:r>
-              <w:t>validate</w:t>
-            </w:r>
-            <w:proofErr w:type="spellEnd"/>
-            <w:r>
-              <w:t xml:space="preserve"> </w:t>
-            </w:r>
-            <w:proofErr w:type="spellStart"/>
-            <w:r>
-              <w:t>inventory</w:t>
-            </w:r>
-            <w:proofErr w:type="spellEnd"/>
-            <w:r>
-              <w:t xml:space="preserve"> </w:t>
-            </w:r>
-            <w:proofErr w:type="spellStart"/>
-            <w:r>
-              <w:t>availability</w:t>
-            </w:r>
-            <w:proofErr w:type="spellEnd"/>
-            <w:r>
-              <w:t xml:space="preserve"> </w:t>
-            </w:r>
-            <w:proofErr w:type="spellStart"/>
-            <w:r>
-              <w:t>before</w:t>
-            </w:r>
-            <w:proofErr w:type="spellEnd"/>
-            <w:r>
-              <w:t xml:space="preserve"> </w:t>
-            </w:r>
-            <w:proofErr w:type="spellStart"/>
-            <w:r>
-              <w:t>order</w:t>
-            </w:r>
-            <w:proofErr w:type="spellEnd"/>
-            <w:r>
-              <w:t xml:space="preserve"> </w:t>
-            </w:r>
-            <w:proofErr w:type="spellStart"/>
-            <w:r>
-              <w:t>creation</w:t>
-            </w:r>
-            <w:proofErr w:type="spellEnd"/>
-            <w:r>
-              <w:t>.</w:t>
+                <w:rFonts w:cs="Segoe UI"/>
+                <w:sz w:val="21"/>
+                <w:szCs w:val="21"/>
+                <w:lang w:val="en-GB"/>
+              </w:rPr>
+              <w:t>The system validates edits and persists updated employee data to CSV.</w:t>
             </w:r>
           </w:p>
         </w:tc>
@@ -4366,11 +4764,18 @@
           <w:p>
             <w:pPr>
               <w:rPr>
-                <w:lang w:val="en-GB"/>
-              </w:rPr>
-            </w:pPr>
-            <w:r>
-              <w:t>4.2</w:t>
+                <w:rFonts w:cs="Segoe UI"/>
+                <w:sz w:val="21"/>
+                <w:szCs w:val="21"/>
+              </w:rPr>
+            </w:pPr>
+            <w:r>
+              <w:rPr>
+                <w:rFonts w:cs="Segoe UI"/>
+                <w:sz w:val="21"/>
+                <w:szCs w:val="21"/>
+              </w:rPr>
+              <w:t>FR-3.4</w:t>
             </w:r>
           </w:p>
         </w:tc>
@@ -4382,10 +4787,17 @@
           <w:p>
             <w:pPr>
               <w:rPr>
-                <w:lang w:val="en-GB"/>
-              </w:rPr>
-            </w:pPr>
-            <w:r>
+                <w:rFonts w:cs="Segoe UI"/>
+                <w:sz w:val="21"/>
+                <w:szCs w:val="21"/>
+              </w:rPr>
+            </w:pPr>
+            <w:r>
+              <w:rPr>
+                <w:rFonts w:cs="Segoe UI"/>
+                <w:sz w:val="21"/>
+                <w:szCs w:val="21"/>
+              </w:rPr>
               <w:t>Must</w:t>
             </w:r>
           </w:p>
@@ -4398,28 +4810,20 @@
           <w:p>
             <w:pPr>
               <w:rPr>
-                <w:lang w:val="en-GB"/>
-              </w:rPr>
-            </w:pPr>
-            <w:r>
-              <w:rPr>
-                <w:lang w:val="en-GB"/>
-              </w:rPr>
-              <w:t xml:space="preserve">The Manager </w:t>
-            </w:r>
-            <w:proofErr w:type="gramStart"/>
-            <w:r>
-              <w:rPr>
-                <w:lang w:val="en-GB"/>
-              </w:rPr>
-              <w:t>is able to</w:t>
-            </w:r>
-            <w:proofErr w:type="gramEnd"/>
-            <w:r>
-              <w:rPr>
-                <w:lang w:val="en-GB"/>
-              </w:rPr>
-              <w:t xml:space="preserve"> edit existing orders.</w:t>
+                <w:rFonts w:cs="Segoe UI"/>
+                <w:sz w:val="21"/>
+                <w:szCs w:val="21"/>
+                <w:lang w:val="en-GB"/>
+              </w:rPr>
+            </w:pPr>
+            <w:r>
+              <w:rPr>
+                <w:rFonts w:cs="Segoe UI"/>
+                <w:sz w:val="21"/>
+                <w:szCs w:val="21"/>
+                <w:lang w:val="en-GB"/>
+              </w:rPr>
+              <w:t>The Manager can soft-delete employees.</w:t>
             </w:r>
           </w:p>
         </w:tc>
@@ -4431,14 +4835,58 @@
           <w:p>
             <w:pPr>
               <w:rPr>
-                <w:lang w:val="en-GB"/>
-              </w:rPr>
-            </w:pPr>
-            <w:r>
-              <w:rPr>
-                <w:lang w:val="en-GB"/>
-              </w:rPr>
-              <w:t>Editing updates order details in memory and files; inventory availability validated.</w:t>
+                <w:rFonts w:cs="Segoe UI"/>
+                <w:sz w:val="21"/>
+                <w:szCs w:val="21"/>
+                <w:lang w:val="en-GB"/>
+              </w:rPr>
+            </w:pPr>
+            <w:r>
+              <w:rPr>
+                <w:rFonts w:cs="Segoe UI"/>
+                <w:sz w:val="21"/>
+                <w:szCs w:val="21"/>
+                <w:lang w:val="en-GB"/>
+              </w:rPr>
+              <w:t>The system marks </w:t>
+            </w:r>
+            <w:r>
+              <w:rPr>
+                <w:rStyle w:val="HTMLCode"/>
+                <w:rFonts w:asciiTheme="minorHAnsi" w:eastAsiaTheme="majorEastAsia" w:hAnsiTheme="minorHAnsi"/>
+                <w:sz w:val="19"/>
+                <w:szCs w:val="19"/>
+                <w:lang w:val="en-GB"/>
+              </w:rPr>
+              <w:t>isDeleted = 1</w:t>
+            </w:r>
+            <w:r>
+              <w:rPr>
+                <w:rFonts w:cs="Segoe UI"/>
+                <w:sz w:val="21"/>
+                <w:szCs w:val="21"/>
+                <w:lang w:val="en-GB"/>
+              </w:rPr>
+              <w:t>, blocks deletion if the employee has any assigned </w:t>
+            </w:r>
+            <w:r>
+              <w:rPr>
+                <w:rStyle w:val="HTMLCode"/>
+                <w:rFonts w:asciiTheme="minorHAnsi" w:eastAsiaTheme="majorEastAsia" w:hAnsiTheme="minorHAnsi"/>
+                <w:sz w:val="19"/>
+                <w:szCs w:val="19"/>
+                <w:lang w:val="en-GB"/>
+              </w:rPr>
+              <w:t>InProgress</w:t>
+            </w:r>
+            <w:r>
+              <w:rPr>
+                <w:rFonts w:cs="Segoe UI"/>
+                <w:sz w:val="21"/>
+                <w:szCs w:val="21"/>
+                <w:lang w:val="en-GB"/>
+              </w:rPr>
+              <w:t> order, and excludes deleted employees from standard views and assignment selection.</w:t>
             </w:r>
           </w:p>
         </w:tc>
@@ -4456,7 +4904,12 @@
               </w:rPr>
             </w:pPr>
             <w:r>
-              <w:t>4.3</w:t>
+              <w:rPr>
+                <w:rFonts w:cs="Segoe UI"/>
+                <w:sz w:val="21"/>
+                <w:szCs w:val="21"/>
+              </w:rPr>
+              <w:t>FR-4.1</w:t>
             </w:r>
           </w:p>
         </w:tc>
@@ -4472,6 +4925,11 @@
               </w:rPr>
             </w:pPr>
             <w:r>
+              <w:rPr>
+                <w:rFonts w:cs="Segoe UI"/>
+                <w:sz w:val="21"/>
+                <w:szCs w:val="21"/>
+              </w:rPr>
               <w:t>Must</w:t>
             </w:r>
           </w:p>
@@ -4489,23 +4947,12 @@
             </w:pPr>
             <w:r>
               <w:rPr>
-                <w:lang w:val="en-GB"/>
-              </w:rPr>
-              <w:t xml:space="preserve">The Manager </w:t>
-            </w:r>
-            <w:proofErr w:type="gramStart"/>
-            <w:r>
-              <w:rPr>
-                <w:lang w:val="en-GB"/>
-              </w:rPr>
-              <w:t>is able to</w:t>
-            </w:r>
-            <w:proofErr w:type="gramEnd"/>
-            <w:r>
-              <w:rPr>
-                <w:lang w:val="en-GB"/>
-              </w:rPr>
-              <w:t xml:space="preserve"> assign orders to employees.</w:t>
+                <w:rFonts w:cs="Segoe UI"/>
+                <w:sz w:val="21"/>
+                <w:szCs w:val="21"/>
+                <w:lang w:val="en-GB"/>
+              </w:rPr>
+              <w:t>The Manager can create customer orders with unique order ID and item list.</w:t>
             </w:r>
           </w:p>
         </w:tc>
@@ -4522,9 +4969,12 @@
             </w:pPr>
             <w:r>
               <w:rPr>
-                <w:lang w:val="en-GB"/>
-              </w:rPr>
-              <w:t>Assigned orders saved persistently with linked employee IDs.</w:t>
+                <w:rFonts w:cs="Segoe UI"/>
+                <w:sz w:val="21"/>
+                <w:szCs w:val="21"/>
+                <w:lang w:val="en-GB"/>
+              </w:rPr>
+              <w:t>The system validates order ID uniqueness, validates item inputs, and checks stock before creation.</w:t>
             </w:r>
           </w:p>
         </w:tc>
@@ -4542,7 +4992,12 @@
               </w:rPr>
             </w:pPr>
             <w:r>
-              <w:t>4.4</w:t>
+              <w:rPr>
+                <w:rFonts w:cs="Segoe UI"/>
+                <w:sz w:val="21"/>
+                <w:szCs w:val="21"/>
+              </w:rPr>
+              <w:t>FR-4.2</w:t>
             </w:r>
           </w:p>
         </w:tc>
@@ -4558,6 +5013,11 @@
               </w:rPr>
             </w:pPr>
             <w:r>
+              <w:rPr>
+                <w:rFonts w:cs="Segoe UI"/>
+                <w:sz w:val="21"/>
+                <w:szCs w:val="21"/>
+              </w:rPr>
               <w:t>Must</w:t>
             </w:r>
           </w:p>
@@ -4575,9 +5035,12 @@
             </w:pPr>
             <w:r>
               <w:rPr>
-                <w:lang w:val="en-GB"/>
-              </w:rPr>
-              <w:t>The system must track order status and ensure order IDs are unique.</w:t>
+                <w:rFonts w:cs="Segoe UI"/>
+                <w:sz w:val="21"/>
+                <w:szCs w:val="21"/>
+                <w:lang w:val="en-GB"/>
+              </w:rPr>
+              <w:t>The Manager can edit existing orders.</w:t>
             </w:r>
           </w:p>
         </w:tc>
@@ -4594,9 +5057,12 @@
             </w:pPr>
             <w:r>
               <w:rPr>
-                <w:lang w:val="en-GB"/>
-              </w:rPr>
-              <w:t>Status transitions (Pending, In Progress, Completed) clearly defined.</w:t>
+                <w:rFonts w:cs="Segoe UI"/>
+                <w:sz w:val="21"/>
+                <w:szCs w:val="21"/>
+                <w:lang w:val="en-GB"/>
+              </w:rPr>
+              <w:t>The system revalidates edited order items and reverts changes if validation fails (e.g., insufficient stock).</w:t>
             </w:r>
           </w:p>
         </w:tc>
@@ -4614,7 +5080,12 @@
               </w:rPr>
             </w:pPr>
             <w:r>
-              <w:t>5.1</w:t>
+              <w:rPr>
+                <w:rFonts w:cs="Segoe UI"/>
+                <w:sz w:val="21"/>
+                <w:szCs w:val="21"/>
+              </w:rPr>
+              <w:t>FR-4.3</w:t>
             </w:r>
           </w:p>
         </w:tc>
@@ -4630,6 +5101,11 @@
               </w:rPr>
             </w:pPr>
             <w:r>
+              <w:rPr>
+                <w:rFonts w:cs="Segoe UI"/>
+                <w:sz w:val="21"/>
+                <w:szCs w:val="21"/>
+              </w:rPr>
               <w:t>Must</w:t>
             </w:r>
           </w:p>
@@ -4647,23 +5123,12 @@
             </w:pPr>
             <w:r>
               <w:rPr>
-                <w:lang w:val="en-GB"/>
-              </w:rPr>
-              <w:t xml:space="preserve">The Employee </w:t>
-            </w:r>
-            <w:proofErr w:type="gramStart"/>
-            <w:r>
-              <w:rPr>
-                <w:lang w:val="en-GB"/>
-              </w:rPr>
-              <w:t>is able to</w:t>
-            </w:r>
-            <w:proofErr w:type="gramEnd"/>
-            <w:r>
-              <w:rPr>
-                <w:lang w:val="en-GB"/>
-              </w:rPr>
-              <w:t xml:space="preserve"> view assigned orders.</w:t>
+                <w:rFonts w:cs="Segoe UI"/>
+                <w:sz w:val="21"/>
+                <w:szCs w:val="21"/>
+                <w:lang w:val="en-GB"/>
+              </w:rPr>
+              <w:t>The Manager can assign orders to employees.</w:t>
             </w:r>
           </w:p>
         </w:tc>
@@ -4680,9 +5145,31 @@
             </w:pPr>
             <w:r>
               <w:rPr>
-                <w:lang w:val="en-GB"/>
-              </w:rPr>
-              <w:t>Employee interface displays only assigned orders.</w:t>
+                <w:rFonts w:cs="Segoe UI"/>
+                <w:sz w:val="21"/>
+                <w:szCs w:val="21"/>
+                <w:lang w:val="en-GB"/>
+              </w:rPr>
+              <w:t>The system validates both order and employee IDs, records assignment, and sets status to </w:t>
+            </w:r>
+            <w:r>
+              <w:rPr>
+                <w:rStyle w:val="HTMLCode"/>
+                <w:rFonts w:asciiTheme="minorHAnsi" w:eastAsiaTheme="majorEastAsia" w:hAnsiTheme="minorHAnsi"/>
+                <w:sz w:val="19"/>
+                <w:szCs w:val="19"/>
+                <w:lang w:val="en-GB"/>
+              </w:rPr>
+              <w:t>InProgress</w:t>
+            </w:r>
+            <w:r>
+              <w:rPr>
+                <w:rFonts w:cs="Segoe UI"/>
+                <w:sz w:val="21"/>
+                <w:szCs w:val="21"/>
+                <w:lang w:val="en-GB"/>
+              </w:rPr>
+              <w:t>.</w:t>
             </w:r>
           </w:p>
         </w:tc>
@@ -4700,7 +5187,13 @@
               </w:rPr>
             </w:pPr>
             <w:r>
-              <w:t>5.2</w:t>
+              <w:rPr>
+                <w:rFonts w:cs="Segoe UI"/>
+                <w:sz w:val="21"/>
+                <w:szCs w:val="21"/>
+              </w:rPr>
+              <w:lastRenderedPageBreak/>
+              <w:t>FR-4.4</w:t>
             </w:r>
           </w:p>
         </w:tc>
@@ -4716,6 +5209,11 @@
               </w:rPr>
             </w:pPr>
             <w:r>
+              <w:rPr>
+                <w:rFonts w:cs="Segoe UI"/>
+                <w:sz w:val="21"/>
+                <w:szCs w:val="21"/>
+              </w:rPr>
               <w:t>Must</w:t>
             </w:r>
           </w:p>
@@ -4733,23 +5231,12 @@
             </w:pPr>
             <w:r>
               <w:rPr>
-                <w:lang w:val="en-GB"/>
-              </w:rPr>
-              <w:t xml:space="preserve">The Employee </w:t>
-            </w:r>
-            <w:proofErr w:type="gramStart"/>
-            <w:r>
-              <w:rPr>
-                <w:lang w:val="en-GB"/>
-              </w:rPr>
-              <w:t>is able to</w:t>
-            </w:r>
-            <w:proofErr w:type="gramEnd"/>
-            <w:r>
-              <w:rPr>
-                <w:lang w:val="en-GB"/>
-              </w:rPr>
-              <w:t xml:space="preserve"> mark an order as completed.</w:t>
+                <w:rFonts w:cs="Segoe UI"/>
+                <w:sz w:val="21"/>
+                <w:szCs w:val="21"/>
+                <w:lang w:val="en-GB"/>
+              </w:rPr>
+              <w:t>The system tracks order status and enforces unique order IDs.</w:t>
             </w:r>
           </w:p>
         </w:tc>
@@ -4766,9 +5253,69 @@
             </w:pPr>
             <w:r>
               <w:rPr>
-                <w:lang w:val="en-GB"/>
-              </w:rPr>
-              <w:t>Completion triggers inventory deduction for all items.</w:t>
+                <w:rFonts w:cs="Segoe UI"/>
+                <w:sz w:val="21"/>
+                <w:szCs w:val="21"/>
+                <w:lang w:val="en-GB"/>
+              </w:rPr>
+              <w:t>The status lifecycle (</w:t>
+            </w:r>
+            <w:r>
+              <w:rPr>
+                <w:rStyle w:val="HTMLCode"/>
+                <w:rFonts w:asciiTheme="minorHAnsi" w:eastAsiaTheme="majorEastAsia" w:hAnsiTheme="minorHAnsi"/>
+                <w:sz w:val="19"/>
+                <w:szCs w:val="19"/>
+                <w:lang w:val="en-GB"/>
+              </w:rPr>
+              <w:t>Pending</w:t>
+            </w:r>
+            <w:r>
+              <w:rPr>
+                <w:rFonts w:cs="Segoe UI"/>
+                <w:sz w:val="21"/>
+                <w:szCs w:val="21"/>
+                <w:lang w:val="en-GB"/>
+              </w:rPr>
+              <w:t> -&gt; </w:t>
+            </w:r>
+            <w:r>
+              <w:rPr>
+                <w:rStyle w:val="HTMLCode"/>
+                <w:rFonts w:asciiTheme="minorHAnsi" w:eastAsiaTheme="majorEastAsia" w:hAnsiTheme="minorHAnsi"/>
+                <w:sz w:val="19"/>
+                <w:szCs w:val="19"/>
+                <w:lang w:val="en-GB"/>
+              </w:rPr>
+              <w:t>InProgress</w:t>
+            </w:r>
+            <w:r>
+              <w:rPr>
+                <w:rFonts w:cs="Segoe UI"/>
+                <w:sz w:val="21"/>
+                <w:szCs w:val="21"/>
+                <w:lang w:val="en-GB"/>
+              </w:rPr>
+              <w:t> -&gt; </w:t>
+            </w:r>
+            <w:r>
+              <w:rPr>
+                <w:rStyle w:val="HTMLCode"/>
+                <w:rFonts w:asciiTheme="minorHAnsi" w:eastAsiaTheme="majorEastAsia" w:hAnsiTheme="minorHAnsi"/>
+                <w:sz w:val="19"/>
+                <w:szCs w:val="19"/>
+                <w:lang w:val="en-GB"/>
+              </w:rPr>
+              <w:t>Completed</w:t>
+            </w:r>
+            <w:r>
+              <w:rPr>
+                <w:rFonts w:cs="Segoe UI"/>
+                <w:sz w:val="21"/>
+                <w:szCs w:val="21"/>
+                <w:lang w:val="en-GB"/>
+              </w:rPr>
+              <w:t>) is enforced by workflow rules.</w:t>
             </w:r>
           </w:p>
         </w:tc>
@@ -4782,11 +5329,18 @@
           <w:p>
             <w:pPr>
               <w:rPr>
-                <w:lang w:val="en-GB"/>
-              </w:rPr>
-            </w:pPr>
-            <w:r>
-              <w:t>5.3</w:t>
+                <w:rFonts w:cs="Segoe UI"/>
+                <w:sz w:val="21"/>
+                <w:szCs w:val="21"/>
+              </w:rPr>
+            </w:pPr>
+            <w:r>
+              <w:rPr>
+                <w:rFonts w:cs="Segoe UI"/>
+                <w:sz w:val="21"/>
+                <w:szCs w:val="21"/>
+              </w:rPr>
+              <w:t>FR-4.5</w:t>
             </w:r>
           </w:p>
         </w:tc>
@@ -4798,10 +5352,17 @@
           <w:p>
             <w:pPr>
               <w:rPr>
-                <w:lang w:val="en-GB"/>
-              </w:rPr>
-            </w:pPr>
-            <w:r>
+                <w:rFonts w:cs="Segoe UI"/>
+                <w:sz w:val="21"/>
+                <w:szCs w:val="21"/>
+              </w:rPr>
+            </w:pPr>
+            <w:r>
+              <w:rPr>
+                <w:rFonts w:cs="Segoe UI"/>
+                <w:sz w:val="21"/>
+                <w:szCs w:val="21"/>
+              </w:rPr>
               <w:t>Must</w:t>
             </w:r>
           </w:p>
@@ -4814,14 +5375,20 @@
           <w:p>
             <w:pPr>
               <w:rPr>
-                <w:lang w:val="en-GB"/>
-              </w:rPr>
-            </w:pPr>
-            <w:r>
-              <w:rPr>
-                <w:lang w:val="en-GB"/>
-              </w:rPr>
-              <w:t>The system must automatically deduct stock when an order is completed.</w:t>
+                <w:rFonts w:cs="Segoe UI"/>
+                <w:sz w:val="21"/>
+                <w:szCs w:val="21"/>
+                <w:lang w:val="en-GB"/>
+              </w:rPr>
+            </w:pPr>
+            <w:r>
+              <w:rPr>
+                <w:rFonts w:cs="Segoe UI"/>
+                <w:sz w:val="21"/>
+                <w:szCs w:val="21"/>
+                <w:lang w:val="en-GB"/>
+              </w:rPr>
+              <w:t>The Manager can soft-delete orders under status constraints.</w:t>
             </w:r>
           </w:p>
         </w:tc>
@@ -4833,14 +5400,96 @@
           <w:p>
             <w:pPr>
               <w:rPr>
-                <w:lang w:val="en-GB"/>
-              </w:rPr>
-            </w:pPr>
-            <w:r>
-              <w:rPr>
-                <w:lang w:val="en-GB"/>
-              </w:rPr>
-              <w:t xml:space="preserve">Transactions must be atomic to maintain data integrity. </w:t>
+                <w:rFonts w:cs="Segoe UI"/>
+                <w:sz w:val="21"/>
+                <w:szCs w:val="21"/>
+                <w:lang w:val="en-GB"/>
+              </w:rPr>
+            </w:pPr>
+            <w:r>
+              <w:rPr>
+                <w:rFonts w:cs="Segoe UI"/>
+                <w:sz w:val="21"/>
+                <w:szCs w:val="21"/>
+                <w:lang w:val="en-GB"/>
+              </w:rPr>
+              <w:t>The system allows deletion only for </w:t>
+            </w:r>
+            <w:r>
+              <w:rPr>
+                <w:rStyle w:val="HTMLCode"/>
+                <w:rFonts w:asciiTheme="minorHAnsi" w:eastAsiaTheme="majorEastAsia" w:hAnsiTheme="minorHAnsi"/>
+                <w:sz w:val="19"/>
+                <w:szCs w:val="19"/>
+                <w:lang w:val="en-GB"/>
+              </w:rPr>
+              <w:t>Pending</w:t>
+            </w:r>
+            <w:r>
+              <w:rPr>
+                <w:rFonts w:cs="Segoe UI"/>
+                <w:sz w:val="21"/>
+                <w:szCs w:val="21"/>
+                <w:lang w:val="en-GB"/>
+              </w:rPr>
+              <w:t> orders, blocks deletion for </w:t>
+            </w:r>
+            <w:r>
+              <w:rPr>
+                <w:rStyle w:val="HTMLCode"/>
+                <w:rFonts w:asciiTheme="minorHAnsi" w:eastAsiaTheme="majorEastAsia" w:hAnsiTheme="minorHAnsi"/>
+                <w:sz w:val="19"/>
+                <w:szCs w:val="19"/>
+                <w:lang w:val="en-GB"/>
+              </w:rPr>
+              <w:t>InProgress</w:t>
+            </w:r>
+            <w:r>
+              <w:rPr>
+                <w:rFonts w:cs="Segoe UI"/>
+                <w:sz w:val="21"/>
+                <w:szCs w:val="21"/>
+                <w:lang w:val="en-GB"/>
+              </w:rPr>
+              <w:t> and </w:t>
+            </w:r>
+            <w:r>
+              <w:rPr>
+                <w:rStyle w:val="HTMLCode"/>
+                <w:rFonts w:asciiTheme="minorHAnsi" w:eastAsiaTheme="majorEastAsia" w:hAnsiTheme="minorHAnsi"/>
+                <w:sz w:val="19"/>
+                <w:szCs w:val="19"/>
+                <w:lang w:val="en-GB"/>
+              </w:rPr>
+              <w:t>Completed</w:t>
+            </w:r>
+            <w:r>
+              <w:rPr>
+                <w:rFonts w:cs="Segoe UI"/>
+                <w:sz w:val="21"/>
+                <w:szCs w:val="21"/>
+                <w:lang w:val="en-GB"/>
+              </w:rPr>
+              <w:t>, marks deleted orders with </w:t>
+            </w:r>
+            <w:r>
+              <w:rPr>
+                <w:rStyle w:val="HTMLCode"/>
+                <w:rFonts w:asciiTheme="minorHAnsi" w:eastAsiaTheme="majorEastAsia" w:hAnsiTheme="minorHAnsi"/>
+                <w:sz w:val="19"/>
+                <w:szCs w:val="19"/>
+                <w:lang w:val="en-GB"/>
+              </w:rPr>
+              <w:t>isDeleted = 1</w:t>
+            </w:r>
+            <w:r>
+              <w:rPr>
+                <w:rFonts w:cs="Segoe UI"/>
+                <w:sz w:val="21"/>
+                <w:szCs w:val="21"/>
+                <w:lang w:val="en-GB"/>
+              </w:rPr>
+              <w:t>, and hides deleted orders from standard views.</w:t>
             </w:r>
           </w:p>
         </w:tc>
@@ -4858,7 +5507,12 @@
               </w:rPr>
             </w:pPr>
             <w:r>
-              <w:t>6.1</w:t>
+              <w:rPr>
+                <w:rFonts w:cs="Segoe UI"/>
+                <w:sz w:val="21"/>
+                <w:szCs w:val="21"/>
+              </w:rPr>
+              <w:t>FR-5.1</w:t>
             </w:r>
           </w:p>
         </w:tc>
@@ -4874,6 +5528,11 @@
               </w:rPr>
             </w:pPr>
             <w:r>
+              <w:rPr>
+                <w:rFonts w:cs="Segoe UI"/>
+                <w:sz w:val="21"/>
+                <w:szCs w:val="21"/>
+              </w:rPr>
               <w:t>Must</w:t>
             </w:r>
           </w:p>
@@ -4891,23 +5550,12 @@
             </w:pPr>
             <w:r>
               <w:rPr>
-                <w:lang w:val="en-GB"/>
-              </w:rPr>
-              <w:t xml:space="preserve">The system </w:t>
-            </w:r>
-            <w:proofErr w:type="gramStart"/>
-            <w:r>
-              <w:rPr>
-                <w:lang w:val="en-GB"/>
-              </w:rPr>
-              <w:t>is able to</w:t>
-            </w:r>
-            <w:proofErr w:type="gramEnd"/>
-            <w:r>
-              <w:rPr>
-                <w:lang w:val="en-GB"/>
-              </w:rPr>
-              <w:t xml:space="preserve"> store all data in CSV/text files.</w:t>
+                <w:rFonts w:cs="Segoe UI"/>
+                <w:sz w:val="21"/>
+                <w:szCs w:val="21"/>
+                <w:lang w:val="en-GB"/>
+              </w:rPr>
+              <w:t>The Employee can view assigned orders.</w:t>
             </w:r>
           </w:p>
         </w:tc>
@@ -4924,9 +5572,12 @@
             </w:pPr>
             <w:r>
               <w:rPr>
-                <w:lang w:val="en-GB"/>
-              </w:rPr>
-              <w:t>CSV files must follow a defined structure for easy parsing.</w:t>
+                <w:rFonts w:cs="Segoe UI"/>
+                <w:sz w:val="21"/>
+                <w:szCs w:val="21"/>
+                <w:lang w:val="en-GB"/>
+              </w:rPr>
+              <w:t>The employee view lists only orders assigned to the logged-in employee.</w:t>
             </w:r>
           </w:p>
         </w:tc>
@@ -4944,7 +5595,12 @@
               </w:rPr>
             </w:pPr>
             <w:r>
-              <w:t>6.2</w:t>
+              <w:rPr>
+                <w:rFonts w:cs="Segoe UI"/>
+                <w:sz w:val="21"/>
+                <w:szCs w:val="21"/>
+              </w:rPr>
+              <w:t>FR-5.2</w:t>
             </w:r>
           </w:p>
         </w:tc>
@@ -4960,6 +5616,11 @@
               </w:rPr>
             </w:pPr>
             <w:r>
+              <w:rPr>
+                <w:rFonts w:cs="Segoe UI"/>
+                <w:sz w:val="21"/>
+                <w:szCs w:val="21"/>
+              </w:rPr>
               <w:t>Must</w:t>
             </w:r>
           </w:p>
@@ -4977,23 +5638,12 @@
             </w:pPr>
             <w:r>
               <w:rPr>
-                <w:lang w:val="en-GB"/>
-              </w:rPr>
-              <w:t xml:space="preserve">The system </w:t>
-            </w:r>
-            <w:proofErr w:type="gramStart"/>
-            <w:r>
-              <w:rPr>
-                <w:lang w:val="en-GB"/>
-              </w:rPr>
-              <w:t>is able to</w:t>
-            </w:r>
-            <w:proofErr w:type="gramEnd"/>
-            <w:r>
-              <w:rPr>
-                <w:lang w:val="en-GB"/>
-              </w:rPr>
-              <w:t xml:space="preserve"> load data automatically on startup and save updates on exit.</w:t>
+                <w:rFonts w:cs="Segoe UI"/>
+                <w:sz w:val="21"/>
+                <w:szCs w:val="21"/>
+                <w:lang w:val="en-GB"/>
+              </w:rPr>
+              <w:t>The Employee can mark an assigned order as completed.</w:t>
             </w:r>
           </w:p>
         </w:tc>
@@ -5010,9 +5660,31 @@
             </w:pPr>
             <w:r>
               <w:rPr>
-                <w:lang w:val="en-GB"/>
-              </w:rPr>
-              <w:t xml:space="preserve">Missing files are created automatically; read/write errors handled. </w:t>
+                <w:rFonts w:cs="Segoe UI"/>
+                <w:sz w:val="21"/>
+                <w:szCs w:val="21"/>
+                <w:lang w:val="en-GB"/>
+              </w:rPr>
+              <w:t>The system verifies ownership/status, deducts stock, and sets the order status to </w:t>
+            </w:r>
+            <w:r>
+              <w:rPr>
+                <w:rStyle w:val="HTMLCode"/>
+                <w:rFonts w:asciiTheme="minorHAnsi" w:eastAsiaTheme="majorEastAsia" w:hAnsiTheme="minorHAnsi"/>
+                <w:sz w:val="19"/>
+                <w:szCs w:val="19"/>
+                <w:lang w:val="en-GB"/>
+              </w:rPr>
+              <w:t>Completed</w:t>
+            </w:r>
+            <w:r>
+              <w:rPr>
+                <w:rFonts w:cs="Segoe UI"/>
+                <w:sz w:val="21"/>
+                <w:szCs w:val="21"/>
+                <w:lang w:val="en-GB"/>
+              </w:rPr>
+              <w:t>.</w:t>
             </w:r>
           </w:p>
         </w:tc>
@@ -5030,7 +5702,12 @@
               </w:rPr>
             </w:pPr>
             <w:r>
-              <w:t>7.1</w:t>
+              <w:rPr>
+                <w:rFonts w:cs="Segoe UI"/>
+                <w:sz w:val="21"/>
+                <w:szCs w:val="21"/>
+              </w:rPr>
+              <w:t>FR-5.3</w:t>
             </w:r>
           </w:p>
         </w:tc>
@@ -5045,11 +5722,14 @@
                 <w:lang w:val="en-GB"/>
               </w:rPr>
             </w:pPr>
-            <w:proofErr w:type="spellStart"/>
-            <w:r>
-              <w:t>Should</w:t>
-            </w:r>
-            <w:proofErr w:type="spellEnd"/>
+            <w:r>
+              <w:rPr>
+                <w:rFonts w:cs="Segoe UI"/>
+                <w:sz w:val="21"/>
+                <w:szCs w:val="21"/>
+              </w:rPr>
+              <w:t>Must</w:t>
+            </w:r>
           </w:p>
         </w:tc>
         <w:tc>
@@ -5065,23 +5745,12 @@
             </w:pPr>
             <w:r>
               <w:rPr>
-                <w:lang w:val="en-GB"/>
-              </w:rPr>
-              <w:t xml:space="preserve">The Employee </w:t>
-            </w:r>
-            <w:proofErr w:type="gramStart"/>
-            <w:r>
-              <w:rPr>
-                <w:lang w:val="en-GB"/>
-              </w:rPr>
-              <w:t>is able to</w:t>
-            </w:r>
-            <w:proofErr w:type="gramEnd"/>
-            <w:r>
-              <w:rPr>
-                <w:lang w:val="en-GB"/>
-              </w:rPr>
-              <w:t xml:space="preserve"> search products by name or ID.</w:t>
+                <w:rFonts w:cs="Segoe UI"/>
+                <w:sz w:val="21"/>
+                <w:szCs w:val="21"/>
+                <w:lang w:val="en-GB"/>
+              </w:rPr>
+              <w:t>The system automatically deducts stock when an order is completed.</w:t>
             </w:r>
           </w:p>
         </w:tc>
@@ -5098,16 +5767,12 @@
             </w:pPr>
             <w:r>
               <w:rPr>
-                <w:lang w:val="en-GB"/>
-              </w:rPr>
-              <w:t xml:space="preserve">Use STL algorithms for efficient searching; results must display quantity and </w:t>
-            </w:r>
-            <w:r>
-              <w:rPr>
-                <w:lang w:val="en-GB"/>
-              </w:rPr>
-              <w:lastRenderedPageBreak/>
-              <w:t xml:space="preserve">location. Case-insensitive search with partial matching increases usability. </w:t>
+                <w:rFonts w:cs="Segoe UI"/>
+                <w:sz w:val="21"/>
+                <w:szCs w:val="21"/>
+                <w:lang w:val="en-GB"/>
+              </w:rPr>
+              <w:t>Completion applies item-level stock deduction and blocks completion if any product has insufficient stock.</w:t>
             </w:r>
           </w:p>
         </w:tc>
@@ -5125,8 +5790,12 @@
               </w:rPr>
             </w:pPr>
             <w:r>
-              <w:lastRenderedPageBreak/>
-              <w:t>8.1</w:t>
+              <w:rPr>
+                <w:rFonts w:cs="Segoe UI"/>
+                <w:sz w:val="21"/>
+                <w:szCs w:val="21"/>
+              </w:rPr>
+              <w:t>FR-6.1</w:t>
             </w:r>
           </w:p>
         </w:tc>
@@ -5141,11 +5810,14 @@
                 <w:lang w:val="en-GB"/>
               </w:rPr>
             </w:pPr>
-            <w:proofErr w:type="spellStart"/>
-            <w:r>
-              <w:t>Should</w:t>
-            </w:r>
-            <w:proofErr w:type="spellEnd"/>
+            <w:r>
+              <w:rPr>
+                <w:rFonts w:cs="Segoe UI"/>
+                <w:sz w:val="21"/>
+                <w:szCs w:val="21"/>
+              </w:rPr>
+              <w:t>Must</w:t>
+            </w:r>
           </w:p>
         </w:tc>
         <w:tc>
@@ -5161,23 +5833,12 @@
             </w:pPr>
             <w:r>
               <w:rPr>
-                <w:lang w:val="en-GB"/>
-              </w:rPr>
-              <w:t xml:space="preserve">The Manager </w:t>
-            </w:r>
-            <w:proofErr w:type="gramStart"/>
-            <w:r>
-              <w:rPr>
-                <w:lang w:val="en-GB"/>
-              </w:rPr>
-              <w:t>is able to</w:t>
-            </w:r>
-            <w:proofErr w:type="gramEnd"/>
-            <w:r>
-              <w:rPr>
-                <w:lang w:val="en-GB"/>
-              </w:rPr>
-              <w:t xml:space="preserve"> generate reports (inventory, completed, pending orders).</w:t>
+                <w:rFonts w:cs="Segoe UI"/>
+                <w:sz w:val="21"/>
+                <w:szCs w:val="21"/>
+                <w:lang w:val="en-GB"/>
+              </w:rPr>
+              <w:t>The system stores operational data in CSV files.</w:t>
             </w:r>
           </w:p>
         </w:tc>
@@ -5194,9 +5855,12 @@
             </w:pPr>
             <w:r>
               <w:rPr>
-                <w:lang w:val="en-GB"/>
-              </w:rPr>
-              <w:t xml:space="preserve">Reports must combine data from multiple files; exportable to CSV/Excel. </w:t>
+                <w:rFonts w:cs="Segoe UI"/>
+                <w:sz w:val="21"/>
+                <w:szCs w:val="21"/>
+                <w:lang w:val="en-GB"/>
+              </w:rPr>
+              <w:t>Structured CSV schemas are used for users, products, employees, orders, and order items.</w:t>
             </w:r>
           </w:p>
         </w:tc>
@@ -5214,7 +5878,12 @@
               </w:rPr>
             </w:pPr>
             <w:r>
-              <w:t>8.2</w:t>
+              <w:rPr>
+                <w:rFonts w:cs="Segoe UI"/>
+                <w:sz w:val="21"/>
+                <w:szCs w:val="21"/>
+              </w:rPr>
+              <w:t>FR-6.2</w:t>
             </w:r>
           </w:p>
         </w:tc>
@@ -5229,11 +5898,14 @@
                 <w:lang w:val="en-GB"/>
               </w:rPr>
             </w:pPr>
-            <w:proofErr w:type="spellStart"/>
-            <w:r>
-              <w:t>Should</w:t>
-            </w:r>
-            <w:proofErr w:type="spellEnd"/>
+            <w:r>
+              <w:rPr>
+                <w:rFonts w:cs="Segoe UI"/>
+                <w:sz w:val="21"/>
+                <w:szCs w:val="21"/>
+              </w:rPr>
+              <w:t>Must</w:t>
+            </w:r>
           </w:p>
         </w:tc>
         <w:tc>
@@ -5249,23 +5921,12 @@
             </w:pPr>
             <w:r>
               <w:rPr>
-                <w:lang w:val="en-GB"/>
-              </w:rPr>
-              <w:t xml:space="preserve">The Employee </w:t>
-            </w:r>
-            <w:proofErr w:type="gramStart"/>
-            <w:r>
-              <w:rPr>
-                <w:lang w:val="en-GB"/>
-              </w:rPr>
-              <w:t>is able to</w:t>
-            </w:r>
-            <w:proofErr w:type="gramEnd"/>
-            <w:r>
-              <w:rPr>
-                <w:lang w:val="en-GB"/>
-              </w:rPr>
-              <w:t xml:space="preserve"> generate reports (completed/pending orders for assigned tasks).</w:t>
+                <w:rFonts w:cs="Segoe UI"/>
+                <w:sz w:val="21"/>
+                <w:szCs w:val="21"/>
+                <w:lang w:val="en-GB"/>
+              </w:rPr>
+              <w:t>The system loads data on startup and saves updates during operation and on logout.</w:t>
             </w:r>
           </w:p>
         </w:tc>
@@ -5282,9 +5943,276 @@
             </w:pPr>
             <w:r>
               <w:rPr>
-                <w:lang w:val="en-GB"/>
-              </w:rPr>
-              <w:t xml:space="preserve">Reports must be clear and exportable to CSV/Excel. </w:t>
+                <w:rFonts w:cs="Segoe UI"/>
+                <w:sz w:val="21"/>
+                <w:szCs w:val="21"/>
+                <w:lang w:val="en-GB"/>
+              </w:rPr>
+              <w:t>Missing CSV files are auto-created, and save operations are triggered after key state-changing actions.</w:t>
+            </w:r>
+          </w:p>
+        </w:tc>
+      </w:tr>
+      <w:tr>
+        <w:tc>
+          <w:tcPr>
+            <w:tcW w:w="1186" w:type="dxa"/>
+            <w:vAlign w:val="center"/>
+          </w:tcPr>
+          <w:p>
+            <w:pPr>
+              <w:rPr>
+                <w:lang w:val="en-GB"/>
+              </w:rPr>
+            </w:pPr>
+            <w:r>
+              <w:rPr>
+                <w:rFonts w:cs="Segoe UI"/>
+                <w:sz w:val="21"/>
+                <w:szCs w:val="21"/>
+              </w:rPr>
+              <w:t>FR-7.1</w:t>
+            </w:r>
+          </w:p>
+        </w:tc>
+        <w:tc>
+          <w:tcPr>
+            <w:tcW w:w="1219" w:type="dxa"/>
+            <w:vAlign w:val="center"/>
+          </w:tcPr>
+          <w:p>
+            <w:pPr>
+              <w:rPr>
+                <w:lang w:val="en-GB"/>
+              </w:rPr>
+            </w:pPr>
+            <w:r>
+              <w:rPr>
+                <w:rFonts w:cs="Segoe UI"/>
+                <w:sz w:val="21"/>
+                <w:szCs w:val="21"/>
+              </w:rPr>
+              <w:t>Should</w:t>
+            </w:r>
+          </w:p>
+        </w:tc>
+        <w:tc>
+          <w:tcPr>
+            <w:tcW w:w="2521" w:type="dxa"/>
+            <w:vAlign w:val="center"/>
+          </w:tcPr>
+          <w:p>
+            <w:pPr>
+              <w:rPr>
+                <w:lang w:val="en-GB"/>
+              </w:rPr>
+            </w:pPr>
+            <w:r>
+              <w:rPr>
+                <w:rFonts w:cs="Segoe UI"/>
+                <w:sz w:val="21"/>
+                <w:szCs w:val="21"/>
+                <w:lang w:val="en-GB"/>
+              </w:rPr>
+              <w:t>The Employee can search products by name or ID.</w:t>
+            </w:r>
+          </w:p>
+        </w:tc>
+        <w:tc>
+          <w:tcPr>
+            <w:tcW w:w="4567" w:type="dxa"/>
+            <w:vAlign w:val="center"/>
+          </w:tcPr>
+          <w:p>
+            <w:pPr>
+              <w:rPr>
+                <w:lang w:val="en-GB"/>
+              </w:rPr>
+            </w:pPr>
+            <w:r>
+              <w:rPr>
+                <w:rFonts w:cs="Segoe UI"/>
+                <w:sz w:val="21"/>
+                <w:szCs w:val="21"/>
+                <w:lang w:val="en-GB"/>
+              </w:rPr>
+              <w:t>Case-insensitive partial matching returns product ID, name, quantity, and location.</w:t>
+            </w:r>
+          </w:p>
+        </w:tc>
+      </w:tr>
+      <w:tr>
+        <w:tc>
+          <w:tcPr>
+            <w:tcW w:w="1186" w:type="dxa"/>
+            <w:vAlign w:val="center"/>
+          </w:tcPr>
+          <w:p>
+            <w:pPr>
+              <w:rPr>
+                <w:lang w:val="en-GB"/>
+              </w:rPr>
+            </w:pPr>
+            <w:r>
+              <w:rPr>
+                <w:rFonts w:cs="Segoe UI"/>
+                <w:sz w:val="21"/>
+                <w:szCs w:val="21"/>
+              </w:rPr>
+              <w:t>FR-8.1</w:t>
+            </w:r>
+          </w:p>
+        </w:tc>
+        <w:tc>
+          <w:tcPr>
+            <w:tcW w:w="1219" w:type="dxa"/>
+            <w:vAlign w:val="center"/>
+          </w:tcPr>
+          <w:p>
+            <w:pPr>
+              <w:rPr>
+                <w:lang w:val="en-GB"/>
+              </w:rPr>
+            </w:pPr>
+            <w:r>
+              <w:rPr>
+                <w:rFonts w:cs="Segoe UI"/>
+                <w:sz w:val="21"/>
+                <w:szCs w:val="21"/>
+              </w:rPr>
+              <w:t>Should</w:t>
+            </w:r>
+          </w:p>
+        </w:tc>
+        <w:tc>
+          <w:tcPr>
+            <w:tcW w:w="2521" w:type="dxa"/>
+            <w:vAlign w:val="center"/>
+          </w:tcPr>
+          <w:p>
+            <w:pPr>
+              <w:rPr>
+                <w:lang w:val="en-GB"/>
+              </w:rPr>
+            </w:pPr>
+            <w:r>
+              <w:rPr>
+                <w:rFonts w:cs="Segoe UI"/>
+                <w:sz w:val="21"/>
+                <w:szCs w:val="21"/>
+                <w:lang w:val="en-GB"/>
+              </w:rPr>
+              <w:t>The Manager can generate inventory, completed-order, and pending-order reports.</w:t>
+            </w:r>
+          </w:p>
+        </w:tc>
+        <w:tc>
+          <w:tcPr>
+            <w:tcW w:w="4567" w:type="dxa"/>
+            <w:vAlign w:val="center"/>
+          </w:tcPr>
+          <w:p>
+            <w:pPr>
+              <w:rPr>
+                <w:lang w:val="en-GB"/>
+              </w:rPr>
+            </w:pPr>
+            <w:r>
+              <w:rPr>
+                <w:rFonts w:cs="Segoe UI"/>
+                <w:sz w:val="21"/>
+                <w:szCs w:val="21"/>
+                <w:lang w:val="en-GB"/>
+              </w:rPr>
+              <w:t>The reporting module exports filtered datasets to CSV paths provided by the user.</w:t>
+            </w:r>
+          </w:p>
+        </w:tc>
+      </w:tr>
+      <w:tr>
+        <w:tc>
+          <w:tcPr>
+            <w:tcW w:w="1186" w:type="dxa"/>
+            <w:vAlign w:val="center"/>
+          </w:tcPr>
+          <w:p>
+            <w:pPr>
+              <w:rPr>
+                <w:lang w:val="en-GB"/>
+              </w:rPr>
+            </w:pPr>
+            <w:r>
+              <w:rPr>
+                <w:rFonts w:cs="Segoe UI"/>
+                <w:sz w:val="21"/>
+                <w:szCs w:val="21"/>
+              </w:rPr>
+              <w:t>FR-8.2</w:t>
+            </w:r>
+          </w:p>
+        </w:tc>
+        <w:tc>
+          <w:tcPr>
+            <w:tcW w:w="1219" w:type="dxa"/>
+            <w:vAlign w:val="center"/>
+          </w:tcPr>
+          <w:p>
+            <w:pPr>
+              <w:rPr>
+                <w:lang w:val="en-GB"/>
+              </w:rPr>
+            </w:pPr>
+            <w:r>
+              <w:rPr>
+                <w:rFonts w:cs="Segoe UI"/>
+                <w:sz w:val="21"/>
+                <w:szCs w:val="21"/>
+              </w:rPr>
+              <w:t>Should</w:t>
+            </w:r>
+          </w:p>
+        </w:tc>
+        <w:tc>
+          <w:tcPr>
+            <w:tcW w:w="2521" w:type="dxa"/>
+            <w:vAlign w:val="center"/>
+          </w:tcPr>
+          <w:p>
+            <w:pPr>
+              <w:rPr>
+                <w:lang w:val="en-GB"/>
+              </w:rPr>
+            </w:pPr>
+            <w:r>
+              <w:rPr>
+                <w:rFonts w:cs="Segoe UI"/>
+                <w:sz w:val="21"/>
+                <w:szCs w:val="21"/>
+                <w:lang w:val="en-GB"/>
+              </w:rPr>
+              <w:t>The Employee can generate a personal assigned-order report.</w:t>
+            </w:r>
+          </w:p>
+        </w:tc>
+        <w:tc>
+          <w:tcPr>
+            <w:tcW w:w="4567" w:type="dxa"/>
+            <w:vAlign w:val="center"/>
+          </w:tcPr>
+          <w:p>
+            <w:pPr>
+              <w:rPr>
+                <w:lang w:val="en-GB"/>
+              </w:rPr>
+            </w:pPr>
+            <w:r>
+              <w:rPr>
+                <w:rFonts w:cs="Segoe UI"/>
+                <w:sz w:val="21"/>
+                <w:szCs w:val="21"/>
+                <w:lang w:val="en-GB"/>
+              </w:rPr>
+              <w:t>The system exports employee-filtered order data to CSV using the logged-in employee ID.</w:t>
             </w:r>
           </w:p>
         </w:tc>
@@ -5305,13 +6233,14 @@
         <w:tblLook w:val="04A0" w:firstRow="1" w:lastRow="0" w:firstColumn="1" w:lastColumn="0" w:noHBand="0" w:noVBand="1"/>
       </w:tblPr>
       <w:tblGrid>
-        <w:gridCol w:w="1129"/>
-        <w:gridCol w:w="7933"/>
+        <w:gridCol w:w="869"/>
+        <w:gridCol w:w="4504"/>
+        <w:gridCol w:w="3689"/>
       </w:tblGrid>
       <w:tr>
         <w:tc>
           <w:tcPr>
-            <w:tcW w:w="1129" w:type="dxa"/>
+            <w:tcW w:w="869" w:type="dxa"/>
             <w:vAlign w:val="center"/>
           </w:tcPr>
           <w:p>
@@ -5321,13 +6250,20 @@
               </w:rPr>
             </w:pPr>
             <w:r>
+              <w:rPr>
+                <w:rFonts w:cs="Segoe UI"/>
+                <w:b/>
+                <w:bCs/>
+                <w:sz w:val="21"/>
+                <w:szCs w:val="21"/>
+              </w:rPr>
               <w:t>ID</w:t>
             </w:r>
           </w:p>
         </w:tc>
         <w:tc>
           <w:tcPr>
-            <w:tcW w:w="7933" w:type="dxa"/>
+            <w:tcW w:w="4504" w:type="dxa"/>
             <w:vAlign w:val="center"/>
           </w:tcPr>
           <w:p>
@@ -5337,28 +6273,40 @@
               </w:rPr>
             </w:pPr>
             <w:r>
-              <w:t>Non-</w:t>
-            </w:r>
-            <w:proofErr w:type="spellStart"/>
-            <w:r>
-              <w:t>Functional</w:t>
-            </w:r>
-            <w:proofErr w:type="spellEnd"/>
-            <w:r>
-              <w:t xml:space="preserve"> </w:t>
-            </w:r>
-            <w:proofErr w:type="spellStart"/>
-            <w:r>
-              <w:t>Requirement</w:t>
-            </w:r>
-            <w:proofErr w:type="spellEnd"/>
+              <w:rPr>
+                <w:rFonts w:cs="Segoe UI"/>
+                <w:b/>
+                <w:bCs/>
+                <w:sz w:val="21"/>
+                <w:szCs w:val="21"/>
+              </w:rPr>
+              <w:t>Non-Functional Requirement</w:t>
+            </w:r>
+          </w:p>
+        </w:tc>
+        <w:tc>
+          <w:tcPr>
+            <w:tcW w:w="3689" w:type="dxa"/>
+            <w:vAlign w:val="center"/>
+          </w:tcPr>
+          <w:p>
+            <w:r>
+              <w:rPr>
+                <w:rFonts w:cs="Segoe UI"/>
+                <w:b/>
+                <w:bCs/>
+                <w:sz w:val="21"/>
+                <w:szCs w:val="21"/>
+              </w:rPr>
+              <w:t>Verification Approach</w:t>
+            </w:r>
           </w:p>
         </w:tc>
       </w:tr>
       <w:tr>
         <w:tc>
           <w:tcPr>
-            <w:tcW w:w="1129" w:type="dxa"/>
+            <w:tcW w:w="869" w:type="dxa"/>
             <w:vAlign w:val="center"/>
           </w:tcPr>
           <w:p>
@@ -5368,13 +6316,18 @@
               </w:rPr>
             </w:pPr>
             <w:r>
-              <w:t>NFR 1.1</w:t>
-            </w:r>
-          </w:p>
-        </w:tc>
-        <w:tc>
-          <w:tcPr>
-            <w:tcW w:w="7933" w:type="dxa"/>
+              <w:rPr>
+                <w:rFonts w:cs="Segoe UI"/>
+                <w:sz w:val="21"/>
+                <w:szCs w:val="21"/>
+              </w:rPr>
+              <w:t>NFR-1.1</w:t>
+            </w:r>
+          </w:p>
+        </w:tc>
+        <w:tc>
+          <w:tcPr>
+            <w:tcW w:w="4504" w:type="dxa"/>
             <w:vAlign w:val="center"/>
           </w:tcPr>
           <w:p>
@@ -5385,16 +6338,47 @@
             </w:pPr>
             <w:r>
               <w:rPr>
+                <w:rStyle w:val="font-semibold"/>
+                <w:rFonts w:cs="Segoe UI"/>
+                <w:b/>
+                <w:bCs/>
+                <w:sz w:val="21"/>
+                <w:szCs w:val="21"/>
+                <w:lang w:val="en-GB"/>
+              </w:rPr>
+              <w:t>Performance:</w:t>
+            </w:r>
+            <w:r>
+              <w:rPr>
+                <w:rFonts w:cs="Segoe UI"/>
+                <w:sz w:val="21"/>
+                <w:szCs w:val="21"/>
+                <w:lang w:val="en-GB"/>
+              </w:rPr>
+              <w:t> Product search operations must return results within two seconds for datasets up to 100 products.</w:t>
+            </w:r>
+          </w:p>
+        </w:tc>
+        <w:tc>
+          <w:tcPr>
+            <w:tcW w:w="3689" w:type="dxa"/>
+            <w:vAlign w:val="center"/>
+          </w:tcPr>
+          <w:p>
+            <w:pPr>
+              <w:rPr>
                 <w:rStyle w:val="Strong"/>
                 <w:lang w:val="en-GB"/>
               </w:rPr>
-              <w:t>Performance:</w:t>
-            </w:r>
-            <w:r>
-              <w:rPr>
-                <w:lang w:val="en-GB"/>
-              </w:rPr>
-              <w:t xml:space="preserve"> Product search operations must return results within 2 seconds for databases containing up to 100 products.</w:t>
+            </w:pPr>
+            <w:r>
+              <w:rPr>
+                <w:rFonts w:cs="Segoe UI"/>
+                <w:sz w:val="21"/>
+                <w:szCs w:val="21"/>
+                <w:lang w:val="en-GB"/>
+              </w:rPr>
+              <w:t>Repeated searches by product ID and name were executed on representative sample data. Results were returned within the required threshold under normal conditions.</w:t>
             </w:r>
           </w:p>
         </w:tc>
@@ -5402,7 +6386,7 @@
       <w:tr>
         <w:tc>
           <w:tcPr>
-            <w:tcW w:w="1129" w:type="dxa"/>
+            <w:tcW w:w="869" w:type="dxa"/>
             <w:vAlign w:val="center"/>
           </w:tcPr>
           <w:p>
@@ -5412,13 +6396,18 @@
               </w:rPr>
             </w:pPr>
             <w:r>
-              <w:t>NFR 1.2</w:t>
-            </w:r>
-          </w:p>
-        </w:tc>
-        <w:tc>
-          <w:tcPr>
-            <w:tcW w:w="7933" w:type="dxa"/>
+              <w:rPr>
+                <w:rFonts w:cs="Segoe UI"/>
+                <w:sz w:val="21"/>
+                <w:szCs w:val="21"/>
+              </w:rPr>
+              <w:t>NFR-1.2</w:t>
+            </w:r>
+          </w:p>
+        </w:tc>
+        <w:tc>
+          <w:tcPr>
+            <w:tcW w:w="4504" w:type="dxa"/>
             <w:vAlign w:val="center"/>
           </w:tcPr>
           <w:p>
@@ -5429,16 +6418,47 @@
             </w:pPr>
             <w:r>
               <w:rPr>
+                <w:rStyle w:val="font-semibold"/>
+                <w:rFonts w:cs="Segoe UI"/>
+                <w:b/>
+                <w:bCs/>
+                <w:sz w:val="21"/>
+                <w:szCs w:val="21"/>
+                <w:lang w:val="en-GB"/>
+              </w:rPr>
+              <w:t>Performance:</w:t>
+            </w:r>
+            <w:r>
+              <w:rPr>
+                <w:rFonts w:cs="Segoe UI"/>
+                <w:sz w:val="21"/>
+                <w:szCs w:val="21"/>
+                <w:lang w:val="en-GB"/>
+              </w:rPr>
+              <w:t> Order completion and inventory update operations must complete in under one second under normal load.</w:t>
+            </w:r>
+          </w:p>
+        </w:tc>
+        <w:tc>
+          <w:tcPr>
+            <w:tcW w:w="3689" w:type="dxa"/>
+            <w:vAlign w:val="center"/>
+          </w:tcPr>
+          <w:p>
+            <w:pPr>
+              <w:rPr>
                 <w:rStyle w:val="Strong"/>
                 <w:lang w:val="en-GB"/>
               </w:rPr>
-              <w:t>Performance:</w:t>
-            </w:r>
-            <w:r>
-              <w:rPr>
-                <w:lang w:val="en-GB"/>
-              </w:rPr>
-              <w:t xml:space="preserve"> Order completion and inventory update operations must complete within less than 1 second under normal system load.</w:t>
+            </w:pPr>
+            <w:r>
+              <w:rPr>
+                <w:rFonts w:cs="Segoe UI"/>
+                <w:sz w:val="21"/>
+                <w:szCs w:val="21"/>
+                <w:lang w:val="en-GB"/>
+              </w:rPr>
+              <w:t>Representative order-completion scenarios were executed and response time was observed during normal test conditions.</w:t>
             </w:r>
           </w:p>
         </w:tc>
@@ -5446,7 +6466,7 @@
       <w:tr>
         <w:tc>
           <w:tcPr>
-            <w:tcW w:w="1129" w:type="dxa"/>
+            <w:tcW w:w="869" w:type="dxa"/>
             <w:vAlign w:val="center"/>
           </w:tcPr>
           <w:p>
@@ -5456,13 +6476,18 @@
               </w:rPr>
             </w:pPr>
             <w:r>
-              <w:t>NFR 2.1</w:t>
-            </w:r>
-          </w:p>
-        </w:tc>
-        <w:tc>
-          <w:tcPr>
-            <w:tcW w:w="7933" w:type="dxa"/>
+              <w:rPr>
+                <w:rFonts w:cs="Segoe UI"/>
+                <w:sz w:val="21"/>
+                <w:szCs w:val="21"/>
+              </w:rPr>
+              <w:t>NFR-2.1</w:t>
+            </w:r>
+          </w:p>
+        </w:tc>
+        <w:tc>
+          <w:tcPr>
+            <w:tcW w:w="4504" w:type="dxa"/>
             <w:vAlign w:val="center"/>
           </w:tcPr>
           <w:p>
@@ -5473,16 +6498,47 @@
             </w:pPr>
             <w:r>
               <w:rPr>
+                <w:rStyle w:val="font-semibold"/>
+                <w:rFonts w:cs="Segoe UI"/>
+                <w:b/>
+                <w:bCs/>
+                <w:sz w:val="21"/>
+                <w:szCs w:val="21"/>
+                <w:lang w:val="en-GB"/>
+              </w:rPr>
+              <w:t>Security:</w:t>
+            </w:r>
+            <w:r>
+              <w:rPr>
+                <w:rFonts w:cs="Segoe UI"/>
+                <w:sz w:val="21"/>
+                <w:szCs w:val="21"/>
+                <w:lang w:val="en-GB"/>
+              </w:rPr>
+              <w:t> Employee users must be blocked from manager-only functionality.</w:t>
+            </w:r>
+          </w:p>
+        </w:tc>
+        <w:tc>
+          <w:tcPr>
+            <w:tcW w:w="3689" w:type="dxa"/>
+            <w:vAlign w:val="center"/>
+          </w:tcPr>
+          <w:p>
+            <w:pPr>
+              <w:rPr>
                 <w:rStyle w:val="Strong"/>
                 <w:lang w:val="en-GB"/>
               </w:rPr>
-              <w:t>Security:</w:t>
-            </w:r>
-            <w:r>
-              <w:rPr>
-                <w:lang w:val="en-GB"/>
-              </w:rPr>
-              <w:t xml:space="preserve"> Employee users must be blocked from accessing Manager-only functions.</w:t>
+            </w:pPr>
+            <w:r>
+              <w:rPr>
+                <w:rFonts w:cs="Segoe UI"/>
+                <w:sz w:val="21"/>
+                <w:szCs w:val="21"/>
+                <w:lang w:val="en-GB"/>
+              </w:rPr>
+              <w:t>Employee-role logins were tested to confirm that only employee menu options were available, and manager functions were inaccessible.</w:t>
             </w:r>
           </w:p>
         </w:tc>
@@ -5490,7 +6546,7 @@
       <w:tr>
         <w:tc>
           <w:tcPr>
-            <w:tcW w:w="1129" w:type="dxa"/>
+            <w:tcW w:w="869" w:type="dxa"/>
             <w:vAlign w:val="center"/>
           </w:tcPr>
           <w:p>
@@ -5500,13 +6556,18 @@
               </w:rPr>
             </w:pPr>
             <w:r>
-              <w:t>NFR 2.2</w:t>
-            </w:r>
-          </w:p>
-        </w:tc>
-        <w:tc>
-          <w:tcPr>
-            <w:tcW w:w="7933" w:type="dxa"/>
+              <w:rPr>
+                <w:rFonts w:cs="Segoe UI"/>
+                <w:sz w:val="21"/>
+                <w:szCs w:val="21"/>
+              </w:rPr>
+              <w:t>NFR-2.2</w:t>
+            </w:r>
+          </w:p>
+        </w:tc>
+        <w:tc>
+          <w:tcPr>
+            <w:tcW w:w="4504" w:type="dxa"/>
             <w:vAlign w:val="center"/>
           </w:tcPr>
           <w:p>
@@ -5517,16 +6578,66 @@
             </w:pPr>
             <w:r>
               <w:rPr>
+                <w:rStyle w:val="font-semibold"/>
+                <w:rFonts w:cs="Segoe UI"/>
+                <w:b/>
+                <w:bCs/>
+                <w:sz w:val="21"/>
+                <w:szCs w:val="21"/>
+                <w:lang w:val="en-GB"/>
+              </w:rPr>
+              <w:t>Security:</w:t>
+            </w:r>
+            <w:r>
+              <w:rPr>
+                <w:rFonts w:cs="Segoe UI"/>
+                <w:sz w:val="21"/>
+                <w:szCs w:val="21"/>
+                <w:lang w:val="en-GB"/>
+              </w:rPr>
+              <w:t> Passwords must be hashed and never stored in plain text.</w:t>
+            </w:r>
+          </w:p>
+        </w:tc>
+        <w:tc>
+          <w:tcPr>
+            <w:tcW w:w="3689" w:type="dxa"/>
+            <w:vAlign w:val="center"/>
+          </w:tcPr>
+          <w:p>
+            <w:pPr>
+              <w:rPr>
                 <w:rStyle w:val="Strong"/>
                 <w:lang w:val="en-GB"/>
               </w:rPr>
-              <w:t>Security:</w:t>
-            </w:r>
-            <w:r>
-              <w:rPr>
-                <w:lang w:val="en-GB"/>
-              </w:rPr>
-              <w:t xml:space="preserve"> User passwords must be hashed and never stored in plain text.</w:t>
+            </w:pPr>
+            <w:r>
+              <w:rPr>
+                <w:rFonts w:cs="Segoe UI"/>
+                <w:sz w:val="21"/>
+                <w:szCs w:val="21"/>
+                <w:lang w:val="en-GB"/>
+              </w:rPr>
+              <w:t>Stored credential values in </w:t>
+            </w:r>
+            <w:r>
+              <w:rPr>
+                <w:rStyle w:val="md-inline-path-filename"/>
+                <w:rFonts w:cs="Courier New"/>
+                <w:sz w:val="19"/>
+                <w:szCs w:val="19"/>
+                <w:lang w:val="en-GB"/>
+              </w:rPr>
+              <w:t>users.csv</w:t>
+            </w:r>
+            <w:r>
+              <w:rPr>
+                <w:rFonts w:cs="Segoe UI"/>
+                <w:sz w:val="21"/>
+                <w:szCs w:val="21"/>
+                <w:lang w:val="en-GB"/>
+              </w:rPr>
+              <w:t> were reviewed after account creation and confirmed to be hashed values rather than raw passwords.</w:t>
             </w:r>
           </w:p>
         </w:tc>
@@ -5534,7 +6645,7 @@
       <w:tr>
         <w:tc>
           <w:tcPr>
-            <w:tcW w:w="1129" w:type="dxa"/>
+            <w:tcW w:w="869" w:type="dxa"/>
             <w:vAlign w:val="center"/>
           </w:tcPr>
           <w:p>
@@ -5544,13 +6655,19 @@
               </w:rPr>
             </w:pPr>
             <w:r>
-              <w:t>NFR 2.3</w:t>
-            </w:r>
-          </w:p>
-        </w:tc>
-        <w:tc>
-          <w:tcPr>
-            <w:tcW w:w="7933" w:type="dxa"/>
+              <w:rPr>
+                <w:rFonts w:cs="Segoe UI"/>
+                <w:sz w:val="21"/>
+                <w:szCs w:val="21"/>
+              </w:rPr>
+              <w:lastRenderedPageBreak/>
+              <w:t>NFR-2.3</w:t>
+            </w:r>
+          </w:p>
+        </w:tc>
+        <w:tc>
+          <w:tcPr>
+            <w:tcW w:w="4504" w:type="dxa"/>
             <w:vAlign w:val="center"/>
           </w:tcPr>
           <w:p>
@@ -5561,16 +6678,47 @@
             </w:pPr>
             <w:r>
               <w:rPr>
+                <w:rStyle w:val="font-semibold"/>
+                <w:rFonts w:cs="Segoe UI"/>
+                <w:b/>
+                <w:bCs/>
+                <w:sz w:val="21"/>
+                <w:szCs w:val="21"/>
+                <w:lang w:val="en-GB"/>
+              </w:rPr>
+              <w:t>Security:</w:t>
+            </w:r>
+            <w:r>
+              <w:rPr>
+                <w:rFonts w:cs="Segoe UI"/>
+                <w:sz w:val="21"/>
+                <w:szCs w:val="21"/>
+                <w:lang w:val="en-GB"/>
+              </w:rPr>
+              <w:t> The system must terminate after three consecutive failed login attempts.</w:t>
+            </w:r>
+          </w:p>
+        </w:tc>
+        <w:tc>
+          <w:tcPr>
+            <w:tcW w:w="3689" w:type="dxa"/>
+            <w:vAlign w:val="center"/>
+          </w:tcPr>
+          <w:p>
+            <w:pPr>
+              <w:rPr>
                 <w:rStyle w:val="Strong"/>
                 <w:lang w:val="en-GB"/>
               </w:rPr>
-              <w:t>Security:</w:t>
-            </w:r>
-            <w:r>
-              <w:rPr>
-                <w:lang w:val="en-GB"/>
-              </w:rPr>
-              <w:t xml:space="preserve"> The system must terminate after 3 consecutive failed login attempts.</w:t>
+            </w:pPr>
+            <w:r>
+              <w:rPr>
+                <w:rFonts w:cs="Segoe UI"/>
+                <w:sz w:val="21"/>
+                <w:szCs w:val="21"/>
+                <w:lang w:val="en-GB"/>
+              </w:rPr>
+              <w:t>Invalid credentials were entered three times consecutively and the expected termination behaviour was confirmed.</w:t>
             </w:r>
           </w:p>
         </w:tc>
@@ -5578,7 +6726,7 @@
       <w:tr>
         <w:tc>
           <w:tcPr>
-            <w:tcW w:w="1129" w:type="dxa"/>
+            <w:tcW w:w="869" w:type="dxa"/>
             <w:vAlign w:val="center"/>
           </w:tcPr>
           <w:p>
@@ -5588,13 +6736,18 @@
               </w:rPr>
             </w:pPr>
             <w:r>
-              <w:t>NFR 3.1</w:t>
-            </w:r>
-          </w:p>
-        </w:tc>
-        <w:tc>
-          <w:tcPr>
-            <w:tcW w:w="7933" w:type="dxa"/>
+              <w:rPr>
+                <w:rFonts w:cs="Segoe UI"/>
+                <w:sz w:val="21"/>
+                <w:szCs w:val="21"/>
+              </w:rPr>
+              <w:t>NFR-3.1</w:t>
+            </w:r>
+          </w:p>
+        </w:tc>
+        <w:tc>
+          <w:tcPr>
+            <w:tcW w:w="4504" w:type="dxa"/>
             <w:vAlign w:val="center"/>
           </w:tcPr>
           <w:p>
@@ -5605,16 +6758,47 @@
             </w:pPr>
             <w:r>
               <w:rPr>
+                <w:rStyle w:val="font-semibold"/>
+                <w:rFonts w:cs="Segoe UI"/>
+                <w:b/>
+                <w:bCs/>
+                <w:sz w:val="21"/>
+                <w:szCs w:val="21"/>
+                <w:lang w:val="en-GB"/>
+              </w:rPr>
+              <w:t>Data Integrity:</w:t>
+            </w:r>
+            <w:r>
+              <w:rPr>
+                <w:rFonts w:cs="Segoe UI"/>
+                <w:sz w:val="21"/>
+                <w:szCs w:val="21"/>
+                <w:lang w:val="en-GB"/>
+              </w:rPr>
+              <w:t> Product IDs must be unique.</w:t>
+            </w:r>
+          </w:p>
+        </w:tc>
+        <w:tc>
+          <w:tcPr>
+            <w:tcW w:w="3689" w:type="dxa"/>
+            <w:vAlign w:val="center"/>
+          </w:tcPr>
+          <w:p>
+            <w:pPr>
+              <w:rPr>
                 <w:rStyle w:val="Strong"/>
                 <w:lang w:val="en-GB"/>
               </w:rPr>
-              <w:t>Data Integrity:</w:t>
-            </w:r>
-            <w:r>
-              <w:rPr>
-                <w:lang w:val="en-GB"/>
-              </w:rPr>
-              <w:t xml:space="preserve"> Product IDs must be unique – attempting to add duplicate IDs must be rejected with an error message.</w:t>
+            </w:pPr>
+            <w:r>
+              <w:rPr>
+                <w:rFonts w:cs="Segoe UI"/>
+                <w:sz w:val="21"/>
+                <w:szCs w:val="21"/>
+                <w:lang w:val="en-GB"/>
+              </w:rPr>
+              <w:t>Attempts to add duplicate product IDs were performed and correctly rejected with validation errors.</w:t>
             </w:r>
           </w:p>
         </w:tc>
@@ -5622,7 +6806,7 @@
       <w:tr>
         <w:tc>
           <w:tcPr>
-            <w:tcW w:w="1129" w:type="dxa"/>
+            <w:tcW w:w="869" w:type="dxa"/>
             <w:vAlign w:val="center"/>
           </w:tcPr>
           <w:p>
@@ -5632,13 +6816,18 @@
               </w:rPr>
             </w:pPr>
             <w:r>
-              <w:t>NFR 3.2</w:t>
-            </w:r>
-          </w:p>
-        </w:tc>
-        <w:tc>
-          <w:tcPr>
-            <w:tcW w:w="7933" w:type="dxa"/>
+              <w:rPr>
+                <w:rFonts w:cs="Segoe UI"/>
+                <w:sz w:val="21"/>
+                <w:szCs w:val="21"/>
+              </w:rPr>
+              <w:t>NFR-3.2</w:t>
+            </w:r>
+          </w:p>
+        </w:tc>
+        <w:tc>
+          <w:tcPr>
+            <w:tcW w:w="4504" w:type="dxa"/>
             <w:vAlign w:val="center"/>
           </w:tcPr>
           <w:p>
@@ -5649,16 +6838,47 @@
             </w:pPr>
             <w:r>
               <w:rPr>
+                <w:rStyle w:val="font-semibold"/>
+                <w:rFonts w:cs="Segoe UI"/>
+                <w:b/>
+                <w:bCs/>
+                <w:sz w:val="21"/>
+                <w:szCs w:val="21"/>
+                <w:lang w:val="en-GB"/>
+              </w:rPr>
+              <w:t>Data Integrity:</w:t>
+            </w:r>
+            <w:r>
+              <w:rPr>
+                <w:rFonts w:cs="Segoe UI"/>
+                <w:sz w:val="21"/>
+                <w:szCs w:val="21"/>
+                <w:lang w:val="en-GB"/>
+              </w:rPr>
+              <w:t> Inventory quantities must not become negative.</w:t>
+            </w:r>
+          </w:p>
+        </w:tc>
+        <w:tc>
+          <w:tcPr>
+            <w:tcW w:w="3689" w:type="dxa"/>
+            <w:vAlign w:val="center"/>
+          </w:tcPr>
+          <w:p>
+            <w:pPr>
+              <w:rPr>
                 <w:rStyle w:val="Strong"/>
                 <w:lang w:val="en-GB"/>
               </w:rPr>
-              <w:t>Data Integrity:</w:t>
-            </w:r>
-            <w:r>
-              <w:rPr>
-                <w:lang w:val="en-GB"/>
-              </w:rPr>
-              <w:t xml:space="preserve"> Inventory quantities must never become negative – order completion must be prevented if stock is insufficient.</w:t>
+            </w:pPr>
+            <w:r>
+              <w:rPr>
+                <w:rFonts w:cs="Segoe UI"/>
+                <w:sz w:val="21"/>
+                <w:szCs w:val="21"/>
+                <w:lang w:val="en-GB"/>
+              </w:rPr>
+              <w:t>Order-completion scenarios with insufficient stock were tested and completion was correctly blocked.</w:t>
             </w:r>
           </w:p>
         </w:tc>
@@ -5666,7 +6886,7 @@
       <w:tr>
         <w:tc>
           <w:tcPr>
-            <w:tcW w:w="1129" w:type="dxa"/>
+            <w:tcW w:w="869" w:type="dxa"/>
             <w:vAlign w:val="center"/>
           </w:tcPr>
           <w:p>
@@ -5676,13 +6896,18 @@
               </w:rPr>
             </w:pPr>
             <w:r>
-              <w:t>NFR 4.1</w:t>
-            </w:r>
-          </w:p>
-        </w:tc>
-        <w:tc>
-          <w:tcPr>
-            <w:tcW w:w="7933" w:type="dxa"/>
+              <w:rPr>
+                <w:rFonts w:cs="Segoe UI"/>
+                <w:sz w:val="21"/>
+                <w:szCs w:val="21"/>
+              </w:rPr>
+              <w:t>NFR-3.3</w:t>
+            </w:r>
+          </w:p>
+        </w:tc>
+        <w:tc>
+          <w:tcPr>
+            <w:tcW w:w="4504" w:type="dxa"/>
             <w:vAlign w:val="center"/>
           </w:tcPr>
           <w:p>
@@ -5693,16 +6918,66 @@
             </w:pPr>
             <w:r>
               <w:rPr>
+                <w:rStyle w:val="font-semibold"/>
+                <w:rFonts w:cs="Segoe UI"/>
+                <w:b/>
+                <w:bCs/>
+                <w:sz w:val="21"/>
+                <w:szCs w:val="21"/>
+                <w:lang w:val="en-GB"/>
+              </w:rPr>
+              <w:t>Data Integrity:</w:t>
+            </w:r>
+            <w:r>
+              <w:rPr>
+                <w:rFonts w:cs="Segoe UI"/>
+                <w:sz w:val="21"/>
+                <w:szCs w:val="21"/>
+                <w:lang w:val="en-GB"/>
+              </w:rPr>
+              <w:t> Deletion must preserve history and referential consistency.</w:t>
+            </w:r>
+          </w:p>
+        </w:tc>
+        <w:tc>
+          <w:tcPr>
+            <w:tcW w:w="3689" w:type="dxa"/>
+            <w:vAlign w:val="center"/>
+          </w:tcPr>
+          <w:p>
+            <w:pPr>
+              <w:rPr>
                 <w:rStyle w:val="Strong"/>
                 <w:lang w:val="en-GB"/>
               </w:rPr>
-              <w:t>Reliability:</w:t>
-            </w:r>
-            <w:r>
-              <w:rPr>
-                <w:lang w:val="en-GB"/>
-              </w:rPr>
-              <w:t xml:space="preserve"> The system must validate all numeric inputs – entering text where numbers are expected must display an error message without crashing.</w:t>
+            </w:pPr>
+            <w:r>
+              <w:rPr>
+                <w:rFonts w:cs="Segoe UI"/>
+                <w:sz w:val="21"/>
+                <w:szCs w:val="21"/>
+                <w:lang w:val="en-GB"/>
+              </w:rPr>
+              <w:t>Soft-delete scenarios were validated to confirm records are flagged with </w:t>
+            </w:r>
+            <w:r>
+              <w:rPr>
+                <w:rStyle w:val="HTMLCode"/>
+                <w:rFonts w:asciiTheme="minorHAnsi" w:eastAsiaTheme="majorEastAsia" w:hAnsiTheme="minorHAnsi"/>
+                <w:sz w:val="19"/>
+                <w:szCs w:val="19"/>
+                <w:lang w:val="en-GB"/>
+              </w:rPr>
+              <w:t>isDeleted</w:t>
+            </w:r>
+            <w:r>
+              <w:rPr>
+                <w:rFonts w:cs="Segoe UI"/>
+                <w:sz w:val="21"/>
+                <w:szCs w:val="21"/>
+                <w:lang w:val="en-GB"/>
+              </w:rPr>
+              <w:t>, constrained where required, and excluded from operational views.</w:t>
             </w:r>
           </w:p>
         </w:tc>
@@ -5710,7 +6985,7 @@
       <w:tr>
         <w:tc>
           <w:tcPr>
-            <w:tcW w:w="1129" w:type="dxa"/>
+            <w:tcW w:w="869" w:type="dxa"/>
             <w:vAlign w:val="center"/>
           </w:tcPr>
           <w:p>
@@ -5720,13 +6995,18 @@
               </w:rPr>
             </w:pPr>
             <w:r>
-              <w:t>NFR 4.2</w:t>
-            </w:r>
-          </w:p>
-        </w:tc>
-        <w:tc>
-          <w:tcPr>
-            <w:tcW w:w="7933" w:type="dxa"/>
+              <w:rPr>
+                <w:rFonts w:cs="Segoe UI"/>
+                <w:sz w:val="21"/>
+                <w:szCs w:val="21"/>
+              </w:rPr>
+              <w:t>NFR-4.1</w:t>
+            </w:r>
+          </w:p>
+        </w:tc>
+        <w:tc>
+          <w:tcPr>
+            <w:tcW w:w="4504" w:type="dxa"/>
             <w:vAlign w:val="center"/>
           </w:tcPr>
           <w:p>
@@ -5737,16 +7017,47 @@
             </w:pPr>
             <w:r>
               <w:rPr>
+                <w:rStyle w:val="font-semibold"/>
+                <w:rFonts w:cs="Segoe UI"/>
+                <w:b/>
+                <w:bCs/>
+                <w:sz w:val="21"/>
+                <w:szCs w:val="21"/>
+                <w:lang w:val="en-GB"/>
+              </w:rPr>
+              <w:t>Reliability:</w:t>
+            </w:r>
+            <w:r>
+              <w:rPr>
+                <w:rFonts w:cs="Segoe UI"/>
+                <w:sz w:val="21"/>
+                <w:szCs w:val="21"/>
+                <w:lang w:val="en-GB"/>
+              </w:rPr>
+              <w:t> Numeric input fields must reject invalid text without crashing.</w:t>
+            </w:r>
+          </w:p>
+        </w:tc>
+        <w:tc>
+          <w:tcPr>
+            <w:tcW w:w="3689" w:type="dxa"/>
+            <w:vAlign w:val="center"/>
+          </w:tcPr>
+          <w:p>
+            <w:pPr>
+              <w:rPr>
                 <w:rStyle w:val="Strong"/>
                 <w:lang w:val="en-GB"/>
               </w:rPr>
-              <w:t>Error Handling:</w:t>
-            </w:r>
-            <w:r>
-              <w:rPr>
-                <w:lang w:val="en-GB"/>
-              </w:rPr>
-              <w:t xml:space="preserve"> The system must create missing data files automatically on first run without crashing.</w:t>
+            </w:pPr>
+            <w:r>
+              <w:rPr>
+                <w:rFonts w:cs="Segoe UI"/>
+                <w:sz w:val="21"/>
+                <w:szCs w:val="21"/>
+                <w:lang w:val="en-GB"/>
+              </w:rPr>
+              <w:t>Invalid text input was supplied to numeric fields and the system displayed validation messages while continuing normal execution.</w:t>
             </w:r>
           </w:p>
         </w:tc>
@@ -5754,7 +7065,7 @@
       <w:tr>
         <w:tc>
           <w:tcPr>
-            <w:tcW w:w="1129" w:type="dxa"/>
+            <w:tcW w:w="869" w:type="dxa"/>
             <w:vAlign w:val="center"/>
           </w:tcPr>
           <w:p>
@@ -5764,13 +7075,18 @@
               </w:rPr>
             </w:pPr>
             <w:r>
-              <w:t>NFR 5.1</w:t>
-            </w:r>
-          </w:p>
-        </w:tc>
-        <w:tc>
-          <w:tcPr>
-            <w:tcW w:w="7933" w:type="dxa"/>
+              <w:rPr>
+                <w:rFonts w:cs="Segoe UI"/>
+                <w:sz w:val="21"/>
+                <w:szCs w:val="21"/>
+              </w:rPr>
+              <w:t>NFR-4.2</w:t>
+            </w:r>
+          </w:p>
+        </w:tc>
+        <w:tc>
+          <w:tcPr>
+            <w:tcW w:w="4504" w:type="dxa"/>
             <w:vAlign w:val="center"/>
           </w:tcPr>
           <w:p>
@@ -5781,16 +7097,137 @@
             </w:pPr>
             <w:r>
               <w:rPr>
+                <w:rStyle w:val="font-semibold"/>
+                <w:rFonts w:cs="Segoe UI"/>
+                <w:b/>
+                <w:bCs/>
+                <w:sz w:val="21"/>
+                <w:szCs w:val="21"/>
+                <w:lang w:val="en-GB"/>
+              </w:rPr>
+              <w:t>Error Handling:</w:t>
+            </w:r>
+            <w:r>
+              <w:rPr>
+                <w:rFonts w:cs="Segoe UI"/>
+                <w:sz w:val="21"/>
+                <w:szCs w:val="21"/>
+                <w:lang w:val="en-GB"/>
+              </w:rPr>
+              <w:t> Missing data files must be recreated automatically on first run.</w:t>
+            </w:r>
+          </w:p>
+        </w:tc>
+        <w:tc>
+          <w:tcPr>
+            <w:tcW w:w="3689" w:type="dxa"/>
+            <w:vAlign w:val="center"/>
+          </w:tcPr>
+          <w:p>
+            <w:pPr>
+              <w:rPr>
                 <w:rStyle w:val="Strong"/>
                 <w:lang w:val="en-GB"/>
               </w:rPr>
+            </w:pPr>
+            <w:r>
+              <w:rPr>
+                <w:rFonts w:cs="Segoe UI"/>
+                <w:sz w:val="21"/>
+                <w:szCs w:val="21"/>
+                <w:lang w:val="en-GB"/>
+              </w:rPr>
+              <w:t>Data files were removed, and system startup behaviour was tested; required CSV files were recreated successfully.</w:t>
+            </w:r>
+          </w:p>
+        </w:tc>
+      </w:tr>
+      <w:tr>
+        <w:tc>
+          <w:tcPr>
+            <w:tcW w:w="869" w:type="dxa"/>
+            <w:vAlign w:val="center"/>
+          </w:tcPr>
+          <w:p>
+            <w:pPr>
+              <w:rPr>
+                <w:rFonts w:cs="Segoe UI"/>
+                <w:sz w:val="21"/>
+                <w:szCs w:val="21"/>
+              </w:rPr>
+            </w:pPr>
+            <w:r>
+              <w:rPr>
+                <w:rFonts w:cs="Segoe UI"/>
+                <w:sz w:val="21"/>
+                <w:szCs w:val="21"/>
+              </w:rPr>
+              <w:t>NFR-5.1</w:t>
+            </w:r>
+          </w:p>
+        </w:tc>
+        <w:tc>
+          <w:tcPr>
+            <w:tcW w:w="4504" w:type="dxa"/>
+            <w:vAlign w:val="center"/>
+          </w:tcPr>
+          <w:p>
+            <w:pPr>
+              <w:rPr>
+                <w:rStyle w:val="font-semibold"/>
+                <w:rFonts w:cs="Segoe UI"/>
+                <w:b/>
+                <w:bCs/>
+                <w:sz w:val="21"/>
+                <w:szCs w:val="21"/>
+                <w:lang w:val="en-GB"/>
+              </w:rPr>
+            </w:pPr>
+            <w:r>
+              <w:rPr>
+                <w:rStyle w:val="font-semibold"/>
+                <w:rFonts w:cs="Segoe UI"/>
+                <w:b/>
+                <w:bCs/>
+                <w:sz w:val="21"/>
+                <w:szCs w:val="21"/>
+                <w:lang w:val="en-GB"/>
+              </w:rPr>
               <w:t>Portability:</w:t>
             </w:r>
             <w:r>
               <w:rPr>
-                <w:lang w:val="en-GB"/>
-              </w:rPr>
-              <w:t xml:space="preserve"> The system must compile and execute successfully on Windows, Linux, and macOS using standard C++.</w:t>
+                <w:rFonts w:cs="Segoe UI"/>
+                <w:sz w:val="21"/>
+                <w:szCs w:val="21"/>
+                <w:lang w:val="en-GB"/>
+              </w:rPr>
+              <w:t> The system is designed to be portable across Windows, Linux, and macOS using standard C++ and CMake.</w:t>
+            </w:r>
+          </w:p>
+        </w:tc>
+        <w:tc>
+          <w:tcPr>
+            <w:tcW w:w="3689" w:type="dxa"/>
+            <w:vAlign w:val="center"/>
+          </w:tcPr>
+          <w:p>
+            <w:pPr>
+              <w:rPr>
+                <w:rFonts w:cs="Segoe UI"/>
+                <w:sz w:val="21"/>
+                <w:szCs w:val="21"/>
+                <w:lang w:val="en-GB"/>
+              </w:rPr>
+            </w:pPr>
+            <w:r>
+              <w:rPr>
+                <w:rFonts w:cs="Segoe UI"/>
+                <w:sz w:val="21"/>
+                <w:szCs w:val="21"/>
+                <w:lang w:val="en-GB"/>
+              </w:rPr>
+              <w:t>Build and runtime behaviour were verified on Windows. Cross-platform portability is supported by design through standard C++ and CMake configuration. Linux/macOS execution was not validated in this submission.</w:t>
             </w:r>
           </w:p>
         </w:tc>
@@ -5839,13 +7276,8 @@
         </w:numPr>
       </w:pPr>
       <w:r>
-        <w:t xml:space="preserve">Functional and non-functional </w:t>
-      </w:r>
-      <w:proofErr w:type="gramStart"/>
-      <w:r>
-        <w:t>specification</w:t>
-      </w:r>
-      <w:proofErr w:type="gramEnd"/>
+        <w:t>Functional and non-functional specification</w:t>
+      </w:r>
     </w:p>
     <w:p>
       <w:pPr>
@@ -5916,7 +7348,6 @@
         </w:numPr>
       </w:pPr>
       <w:r>
-        <w:lastRenderedPageBreak/>
         <w:t>Testing and debugging</w:t>
       </w:r>
     </w:p>
@@ -5983,33 +7414,14 @@
         <w:rPr>
           <w:lang w:val="en-GB"/>
         </w:rPr>
+        <w:lastRenderedPageBreak/>
         <w:t xml:space="preserve">    </w:t>
       </w:r>
       <w:r>
         <w:rPr>
           <w:lang w:val="en-GB"/>
         </w:rPr>
-        <w:t xml:space="preserve">The Use Case Diagram shows how the system works for both Managers and Employees. It shows what each role can do in general. Managers </w:t>
-      </w:r>
-      <w:proofErr w:type="gramStart"/>
-      <w:r>
-        <w:rPr>
-          <w:lang w:val="en-GB"/>
-        </w:rPr>
-        <w:t>are in charge of</w:t>
-      </w:r>
-      <w:proofErr w:type="gramEnd"/>
-      <w:r>
-        <w:rPr>
-          <w:lang w:val="en-GB"/>
-        </w:rPr>
-        <w:t xml:space="preserve"> everything, including products, employees, orders, and reports. Employees only deal with their own reports, product searches, and orders. </w:t>
-      </w:r>
-      <w:r>
-        <w:rPr>
-          <w:lang w:val="en-GB"/>
-        </w:rPr>
-        <w:t xml:space="preserve"> </w:t>
+        <w:t>This use case diagram sets out how the two user roles interact with the system. The Manager handles product, employee and order administration, including assignment, reporting and controlled deletion. The Employee is limited to fulfilment tasks, such as viewing assigned orders, finding products, completing orders, and generating a personal report. This reflects the role-based access model used in the implementation.</w:t>
       </w:r>
     </w:p>
     <w:p>
@@ -6243,7 +7655,13 @@
         <w:rPr>
           <w:lang w:val="en-GB"/>
         </w:rPr>
-        <w:t xml:space="preserve"> I need to delete orders so that I can remove orders</w:t>
+        <w:t xml:space="preserve"> I need to </w:t>
+      </w:r>
+      <w:r>
+        <w:rPr>
+          <w:lang w:val="en-GB"/>
+        </w:rPr>
+        <w:t>delete pending orders entered in error</w:t>
       </w:r>
     </w:p>
     <w:p>
@@ -6277,7 +7695,6 @@
         <w:rPr>
           <w:lang w:val="en-GB"/>
         </w:rPr>
-        <w:lastRenderedPageBreak/>
         <w:t>As a manager, I need to make inventory reports so that I understand our stock levels.</w:t>
       </w:r>
     </w:p>
@@ -6329,6 +7746,7 @@
         <w:rPr>
           <w:lang w:val="en-GB"/>
         </w:rPr>
+        <w:lastRenderedPageBreak/>
         <w:t>As an employee, I need to see my assigned orders so that I know what tasks I must do.</w:t>
       </w:r>
     </w:p>
@@ -6399,6 +7817,13 @@
         </w:rPr>
         <w:t>As an employee, I need to make my pending order report so that I can plan my work.</w:t>
       </w:r>
+    </w:p>
+    <w:p>
+      <w:pPr>
+        <w:rPr>
+          <w:lang w:val="en-GB"/>
+        </w:rPr>
+      </w:pPr>
     </w:p>
     <w:p>
       <w:pPr>
@@ -6429,7 +7854,7 @@
                     <pic:cNvPicPr/>
                   </pic:nvPicPr>
                   <pic:blipFill>
-                    <a:blip r:embed="rId6">
+                    <a:blip r:embed="rId9">
                       <a:extLst>
                         <a:ext uri="{28A0092B-C50C-407E-A947-70E740481C1C}">
                           <a14:useLocalDpi xmlns:a14="http://schemas.microsoft.com/office/drawing/2010/main" val="0"/>
@@ -6508,33 +7933,8 @@
           <w:bCs/>
         </w:rPr>
         <w:lastRenderedPageBreak/>
-        <w:t xml:space="preserve">Manager </w:t>
-      </w:r>
-      <w:proofErr w:type="spellStart"/>
-      <w:r>
-        <w:rPr>
-          <w:b/>
-          <w:bCs/>
-        </w:rPr>
-        <w:t>Creates</w:t>
-      </w:r>
-      <w:proofErr w:type="spellEnd"/>
-      <w:r>
-        <w:rPr>
-          <w:b/>
-          <w:bCs/>
-        </w:rPr>
-        <w:t xml:space="preserve"> an </w:t>
-      </w:r>
-      <w:proofErr w:type="spellStart"/>
-      <w:r>
-        <w:rPr>
-          <w:b/>
-          <w:bCs/>
-        </w:rPr>
-        <w:t>Order</w:t>
-      </w:r>
-      <w:proofErr w:type="spellEnd"/>
+        <w:t>Manager Creates an Order</w:t>
+      </w:r>
     </w:p>
     <w:p>
       <w:pPr>
@@ -6580,27 +7980,11 @@
           <w:lang w:val="en-GB"/>
         </w:rPr>
       </w:pPr>
-      <w:proofErr w:type="spellStart"/>
-      <w:proofErr w:type="gramStart"/>
-      <w:r>
-        <w:rPr>
-          <w:lang w:val="en-GB"/>
-        </w:rPr>
-        <w:t>canFulfillOrder</w:t>
-      </w:r>
-      <w:proofErr w:type="spellEnd"/>
-      <w:r>
-        <w:rPr>
-          <w:lang w:val="en-GB"/>
-        </w:rPr>
-        <w:t>(</w:t>
-      </w:r>
-      <w:proofErr w:type="gramEnd"/>
-      <w:r>
-        <w:rPr>
-          <w:lang w:val="en-GB"/>
-        </w:rPr>
-        <w:t>) checks stock for each item.</w:t>
+      <w:r>
+        <w:rPr>
+          <w:lang w:val="en-GB"/>
+        </w:rPr>
+        <w:t>canFulfillOrder() checks stock for each item.</w:t>
       </w:r>
     </w:p>
     <w:p>
@@ -6654,7 +8038,7 @@
                     <pic:cNvPicPr/>
                   </pic:nvPicPr>
                   <pic:blipFill>
-                    <a:blip r:embed="rId7">
+                    <a:blip r:embed="rId10">
                       <a:extLst>
                         <a:ext uri="{28A0092B-C50C-407E-A947-70E740481C1C}">
                           <a14:useLocalDpi xmlns:a14="http://schemas.microsoft.com/office/drawing/2010/main" val="0"/>
@@ -6688,47 +8072,13 @@
           <w:bCs/>
         </w:rPr>
       </w:pPr>
-      <w:proofErr w:type="spellStart"/>
       <w:r>
         <w:rPr>
           <w:b/>
           <w:bCs/>
         </w:rPr>
-        <w:t>Employee</w:t>
-      </w:r>
-      <w:proofErr w:type="spellEnd"/>
-      <w:r>
-        <w:rPr>
-          <w:b/>
-          <w:bCs/>
-        </w:rPr>
-        <w:t xml:space="preserve"> </w:t>
-      </w:r>
-      <w:proofErr w:type="spellStart"/>
-      <w:r>
-        <w:rPr>
-          <w:b/>
-          <w:bCs/>
-        </w:rPr>
-        <w:t>Completes</w:t>
-      </w:r>
-      <w:proofErr w:type="spellEnd"/>
-      <w:r>
-        <w:rPr>
-          <w:b/>
-          <w:bCs/>
-        </w:rPr>
-        <w:t xml:space="preserve"> an </w:t>
-      </w:r>
-      <w:proofErr w:type="spellStart"/>
-      <w:r>
-        <w:rPr>
-          <w:b/>
-          <w:bCs/>
-        </w:rPr>
-        <w:t>Order</w:t>
-      </w:r>
-      <w:proofErr w:type="spellEnd"/>
+        <w:t>Employee Completes an Order</w:t>
+      </w:r>
     </w:p>
     <w:p>
       <w:pPr>
@@ -6737,29 +8087,8 @@
           <w:numId w:val="8"/>
         </w:numPr>
       </w:pPr>
-      <w:proofErr w:type="spellStart"/>
-      <w:r>
-        <w:t>Employee</w:t>
-      </w:r>
-      <w:proofErr w:type="spellEnd"/>
-      <w:r>
-        <w:t xml:space="preserve"> </w:t>
-      </w:r>
-      <w:proofErr w:type="spellStart"/>
-      <w:r>
-        <w:t>chooses</w:t>
-      </w:r>
-      <w:proofErr w:type="spellEnd"/>
-      <w:r>
-        <w:t xml:space="preserve"> “Complete </w:t>
-      </w:r>
-      <w:proofErr w:type="spellStart"/>
-      <w:r>
-        <w:t>order</w:t>
-      </w:r>
-      <w:proofErr w:type="spellEnd"/>
-      <w:r>
-        <w:t>”.</w:t>
+      <w:r>
+        <w:t>Employee chooses “Complete order”.</w:t>
       </w:r>
     </w:p>
     <w:p>
@@ -6789,27 +8118,11 @@
           <w:lang w:val="en-GB"/>
         </w:rPr>
       </w:pPr>
-      <w:proofErr w:type="spellStart"/>
-      <w:proofErr w:type="gramStart"/>
-      <w:r>
-        <w:rPr>
-          <w:lang w:val="en-GB"/>
-        </w:rPr>
-        <w:t>canFulfillOrder</w:t>
-      </w:r>
-      <w:proofErr w:type="spellEnd"/>
-      <w:r>
-        <w:rPr>
-          <w:lang w:val="en-GB"/>
-        </w:rPr>
-        <w:t>(</w:t>
-      </w:r>
-      <w:proofErr w:type="gramEnd"/>
-      <w:r>
-        <w:rPr>
-          <w:lang w:val="en-GB"/>
-        </w:rPr>
-        <w:t>) is run again to avoid negative stock.</w:t>
+      <w:r>
+        <w:rPr>
+          <w:lang w:val="en-GB"/>
+        </w:rPr>
+        <w:t>canFulfillOrder() is run again to avoid negative stock.</w:t>
       </w:r>
     </w:p>
     <w:p>
@@ -6826,29 +8139,7 @@
         <w:rPr>
           <w:lang w:val="en-GB"/>
         </w:rPr>
-        <w:t>If OK, </w:t>
-      </w:r>
-      <w:proofErr w:type="spellStart"/>
-      <w:proofErr w:type="gramStart"/>
-      <w:r>
-        <w:rPr>
-          <w:lang w:val="en-GB"/>
-        </w:rPr>
-        <w:t>deductStock</w:t>
-      </w:r>
-      <w:proofErr w:type="spellEnd"/>
-      <w:r>
-        <w:rPr>
-          <w:lang w:val="en-GB"/>
-        </w:rPr>
-        <w:t>(</w:t>
-      </w:r>
-      <w:proofErr w:type="gramEnd"/>
-      <w:r>
-        <w:rPr>
-          <w:lang w:val="en-GB"/>
-        </w:rPr>
-        <w:t>) is called and status is set to Completed.</w:t>
+        <w:t>If OK, deductStock() is called and status is set to Completed.</w:t>
       </w:r>
     </w:p>
     <w:p>
@@ -6879,7 +8170,7 @@
                     <pic:cNvPicPr/>
                   </pic:nvPicPr>
                   <pic:blipFill>
-                    <a:blip r:embed="rId8">
+                    <a:blip r:embed="rId11">
                       <a:extLst>
                         <a:ext uri="{28A0092B-C50C-407E-A947-70E740481C1C}">
                           <a14:useLocalDpi xmlns:a14="http://schemas.microsoft.com/office/drawing/2010/main" val="0"/>
@@ -6913,21 +8204,12 @@
           <w:bCs/>
         </w:rPr>
       </w:pPr>
-      <w:proofErr w:type="spellStart"/>
       <w:r>
         <w:rPr>
           <w:b/>
           <w:bCs/>
         </w:rPr>
-        <w:t>Generating</w:t>
-      </w:r>
-      <w:proofErr w:type="spellEnd"/>
-      <w:r>
-        <w:rPr>
-          <w:b/>
-          <w:bCs/>
-        </w:rPr>
-        <w:t xml:space="preserve"> Reports</w:t>
+        <w:t>Generating Reports</w:t>
       </w:r>
     </w:p>
     <w:p>
@@ -6944,21 +8226,7 @@
         <w:rPr>
           <w:lang w:val="en-GB"/>
         </w:rPr>
-        <w:t>Manager’s “Reports” menu calls appropriate </w:t>
-      </w:r>
-      <w:proofErr w:type="spellStart"/>
-      <w:r>
-        <w:rPr>
-          <w:lang w:val="en-GB"/>
-        </w:rPr>
-        <w:t>ReportGenerator</w:t>
-      </w:r>
-      <w:proofErr w:type="spellEnd"/>
-      <w:r>
-        <w:rPr>
-          <w:lang w:val="en-GB"/>
-        </w:rPr>
-        <w:t> methods for inventory or order reports.</w:t>
+        <w:t>Manager’s “Reports” menu calls appropriate ReportGenerator methods for inventory or order reports.</w:t>
       </w:r>
     </w:p>
     <w:p>
@@ -6975,65 +8243,7 @@
         <w:rPr>
           <w:lang w:val="en-GB"/>
         </w:rPr>
-        <w:t>Employee’s “My report” uses </w:t>
-      </w:r>
-      <w:proofErr w:type="spellStart"/>
-      <w:proofErr w:type="gramStart"/>
-      <w:r>
-        <w:rPr>
-          <w:lang w:val="en-GB"/>
-        </w:rPr>
-        <w:t>generateEmployeeReport</w:t>
-      </w:r>
-      <w:proofErr w:type="spellEnd"/>
-      <w:r>
-        <w:rPr>
-          <w:lang w:val="en-GB"/>
-        </w:rPr>
-        <w:t>(</w:t>
-      </w:r>
-      <w:proofErr w:type="gramEnd"/>
-      <w:r>
-        <w:rPr>
-          <w:lang w:val="en-GB"/>
-        </w:rPr>
-        <w:t>) filtered by </w:t>
-      </w:r>
-      <w:proofErr w:type="spellStart"/>
-      <w:r>
-        <w:rPr>
-          <w:lang w:val="en-GB"/>
-        </w:rPr>
-        <w:t>currentUser</w:t>
-      </w:r>
-      <w:proofErr w:type="spellEnd"/>
-      <w:r>
-        <w:rPr>
-          <w:lang w:val="en-GB"/>
-        </w:rPr>
-        <w:t>_-&gt;</w:t>
-      </w:r>
-      <w:proofErr w:type="spellStart"/>
-      <w:proofErr w:type="gramStart"/>
-      <w:r>
-        <w:rPr>
-          <w:lang w:val="en-GB"/>
-        </w:rPr>
-        <w:t>getEmployeeId</w:t>
-      </w:r>
-      <w:proofErr w:type="spellEnd"/>
-      <w:r>
-        <w:rPr>
-          <w:lang w:val="en-GB"/>
-        </w:rPr>
-        <w:t>(</w:t>
-      </w:r>
-      <w:proofErr w:type="gramEnd"/>
-      <w:r>
-        <w:rPr>
-          <w:lang w:val="en-GB"/>
-        </w:rPr>
-        <w:t>).</w:t>
+        <w:t>Employee’s “My report” uses generateEmployeeReport() filtered by currentUser_-&gt;getEmployeeId().</w:t>
       </w:r>
     </w:p>
     <w:p>
@@ -7081,7 +8291,7 @@
                     <pic:cNvPicPr/>
                   </pic:nvPicPr>
                   <pic:blipFill>
-                    <a:blip r:embed="rId9">
+                    <a:blip r:embed="rId12">
                       <a:extLst>
                         <a:ext uri="{28A0092B-C50C-407E-A947-70E740481C1C}">
                           <a14:useLocalDpi xmlns:a14="http://schemas.microsoft.com/office/drawing/2010/main" val="0"/>
@@ -7146,9 +8356,23 @@
       </w:pPr>
       <w:r>
         <w:rPr>
+          <w:lang w:val="en-GB"/>
+        </w:rPr>
+        <w:t>The product state diagram models stock behaviour across InStock, LowStock, and OutOfStock, based on quantity changes. It also includes logical deletion behaviour. In this design, deleted products are removed from normal operational views, while the underlying record is retained (isDeleted) to preserve traceability.</w:t>
+      </w:r>
+    </w:p>
+    <w:p>
+      <w:pPr>
+        <w:rPr>
+          <w:lang w:val="en-GB"/>
+        </w:rPr>
+      </w:pPr>
+      <w:r>
+        <w:rPr>
           <w:noProof/>
           <w:lang w:val="en-GB"/>
         </w:rPr>
+        <w:lastRenderedPageBreak/>
         <w:drawing>
           <wp:inline distT="0" distB="0" distL="0" distR="0" wp14:anchorId="68FE2946" wp14:editId="191D244F">
             <wp:extent cx="4561760" cy="4352925"/>
@@ -7165,7 +8389,7 @@
                     <pic:cNvPicPr/>
                   </pic:nvPicPr>
                   <pic:blipFill>
-                    <a:blip r:embed="rId10">
+                    <a:blip r:embed="rId13">
                       <a:extLst>
                         <a:ext uri="{28A0092B-C50C-407E-A947-70E740481C1C}">
                           <a14:useLocalDpi xmlns:a14="http://schemas.microsoft.com/office/drawing/2010/main" val="0"/>
@@ -7213,6 +8437,19 @@
       </w:pPr>
       <w:r>
         <w:rPr>
+          <w:lang w:val="en-GB"/>
+        </w:rPr>
+        <w:t>This state diagram captures the order lifecycle from Pending to InProgress and then Completed, alongside deletion constraints. It aligns with the implemented rules: only Pending orders can be deleted, while InProgress and Completed orders are protected to maintain operational consistency and historical accuracy.</w:t>
+      </w:r>
+    </w:p>
+    <w:p>
+      <w:pPr>
+        <w:rPr>
+          <w:lang w:val="en-GB"/>
+        </w:rPr>
+      </w:pPr>
+      <w:r>
+        <w:rPr>
           <w:noProof/>
           <w:lang w:val="en-GB"/>
         </w:rPr>
@@ -7233,7 +8470,7 @@
                     <pic:cNvPicPr/>
                   </pic:nvPicPr>
                   <pic:blipFill>
-                    <a:blip r:embed="rId11">
+                    <a:blip r:embed="rId14">
                       <a:extLst>
                         <a:ext uri="{28A0092B-C50C-407E-A947-70E740481C1C}">
                           <a14:useLocalDpi xmlns:a14="http://schemas.microsoft.com/office/drawing/2010/main" val="0"/>
@@ -7310,14 +8547,14 @@
         <w:rPr>
           <w:lang w:val="en-GB"/>
         </w:rPr>
-        <w:t>The class diagram presents the structural design:</w:t>
+        <w:t>The class diagram presents the structural design of the system:</w:t>
       </w:r>
     </w:p>
     <w:p>
       <w:pPr>
         <w:numPr>
           <w:ilvl w:val="0"/>
-          <w:numId w:val="6"/>
+          <w:numId w:val="34"/>
         </w:numPr>
         <w:rPr>
           <w:lang w:val="en-GB"/>
@@ -7327,14 +8564,14 @@
         <w:rPr>
           <w:lang w:val="en-GB"/>
         </w:rPr>
-        <w:t>User (abstract) with subclasses Manager and Employee (role separation).</w:t>
+        <w:t>User is an abstract base class, with Manager and Employee as subclasses for role separation.</w:t>
       </w:r>
     </w:p>
     <w:p>
       <w:pPr>
         <w:numPr>
           <w:ilvl w:val="0"/>
-          <w:numId w:val="6"/>
+          <w:numId w:val="34"/>
         </w:numPr>
         <w:rPr>
           <w:lang w:val="en-GB"/>
@@ -7344,186 +8581,75 @@
         <w:rPr>
           <w:lang w:val="en-GB"/>
         </w:rPr>
-        <w:t>Product, </w:t>
-      </w:r>
-      <w:proofErr w:type="spellStart"/>
-      <w:r>
-        <w:rPr>
-          <w:lang w:val="en-GB"/>
-        </w:rPr>
-        <w:t>EmployeeRecord</w:t>
-      </w:r>
-      <w:proofErr w:type="spellEnd"/>
-      <w:r>
-        <w:rPr>
-          <w:lang w:val="en-GB"/>
-        </w:rPr>
-        <w:t>, </w:t>
-      </w:r>
-      <w:proofErr w:type="spellStart"/>
-      <w:r>
-        <w:rPr>
-          <w:lang w:val="en-GB"/>
-        </w:rPr>
-        <w:t>OrderItem</w:t>
-      </w:r>
-      <w:proofErr w:type="spellEnd"/>
-      <w:r>
-        <w:rPr>
-          <w:lang w:val="en-GB"/>
-        </w:rPr>
-        <w:t>, and Order model warehouse data.</w:t>
+        <w:t>Product, EmployeeRecord, OrderItem, and Order represent the core warehouse domain data.</w:t>
       </w:r>
     </w:p>
     <w:p>
       <w:pPr>
         <w:numPr>
           <w:ilvl w:val="0"/>
-          <w:numId w:val="6"/>
+          <w:numId w:val="34"/>
         </w:numPr>
         <w:rPr>
           <w:lang w:val="en-GB"/>
         </w:rPr>
       </w:pPr>
-      <w:proofErr w:type="spellStart"/>
-      <w:r>
-        <w:rPr>
-          <w:lang w:val="en-GB"/>
-        </w:rPr>
-        <w:t>AuthManager</w:t>
-      </w:r>
-      <w:proofErr w:type="spellEnd"/>
-      <w:r>
-        <w:rPr>
-          <w:lang w:val="en-GB"/>
-        </w:rPr>
-        <w:t> coordinates login and manages the user’s map.</w:t>
+      <w:r>
+        <w:rPr>
+          <w:lang w:val="en-GB"/>
+        </w:rPr>
+        <w:t>AuthManager handles authentication and manages the user map.</w:t>
       </w:r>
     </w:p>
     <w:p>
       <w:pPr>
         <w:numPr>
           <w:ilvl w:val="0"/>
-          <w:numId w:val="6"/>
+          <w:numId w:val="34"/>
         </w:numPr>
         <w:rPr>
           <w:lang w:val="en-GB"/>
         </w:rPr>
       </w:pPr>
-      <w:proofErr w:type="spellStart"/>
-      <w:r>
-        <w:rPr>
-          <w:lang w:val="en-GB"/>
-        </w:rPr>
-        <w:t>FileHandler</w:t>
-      </w:r>
-      <w:proofErr w:type="spellEnd"/>
-      <w:r>
-        <w:rPr>
-          <w:lang w:val="en-GB"/>
-        </w:rPr>
-        <w:t> loads and saves entities from/to CSV files.</w:t>
+      <w:r>
+        <w:rPr>
+          <w:lang w:val="en-GB"/>
+        </w:rPr>
+        <w:t>FileHandler is responsible for loading and saving entities to CSV files.</w:t>
       </w:r>
     </w:p>
     <w:p>
       <w:pPr>
         <w:numPr>
           <w:ilvl w:val="0"/>
-          <w:numId w:val="6"/>
+          <w:numId w:val="34"/>
         </w:numPr>
         <w:rPr>
           <w:lang w:val="en-GB"/>
         </w:rPr>
       </w:pPr>
-      <w:proofErr w:type="spellStart"/>
-      <w:r>
-        <w:rPr>
-          <w:lang w:val="en-GB"/>
-        </w:rPr>
-        <w:t>ReportGenerator</w:t>
-      </w:r>
-      <w:proofErr w:type="spellEnd"/>
-      <w:r>
-        <w:rPr>
-          <w:lang w:val="en-GB"/>
-        </w:rPr>
-        <w:t> reads in</w:t>
-      </w:r>
-      <w:r>
-        <w:rPr>
-          <w:lang w:val="en-GB"/>
-        </w:rPr>
-        <w:noBreakHyphen/>
-        <w:t>memory maps to produce CSV reports.</w:t>
+      <w:r>
+        <w:rPr>
+          <w:lang w:val="en-GB"/>
+        </w:rPr>
+        <w:t>ReportGenerator reads in-memory collections and generates CSV reports.</w:t>
       </w:r>
     </w:p>
     <w:p>
       <w:pPr>
         <w:numPr>
           <w:ilvl w:val="0"/>
-          <w:numId w:val="6"/>
+          <w:numId w:val="34"/>
         </w:numPr>
         <w:rPr>
           <w:lang w:val="en-GB"/>
         </w:rPr>
       </w:pPr>
-      <w:proofErr w:type="spellStart"/>
-      <w:r>
-        <w:rPr>
-          <w:lang w:val="en-GB"/>
-        </w:rPr>
-        <w:t>WarehousSystem</w:t>
-      </w:r>
-      <w:proofErr w:type="spellEnd"/>
-      <w:r>
-        <w:rPr>
-          <w:lang w:val="en-GB"/>
-        </w:rPr>
-        <w:t xml:space="preserve"> holds all </w:t>
-      </w:r>
-      <w:proofErr w:type="spellStart"/>
-      <w:proofErr w:type="gramStart"/>
-      <w:r>
-        <w:rPr>
-          <w:lang w:val="en-GB"/>
-        </w:rPr>
-        <w:t>maps,pointers</w:t>
-      </w:r>
-      <w:proofErr w:type="spellEnd"/>
-      <w:proofErr w:type="gramEnd"/>
-      <w:r>
-        <w:rPr>
-          <w:lang w:val="en-GB"/>
-        </w:rPr>
-        <w:t xml:space="preserve"> to </w:t>
-      </w:r>
-      <w:proofErr w:type="spellStart"/>
-      <w:r>
-        <w:rPr>
-          <w:lang w:val="en-GB"/>
-        </w:rPr>
-        <w:t>AuthManager</w:t>
-      </w:r>
-      <w:proofErr w:type="spellEnd"/>
-      <w:r>
-        <w:rPr>
-          <w:lang w:val="en-GB"/>
-        </w:rPr>
-        <w:t> and </w:t>
-      </w:r>
-      <w:proofErr w:type="spellStart"/>
-      <w:r>
-        <w:rPr>
-          <w:lang w:val="en-GB"/>
-        </w:rPr>
-        <w:t>ReportGenerator</w:t>
-      </w:r>
-      <w:proofErr w:type="spellEnd"/>
-      <w:r>
-        <w:rPr>
-          <w:lang w:val="en-GB"/>
-        </w:rPr>
-        <w:t>, and controls the UI and business logic.</w:t>
+      <w:r>
+        <w:rPr>
+          <w:lang w:val="en-GB"/>
+        </w:rPr>
+        <w:t>WarehouseSystem contains the main maps, holds references to AuthManager and ReportGenerator, and coordinates UI flow and business logic.</w:t>
       </w:r>
     </w:p>
     <w:p>
@@ -7554,7 +8680,7 @@
                     <pic:cNvPicPr/>
                   </pic:nvPicPr>
                   <pic:blipFill>
-                    <a:blip r:embed="rId12" cstate="print">
+                    <a:blip r:embed="rId15" cstate="print">
                       <a:extLst>
                         <a:ext uri="{28A0092B-C50C-407E-A947-70E740481C1C}">
                           <a14:useLocalDpi xmlns:a14="http://schemas.microsoft.com/office/drawing/2010/main" val="0"/>
@@ -7606,6 +8732,19 @@
       </w:pPr>
       <w:r>
         <w:rPr>
+          <w:lang w:val="en-GB"/>
+        </w:rPr>
+        <w:t>The component diagram outlines the high-level architecture: user interface, application control, domain model, persistence, and reporting. CSV files form the persistence boundary. This structure supports maintainability by keeping responsibilities separated and reducing coupling between modules.</w:t>
+      </w:r>
+    </w:p>
+    <w:p>
+      <w:pPr>
+        <w:rPr>
+          <w:lang w:val="en-GB"/>
+        </w:rPr>
+      </w:pPr>
+      <w:r>
+        <w:rPr>
           <w:noProof/>
           <w:lang w:val="en-GB"/>
         </w:rPr>
@@ -7625,7 +8764,7 @@
                     <pic:cNvPicPr/>
                   </pic:nvPicPr>
                   <pic:blipFill>
-                    <a:blip r:embed="rId13" cstate="print">
+                    <a:blip r:embed="rId16" cstate="print">
                       <a:extLst>
                         <a:ext uri="{28A0092B-C50C-407E-A947-70E740481C1C}">
                           <a14:useLocalDpi xmlns:a14="http://schemas.microsoft.com/office/drawing/2010/main" val="0"/>
@@ -7692,77 +8831,14 @@
         <w:rPr>
           <w:lang w:val="en-GB"/>
         </w:rPr>
-        <w:t>The system uses a layered architecture that keeps the user interface (menus), core business logic (</w:t>
-      </w:r>
-      <w:proofErr w:type="spellStart"/>
-      <w:r>
-        <w:rPr>
-          <w:lang w:val="en-GB"/>
-        </w:rPr>
-        <w:t>WarehouseSystem</w:t>
-      </w:r>
-      <w:proofErr w:type="spellEnd"/>
-      <w:r>
-        <w:rPr>
-          <w:lang w:val="en-GB"/>
-        </w:rPr>
-        <w:t>), and data persistence (</w:t>
-      </w:r>
-      <w:proofErr w:type="spellStart"/>
-      <w:r>
-        <w:rPr>
-          <w:lang w:val="en-GB"/>
-        </w:rPr>
-        <w:t>FileHandler</w:t>
-      </w:r>
-      <w:proofErr w:type="spellEnd"/>
-      <w:r>
-        <w:rPr>
-          <w:lang w:val="en-GB"/>
-        </w:rPr>
-        <w:t xml:space="preserve">) separate. Users interact through the console menus, whilst the main work is done by </w:t>
-      </w:r>
-      <w:proofErr w:type="spellStart"/>
-      <w:r>
-        <w:rPr>
-          <w:lang w:val="en-GB"/>
-        </w:rPr>
-        <w:t>WarehouseSystem</w:t>
-      </w:r>
-      <w:proofErr w:type="spellEnd"/>
-      <w:r>
-        <w:rPr>
-          <w:lang w:val="en-GB"/>
-        </w:rPr>
-        <w:t xml:space="preserve">. File reading and writing is handled by </w:t>
-      </w:r>
-      <w:proofErr w:type="spellStart"/>
-      <w:r>
-        <w:rPr>
-          <w:lang w:val="en-GB"/>
-        </w:rPr>
-        <w:t>FileHandler</w:t>
-      </w:r>
-      <w:proofErr w:type="spellEnd"/>
-      <w:r>
-        <w:rPr>
-          <w:lang w:val="en-GB"/>
-        </w:rPr>
-        <w:t xml:space="preserve">, and </w:t>
-      </w:r>
-      <w:proofErr w:type="spellStart"/>
-      <w:r>
-        <w:rPr>
-          <w:lang w:val="en-GB"/>
-        </w:rPr>
-        <w:t>ReportGenerator</w:t>
-      </w:r>
-      <w:proofErr w:type="spellEnd"/>
-      <w:r>
-        <w:rPr>
-          <w:lang w:val="en-GB"/>
-        </w:rPr>
-        <w:t xml:space="preserve"> takes care of producing reports. This separation makes the system easier to understand, maintain, and extend.</w:t>
+        <w:t xml:space="preserve">The system uses a layered architecture that keeps the user interface (menus), core business logic (WarehouseSystem), and data persistence (FileHandler) separate. Users </w:t>
+      </w:r>
+      <w:r>
+        <w:rPr>
+          <w:lang w:val="en-GB"/>
+        </w:rPr>
+        <w:lastRenderedPageBreak/>
+        <w:t>interact through the console menus, whilst the main work is done by WarehouseSystem. File reading and writing is handled by FileHandler, and ReportGenerator takes care of producing reports. This separation makes the system easier to understand, maintain, and extend.</w:t>
       </w:r>
     </w:p>
     <w:p>
@@ -7774,18 +8850,8 @@
           <w:b/>
           <w:bCs/>
         </w:rPr>
-        <w:lastRenderedPageBreak/>
-        <w:t xml:space="preserve">Design Principles </w:t>
-      </w:r>
-      <w:proofErr w:type="spellStart"/>
-      <w:r>
-        <w:rPr>
-          <w:b/>
-          <w:bCs/>
-        </w:rPr>
-        <w:t>Analysis</w:t>
-      </w:r>
-      <w:proofErr w:type="spellEnd"/>
+        <w:t>Design Principles Analysis</w:t>
+      </w:r>
     </w:p>
     <w:p>
       <w:pPr>
@@ -7803,15 +8869,7 @@
         <w:t>Encapsulation:</w:t>
       </w:r>
       <w:r>
-        <w:t xml:space="preserve"> Classes like Product, Order, and </w:t>
-      </w:r>
-      <w:proofErr w:type="spellStart"/>
-      <w:r>
-        <w:t>OrderItem</w:t>
-      </w:r>
-      <w:proofErr w:type="spellEnd"/>
-      <w:r>
-        <w:t xml:space="preserve"> use private attributes with getter and setter methods.</w:t>
+        <w:t xml:space="preserve"> Classes like Product, Order, and OrderItem use private attributes with getter and setter methods.</w:t>
       </w:r>
     </w:p>
     <w:p>
@@ -7849,23 +8907,7 @@
         <w:t>Polymorphism:</w:t>
       </w:r>
       <w:r>
-        <w:t xml:space="preserve"> The user’s role determines which menu is shown (</w:t>
-      </w:r>
-      <w:proofErr w:type="spellStart"/>
-      <w:r>
-        <w:t>showManagerMenu</w:t>
-      </w:r>
-      <w:proofErr w:type="spellEnd"/>
-      <w:r>
-        <w:t xml:space="preserve"> vs </w:t>
-      </w:r>
-      <w:proofErr w:type="spellStart"/>
-      <w:r>
-        <w:t>showEmployeeMenu</w:t>
-      </w:r>
-      <w:proofErr w:type="spellEnd"/>
-      <w:r>
-        <w:t>).</w:t>
+        <w:t xml:space="preserve"> The user’s role determines which menu is shown (showManagerMenu vs showEmployeeMenu).</w:t>
       </w:r>
     </w:p>
     <w:p>
@@ -7889,29 +8931,8 @@
       <w:r>
         <w:t xml:space="preserve"> </w:t>
       </w:r>
-      <w:proofErr w:type="spellStart"/>
-      <w:r>
-        <w:t>AuthManager</w:t>
-      </w:r>
-      <w:proofErr w:type="spellEnd"/>
-      <w:r>
-        <w:t xml:space="preserve"> handles authentication, </w:t>
-      </w:r>
-      <w:proofErr w:type="spellStart"/>
-      <w:r>
-        <w:t>FileHandler</w:t>
-      </w:r>
-      <w:proofErr w:type="spellEnd"/>
-      <w:r>
-        <w:t xml:space="preserve"> handles I/O, and </w:t>
-      </w:r>
-      <w:proofErr w:type="spellStart"/>
-      <w:r>
-        <w:t>ReportGenerator</w:t>
-      </w:r>
-      <w:proofErr w:type="spellEnd"/>
-      <w:r>
-        <w:t xml:space="preserve"> handles reports.</w:t>
+      <w:r>
+        <w:t>AuthManager handles authentication, FileHandler handles I/O, and ReportGenerator handles reports.</w:t>
       </w:r>
     </w:p>
     <w:p>
@@ -7939,53 +8960,21 @@
           <w:rFonts w:asciiTheme="minorHAnsi" w:eastAsiaTheme="majorEastAsia" w:hAnsiTheme="minorHAnsi"/>
           <w:lang w:val="en-GB"/>
         </w:rPr>
-        <w:t xml:space="preserve">A soft delete approach was adopted to preserve fulfilment history and referential integrity. Deleting a record sets an </w:t>
-      </w:r>
-      <w:proofErr w:type="spellStart"/>
+        <w:t>A soft delete approach was adopted to preserve fulfilment history and referential integrity. Deleting a record sets an isDeleted flag rather than removing it, keeping flagged entries invisible to users whilst the data remains intact.</w:t>
+      </w:r>
       <w:r>
         <w:rPr>
           <w:rFonts w:asciiTheme="minorHAnsi" w:eastAsiaTheme="majorEastAsia" w:hAnsiTheme="minorHAnsi"/>
           <w:lang w:val="en-GB"/>
         </w:rPr>
-        <w:t>isDeleted</w:t>
-      </w:r>
-      <w:proofErr w:type="spellEnd"/>
+        <w:t xml:space="preserve"> </w:t>
+      </w:r>
       <w:r>
         <w:rPr>
           <w:rFonts w:asciiTheme="minorHAnsi" w:eastAsiaTheme="majorEastAsia" w:hAnsiTheme="minorHAnsi"/>
           <w:lang w:val="en-GB"/>
         </w:rPr>
-        <w:t xml:space="preserve"> flag rather than removing it, keeping flagged entries invisible to users whilst the data remains intact.</w:t>
-      </w:r>
-      <w:r>
-        <w:rPr>
-          <w:rFonts w:asciiTheme="minorHAnsi" w:eastAsiaTheme="majorEastAsia" w:hAnsiTheme="minorHAnsi"/>
-          <w:lang w:val="en-GB"/>
-        </w:rPr>
-        <w:t xml:space="preserve"> </w:t>
-      </w:r>
-      <w:r>
-        <w:rPr>
-          <w:rFonts w:asciiTheme="minorHAnsi" w:eastAsiaTheme="majorEastAsia" w:hAnsiTheme="minorHAnsi"/>
-          <w:lang w:val="en-GB"/>
-        </w:rPr>
-        <w:t xml:space="preserve">Deletion constraints </w:t>
-      </w:r>
-      <w:proofErr w:type="gramStart"/>
-      <w:r>
-        <w:rPr>
-          <w:rFonts w:asciiTheme="minorHAnsi" w:eastAsiaTheme="majorEastAsia" w:hAnsiTheme="minorHAnsi"/>
-          <w:lang w:val="en-GB"/>
-        </w:rPr>
-        <w:t>apply:</w:t>
-      </w:r>
-      <w:proofErr w:type="gramEnd"/>
-      <w:r>
-        <w:rPr>
-          <w:rFonts w:asciiTheme="minorHAnsi" w:eastAsiaTheme="majorEastAsia" w:hAnsiTheme="minorHAnsi"/>
-          <w:lang w:val="en-GB"/>
-        </w:rPr>
-        <w:t xml:space="preserve"> products and employees cannot be deleted if linked to active or in-progress orders, and only Pending orders may be deleted</w:t>
+        <w:t>Deletion constraints apply: products and employees cannot be deleted if linked to active or in-progress orders, and only Pending orders may be deleted</w:t>
       </w:r>
       <w:r>
         <w:rPr>
@@ -8033,21 +9022,12 @@
           <w:numId w:val="10"/>
         </w:numPr>
       </w:pPr>
-      <w:proofErr w:type="gramStart"/>
       <w:r>
         <w:rPr>
           <w:b/>
           <w:bCs/>
         </w:rPr>
-        <w:t>std::</w:t>
-      </w:r>
-      <w:proofErr w:type="gramEnd"/>
-      <w:r>
-        <w:rPr>
-          <w:b/>
-          <w:bCs/>
-        </w:rPr>
-        <w:t>map&lt;string, Product&gt;:</w:t>
+        <w:t>std::map&lt;string, Product&gt;:</w:t>
       </w:r>
       <w:r>
         <w:t xml:space="preserve"> Products indexed by product ID.</w:t>
@@ -8061,21 +9041,12 @@
           <w:numId w:val="10"/>
         </w:numPr>
       </w:pPr>
-      <w:proofErr w:type="gramStart"/>
       <w:r>
         <w:rPr>
           <w:b/>
           <w:bCs/>
         </w:rPr>
-        <w:t>std::</w:t>
-      </w:r>
-      <w:proofErr w:type="gramEnd"/>
-      <w:r>
-        <w:rPr>
-          <w:b/>
-          <w:bCs/>
-        </w:rPr>
-        <w:t>map&lt;string, Order&gt;:</w:t>
+        <w:t>std::map&lt;string, Order&gt;:</w:t>
       </w:r>
       <w:r>
         <w:t xml:space="preserve"> Orders indexed by order ID.</w:t>
@@ -8089,37 +9060,12 @@
           <w:numId w:val="10"/>
         </w:numPr>
       </w:pPr>
-      <w:proofErr w:type="gramStart"/>
       <w:r>
         <w:rPr>
           <w:b/>
           <w:bCs/>
         </w:rPr>
-        <w:t>std::</w:t>
-      </w:r>
-      <w:proofErr w:type="gramEnd"/>
-      <w:r>
-        <w:rPr>
-          <w:b/>
-          <w:bCs/>
-        </w:rPr>
-        <w:t xml:space="preserve">map&lt;string, </w:t>
-      </w:r>
-      <w:proofErr w:type="spellStart"/>
-      <w:r>
-        <w:rPr>
-          <w:b/>
-          <w:bCs/>
-        </w:rPr>
-        <w:t>EmployeeRecord</w:t>
-      </w:r>
-      <w:proofErr w:type="spellEnd"/>
-      <w:r>
-        <w:rPr>
-          <w:b/>
-          <w:bCs/>
-        </w:rPr>
-        <w:t>&gt;:</w:t>
+        <w:t>std::map&lt;string, EmployeeRecord&gt;:</w:t>
       </w:r>
       <w:r>
         <w:t xml:space="preserve"> Employees indexed by employee ID.</w:t>
@@ -8133,21 +9079,12 @@
           <w:numId w:val="10"/>
         </w:numPr>
       </w:pPr>
-      <w:proofErr w:type="gramStart"/>
       <w:r>
         <w:rPr>
           <w:b/>
           <w:bCs/>
         </w:rPr>
-        <w:t>std::</w:t>
-      </w:r>
-      <w:proofErr w:type="gramEnd"/>
-      <w:r>
-        <w:rPr>
-          <w:b/>
-          <w:bCs/>
-        </w:rPr>
-        <w:t>map&lt;string, User*&gt;:</w:t>
+        <w:t>std::map&lt;string, User*&gt;:</w:t>
       </w:r>
       <w:r>
         <w:t xml:space="preserve"> Users indexed by username.</w:t>
@@ -8161,60 +9098,40 @@
           <w:numId w:val="10"/>
         </w:numPr>
       </w:pPr>
-      <w:proofErr w:type="gramStart"/>
       <w:r>
         <w:rPr>
           <w:b/>
           <w:bCs/>
         </w:rPr>
-        <w:t>std::</w:t>
-      </w:r>
-      <w:proofErr w:type="gramEnd"/>
+        <w:t>std::list:</w:t>
+      </w:r>
+      <w:r>
+        <w:t xml:space="preserve"> Order line items within each Order.</w:t>
+      </w:r>
+    </w:p>
+    <w:p>
+      <w:pPr>
+        <w:pStyle w:val="FirstParagraph"/>
+      </w:pPr>
       <w:r>
         <w:rPr>
           <w:b/>
           <w:bCs/>
         </w:rPr>
-        <w:t>list:</w:t>
-      </w:r>
-      <w:r>
-        <w:t xml:space="preserve"> Order line items within each Order.</w:t>
-      </w:r>
-    </w:p>
-    <w:p>
-      <w:pPr>
-        <w:pStyle w:val="FirstParagraph"/>
+        <w:t>Classes</w:t>
+      </w:r>
+    </w:p>
+    <w:p>
+      <w:pPr>
+        <w:pStyle w:val="BodyText"/>
       </w:pPr>
       <w:r>
         <w:rPr>
           <w:b/>
           <w:bCs/>
         </w:rPr>
-        <w:t>Classes</w:t>
-      </w:r>
-    </w:p>
-    <w:p>
-      <w:pPr>
-        <w:pStyle w:val="BodyText"/>
-      </w:pPr>
-      <w:proofErr w:type="spellStart"/>
-      <w:proofErr w:type="gramStart"/>
-      <w:r>
-        <w:rPr>
-          <w:b/>
-          <w:bCs/>
-        </w:rPr>
-        <w:t>WarehouseSystem</w:t>
-      </w:r>
-      <w:proofErr w:type="spellEnd"/>
-      <w:r>
-        <w:rPr>
-          <w:b/>
-          <w:bCs/>
-        </w:rPr>
-        <w:t>:</w:t>
-      </w:r>
-      <w:proofErr w:type="gramEnd"/>
+        <w:t>WarehouseSystem:</w:t>
+      </w:r>
     </w:p>
     <w:p>
       <w:pPr>
@@ -8249,15 +9166,7 @@
         </w:numPr>
       </w:pPr>
       <w:r>
-        <w:t xml:space="preserve">Contains </w:t>
-      </w:r>
-      <w:proofErr w:type="spellStart"/>
-      <w:r>
-        <w:t>ReportGenerator</w:t>
-      </w:r>
-      <w:proofErr w:type="spellEnd"/>
-      <w:r>
-        <w:t xml:space="preserve"> for report generation.</w:t>
+        <w:t>Contains ReportGenerator for report generation.</w:t>
       </w:r>
     </w:p>
     <w:p>
@@ -8276,21 +9185,12 @@
       <w:pPr>
         <w:pStyle w:val="FirstParagraph"/>
       </w:pPr>
-      <w:proofErr w:type="spellStart"/>
       <w:r>
         <w:rPr>
           <w:b/>
           <w:bCs/>
         </w:rPr>
-        <w:t>AuthManager</w:t>
-      </w:r>
-      <w:proofErr w:type="spellEnd"/>
-      <w:r>
-        <w:rPr>
-          <w:b/>
-          <w:bCs/>
-        </w:rPr>
-        <w:t>:</w:t>
+        <w:t>AuthManager:</w:t>
       </w:r>
     </w:p>
     <w:p>
@@ -8321,21 +9221,12 @@
       <w:pPr>
         <w:pStyle w:val="FirstParagraph"/>
       </w:pPr>
-      <w:proofErr w:type="spellStart"/>
       <w:r>
         <w:rPr>
           <w:b/>
           <w:bCs/>
         </w:rPr>
-        <w:t>FileHandler</w:t>
-      </w:r>
-      <w:proofErr w:type="spellEnd"/>
-      <w:r>
-        <w:rPr>
-          <w:b/>
-          <w:bCs/>
-        </w:rPr>
-        <w:t>:</w:t>
+        <w:t>FileHandler:</w:t>
       </w:r>
     </w:p>
     <w:p>
@@ -8359,6 +9250,7 @@
         </w:numPr>
       </w:pPr>
       <w:r>
+        <w:lastRenderedPageBreak/>
         <w:t>Ensures data persistence across sessions.</w:t>
       </w:r>
     </w:p>
@@ -8366,21 +9258,12 @@
       <w:pPr>
         <w:pStyle w:val="FirstParagraph"/>
       </w:pPr>
-      <w:proofErr w:type="spellStart"/>
       <w:r>
         <w:rPr>
           <w:b/>
           <w:bCs/>
         </w:rPr>
-        <w:t>ReportGenerator</w:t>
-      </w:r>
-      <w:proofErr w:type="spellEnd"/>
-      <w:r>
-        <w:rPr>
-          <w:b/>
-          <w:bCs/>
-        </w:rPr>
-        <w:t>:</w:t>
+        <w:t>ReportGenerator:</w:t>
       </w:r>
     </w:p>
     <w:p>
@@ -8416,7 +9299,6 @@
         </w:numPr>
       </w:pPr>
       <w:r>
-        <w:lastRenderedPageBreak/>
         <w:t>Generates pending orders report.</w:t>
       </w:r>
     </w:p>
@@ -8464,42 +9346,8 @@
           <w:numId w:val="10"/>
         </w:numPr>
       </w:pPr>
-      <w:proofErr w:type="spellStart"/>
-      <w:proofErr w:type="gramStart"/>
-      <w:r>
-        <w:t>getStockStatus</w:t>
-      </w:r>
-      <w:proofErr w:type="spellEnd"/>
-      <w:r>
-        <w:t>(</w:t>
-      </w:r>
-      <w:proofErr w:type="gramEnd"/>
-      <w:r>
-        <w:t xml:space="preserve">) returns </w:t>
-      </w:r>
-      <w:proofErr w:type="spellStart"/>
-      <w:r>
-        <w:t>InStock</w:t>
-      </w:r>
-      <w:proofErr w:type="spellEnd"/>
-      <w:r>
-        <w:t xml:space="preserve">, </w:t>
-      </w:r>
-      <w:proofErr w:type="spellStart"/>
-      <w:r>
-        <w:t>LowStock</w:t>
-      </w:r>
-      <w:proofErr w:type="spellEnd"/>
-      <w:r>
-        <w:t xml:space="preserve">, or </w:t>
-      </w:r>
-      <w:proofErr w:type="spellStart"/>
-      <w:r>
-        <w:t>OutOfStock</w:t>
-      </w:r>
-      <w:proofErr w:type="spellEnd"/>
-      <w:r>
-        <w:t xml:space="preserve"> based on quantity.</w:t>
+      <w:r>
+        <w:t>getStockStatus() returns InStock, LowStock, or OutOfStock based on quantity.</w:t>
       </w:r>
     </w:p>
     <w:p>
@@ -8523,31 +9371,7 @@
         </w:numPr>
       </w:pPr>
       <w:r>
-        <w:t xml:space="preserve">Stores </w:t>
-      </w:r>
-      <w:proofErr w:type="spellStart"/>
-      <w:r>
-        <w:t>orderId</w:t>
-      </w:r>
-      <w:proofErr w:type="spellEnd"/>
-      <w:r>
-        <w:t xml:space="preserve">, status, </w:t>
-      </w:r>
-      <w:proofErr w:type="spellStart"/>
-      <w:r>
-        <w:t>assignedEmployeeId</w:t>
-      </w:r>
-      <w:proofErr w:type="spellEnd"/>
-      <w:r>
-        <w:t xml:space="preserve">, list of </w:t>
-      </w:r>
-      <w:proofErr w:type="spellStart"/>
-      <w:r>
-        <w:t>OrderItem</w:t>
-      </w:r>
-      <w:proofErr w:type="spellEnd"/>
-      <w:r>
-        <w:t>.</w:t>
+        <w:t>Stores orderId, status, assignedEmployeeId, list of OrderItem.</w:t>
       </w:r>
     </w:p>
     <w:p>
@@ -8569,22 +9393,9 @@
       <w:bookmarkStart w:id="21" w:name="_Toc224647649"/>
       <w:bookmarkEnd w:id="20"/>
       <w:r>
-        <w:t>3.7 Evaluation of Non-</w:t>
-      </w:r>
-      <w:proofErr w:type="spellStart"/>
-      <w:r>
-        <w:t>Functional</w:t>
-      </w:r>
-      <w:proofErr w:type="spellEnd"/>
-      <w:r>
-        <w:t xml:space="preserve"> </w:t>
-      </w:r>
-      <w:proofErr w:type="spellStart"/>
-      <w:r>
-        <w:t>Requirements</w:t>
+        <w:t>3.7 Evaluation of Non-Functional Requirements</w:t>
       </w:r>
       <w:bookmarkEnd w:id="21"/>
-      <w:proofErr w:type="spellEnd"/>
     </w:p>
     <w:p>
       <w:pPr>
@@ -8745,26 +9556,16 @@
           <w:lang w:val="en-GB"/>
           <w14:ligatures w14:val="none"/>
         </w:rPr>
-        <w:t xml:space="preserve"> Duplicate product ID checks are performed on </w:t>
-      </w:r>
-      <w:proofErr w:type="gramStart"/>
+        <w:t xml:space="preserve"> Duplicate product ID checks are performed on insertion</w:t>
+      </w:r>
       <w:r>
         <w:rPr>
           <w:kern w:val="0"/>
           <w:lang w:val="en-GB"/>
           <w14:ligatures w14:val="none"/>
         </w:rPr>
-        <w:t>insertion</w:t>
-      </w:r>
-      <w:r>
-        <w:rPr>
-          <w:kern w:val="0"/>
-          <w:lang w:val="en-GB"/>
-          <w14:ligatures w14:val="none"/>
-        </w:rPr>
         <w:t>,</w:t>
       </w:r>
-      <w:proofErr w:type="gramEnd"/>
       <w:r>
         <w:rPr>
           <w:kern w:val="0"/>
@@ -8825,26 +9626,16 @@
           <w:lang w:val="en-GB"/>
           <w14:ligatures w14:val="none"/>
         </w:rPr>
-        <w:t xml:space="preserve"> All numeric input fields are </w:t>
-      </w:r>
-      <w:proofErr w:type="gramStart"/>
+        <w:t xml:space="preserve"> All numeric input fields are validated</w:t>
+      </w:r>
       <w:r>
         <w:rPr>
           <w:kern w:val="0"/>
           <w:lang w:val="en-GB"/>
           <w14:ligatures w14:val="none"/>
         </w:rPr>
-        <w:t>validated</w:t>
-      </w:r>
-      <w:r>
-        <w:rPr>
-          <w:kern w:val="0"/>
-          <w:lang w:val="en-GB"/>
-          <w14:ligatures w14:val="none"/>
-        </w:rPr>
         <w:t>,</w:t>
       </w:r>
-      <w:proofErr w:type="gramEnd"/>
       <w:r>
         <w:rPr>
           <w:kern w:val="0"/>
@@ -8907,23 +9698,21 @@
         </w:rPr>
         <w:t xml:space="preserve"> The system uses standard C++17 with no platform-specific </w:t>
       </w:r>
-      <w:proofErr w:type="gramStart"/>
       <w:r>
         <w:rPr>
           <w:kern w:val="0"/>
           <w:lang w:val="en-GB"/>
           <w14:ligatures w14:val="none"/>
         </w:rPr>
-        <w:t>dependencies, and</w:t>
-      </w:r>
-      <w:proofErr w:type="gramEnd"/>
+        <w:t>dependencies and</w:t>
+      </w:r>
       <w:r>
         <w:rPr>
           <w:kern w:val="0"/>
           <w:lang w:val="en-GB"/>
           <w14:ligatures w14:val="none"/>
         </w:rPr>
-        <w:t xml:space="preserve"> has been verified to compile and run on Windows, Linux, and macOS.</w:t>
+        <w:t xml:space="preserve"> has been verified to compile and run on Windows</w:t>
       </w:r>
     </w:p>
     <w:p>
@@ -8945,7 +9734,6 @@
         <w:rPr>
           <w:lang w:val="en-GB"/>
         </w:rPr>
-        <w:lastRenderedPageBreak/>
         <w:t>Chapter 4: Implementation</w:t>
       </w:r>
       <w:bookmarkEnd w:id="22"/>
@@ -8988,15 +9776,7 @@
         </w:numPr>
       </w:pPr>
       <w:r>
-        <w:t xml:space="preserve">The </w:t>
-      </w:r>
-      <w:proofErr w:type="spellStart"/>
-      <w:r>
-        <w:t>WarehouseSystem</w:t>
-      </w:r>
-      <w:proofErr w:type="spellEnd"/>
-      <w:r>
-        <w:t xml:space="preserve"> class handles all management functions and coordinates the menus.</w:t>
+        <w:t>The WarehouseSystem class handles all management functions and coordinates the menus.</w:t>
       </w:r>
     </w:p>
     <w:p>
@@ -9007,13 +9787,8 @@
           <w:numId w:val="10"/>
         </w:numPr>
       </w:pPr>
-      <w:proofErr w:type="spellStart"/>
-      <w:r>
-        <w:t>FileHandler</w:t>
-      </w:r>
-      <w:proofErr w:type="spellEnd"/>
-      <w:r>
-        <w:t xml:space="preserve"> takes care of loading and saving data to CSV files.</w:t>
+      <w:r>
+        <w:t>FileHandler takes care of loading and saving data to CSV files.</w:t>
       </w:r>
     </w:p>
     <w:p>
@@ -9024,21 +9799,8 @@
           <w:numId w:val="10"/>
         </w:numPr>
       </w:pPr>
-      <w:proofErr w:type="spellStart"/>
-      <w:r>
-        <w:t>ReportGenerator</w:t>
-      </w:r>
-      <w:proofErr w:type="spellEnd"/>
-      <w:r>
-        <w:t xml:space="preserve"> produces </w:t>
-      </w:r>
-      <w:proofErr w:type="gramStart"/>
-      <w:r>
-        <w:t>the various</w:t>
-      </w:r>
-      <w:proofErr w:type="gramEnd"/>
-      <w:r>
-        <w:t xml:space="preserve"> CSV reports.</w:t>
+      <w:r>
+        <w:t>ReportGenerator produces the various CSV reports.</w:t>
       </w:r>
     </w:p>
     <w:p>
@@ -9049,15 +9811,8 @@
           <w:numId w:val="10"/>
         </w:numPr>
       </w:pPr>
-      <w:proofErr w:type="spellStart"/>
-      <w:proofErr w:type="gramStart"/>
-      <w:r>
-        <w:t>AuthManager</w:t>
-      </w:r>
-      <w:proofErr w:type="spellEnd"/>
-      <w:proofErr w:type="gramEnd"/>
-      <w:r>
-        <w:t xml:space="preserve"> handles login and role verification.</w:t>
+      <w:r>
+        <w:t>AuthManager handles login and role verification.</w:t>
       </w:r>
     </w:p>
     <w:p>
@@ -9069,23 +9824,7 @@
         </w:numPr>
       </w:pPr>
       <w:r>
-        <w:t xml:space="preserve">Product, Order, </w:t>
-      </w:r>
-      <w:proofErr w:type="spellStart"/>
-      <w:r>
-        <w:t>OrderItem</w:t>
-      </w:r>
-      <w:proofErr w:type="spellEnd"/>
-      <w:r>
-        <w:t xml:space="preserve">, and </w:t>
-      </w:r>
-      <w:proofErr w:type="spellStart"/>
-      <w:r>
-        <w:t>EmployeeRecord</w:t>
-      </w:r>
-      <w:proofErr w:type="spellEnd"/>
-      <w:r>
-        <w:t xml:space="preserve"> model the domain entities.</w:t>
+        <w:t>Product, Order, OrderItem, and EmployeeRecord model the domain entities.</w:t>
       </w:r>
     </w:p>
     <w:p>
@@ -9108,13 +9847,8 @@
           <w:numId w:val="10"/>
         </w:numPr>
       </w:pPr>
-      <w:proofErr w:type="gramStart"/>
-      <w:r>
-        <w:t>std::</w:t>
-      </w:r>
-      <w:proofErr w:type="gramEnd"/>
-      <w:r>
-        <w:t>map for products, orders, employees, and users.</w:t>
+      <w:r>
+        <w:t>std::map for products, orders, employees, and users.</w:t>
       </w:r>
     </w:p>
     <w:p>
@@ -9125,13 +9859,8 @@
           <w:numId w:val="10"/>
         </w:numPr>
       </w:pPr>
-      <w:proofErr w:type="gramStart"/>
-      <w:r>
-        <w:t>std::</w:t>
-      </w:r>
-      <w:proofErr w:type="gramEnd"/>
-      <w:r>
-        <w:t>list for order items within each order.</w:t>
+      <w:r>
+        <w:t>std::list for order items within each order.</w:t>
       </w:r>
     </w:p>
     <w:p>
@@ -9219,31 +9948,7 @@
         <w:t>Composition:</w:t>
       </w:r>
       <w:r>
-        <w:t xml:space="preserve"> </w:t>
-      </w:r>
-      <w:proofErr w:type="spellStart"/>
-      <w:r>
-        <w:t>WarehouseSystem</w:t>
-      </w:r>
-      <w:proofErr w:type="spellEnd"/>
-      <w:r>
-        <w:t xml:space="preserve"> holds products, orders, employees, </w:t>
-      </w:r>
-      <w:proofErr w:type="spellStart"/>
-      <w:r>
-        <w:t>ReportGenerator</w:t>
-      </w:r>
-      <w:proofErr w:type="spellEnd"/>
-      <w:r>
-        <w:t xml:space="preserve">, and </w:t>
-      </w:r>
-      <w:proofErr w:type="spellStart"/>
-      <w:r>
-        <w:t>AuthManager</w:t>
-      </w:r>
-      <w:proofErr w:type="spellEnd"/>
-      <w:r>
-        <w:t>.</w:t>
+        <w:t xml:space="preserve"> WarehouseSystem holds products, orders, employees, ReportGenerator, and AuthManager.</w:t>
       </w:r>
     </w:p>
     <w:p>
@@ -9254,14 +9959,9 @@
       <w:bookmarkStart w:id="26" w:name="technologies-used"/>
       <w:bookmarkEnd w:id="24"/>
       <w:r>
-        <w:t xml:space="preserve">4.2 Technologies </w:t>
-      </w:r>
-      <w:proofErr w:type="spellStart"/>
-      <w:r>
-        <w:t>Used</w:t>
+        <w:t>4.2 Technologies Used</w:t>
       </w:r>
       <w:bookmarkEnd w:id="25"/>
-      <w:proofErr w:type="spellEnd"/>
     </w:p>
     <w:p>
       <w:pPr>
@@ -9298,13 +9998,8 @@
         <w:t>Build System:</w:t>
       </w:r>
       <w:r>
-        <w:t xml:space="preserve"> </w:t>
-      </w:r>
-      <w:proofErr w:type="spellStart"/>
-      <w:r>
-        <w:t>CMake</w:t>
-      </w:r>
-      <w:proofErr w:type="spellEnd"/>
+        <w:t xml:space="preserve"> CMake</w:t>
+      </w:r>
     </w:p>
     <w:p>
       <w:pPr>
@@ -9322,15 +10017,7 @@
         <w:t>IDE:</w:t>
       </w:r>
       <w:r>
-        <w:t xml:space="preserve"> </w:t>
-      </w:r>
-      <w:proofErr w:type="spellStart"/>
-      <w:r>
-        <w:t>CLion</w:t>
-      </w:r>
-      <w:proofErr w:type="spellEnd"/>
-      <w:r>
-        <w:t xml:space="preserve"> (or similar)</w:t>
+        <w:t xml:space="preserve"> CLion (or similar)</w:t>
       </w:r>
     </w:p>
     <w:p>
@@ -9349,15 +10036,7 @@
         <w:t>Standard Library:</w:t>
       </w:r>
       <w:r>
-        <w:t xml:space="preserve"> &lt;map&gt;, &lt;list&gt;, &lt;string&gt;, &lt;</w:t>
-      </w:r>
-      <w:proofErr w:type="spellStart"/>
-      <w:r>
-        <w:t>fstream</w:t>
-      </w:r>
-      <w:proofErr w:type="spellEnd"/>
-      <w:r>
-        <w:t>&gt;, &lt;algorithm&gt;</w:t>
+        <w:t xml:space="preserve"> &lt;map&gt;, &lt;list&gt;, &lt;string&gt;, &lt;fstream&gt;, &lt;algorithm&gt;</w:t>
       </w:r>
     </w:p>
     <w:p>
@@ -9516,6 +10195,7 @@
         </w:numPr>
       </w:pPr>
       <w:r>
+        <w:lastRenderedPageBreak/>
         <w:t>Search Products: Search by name or ID.</w:t>
       </w:r>
     </w:p>
@@ -9528,7 +10208,6 @@
         </w:numPr>
       </w:pPr>
       <w:r>
-        <w:lastRenderedPageBreak/>
         <w:t>My Report: Export assigned orders to CSV.</w:t>
       </w:r>
     </w:p>
@@ -9551,15 +10230,7 @@
       <w:bookmarkStart w:id="29" w:name="_Toc224647654"/>
       <w:bookmarkEnd w:id="28"/>
       <w:r>
-        <w:t xml:space="preserve">4.4 </w:t>
-      </w:r>
-      <w:proofErr w:type="spellStart"/>
-      <w:r>
-        <w:t>Screenshots</w:t>
-      </w:r>
-      <w:proofErr w:type="spellEnd"/>
-      <w:r>
-        <w:t xml:space="preserve"> of Console Interfaces</w:t>
+        <w:t>4.4 Screenshots of Console Interfaces</w:t>
       </w:r>
       <w:bookmarkEnd w:id="29"/>
     </w:p>
@@ -11249,23 +11920,7 @@
           <w:b/>
           <w:bCs/>
         </w:rPr>
-        <w:t xml:space="preserve">Manager – </w:t>
-      </w:r>
-      <w:proofErr w:type="spellStart"/>
-      <w:r>
-        <w:rPr>
-          <w:b/>
-          <w:bCs/>
-        </w:rPr>
-        <w:t>Employee</w:t>
-      </w:r>
-      <w:proofErr w:type="spellEnd"/>
-      <w:r>
-        <w:rPr>
-          <w:b/>
-          <w:bCs/>
-        </w:rPr>
-        <w:t xml:space="preserve"> Management Tests</w:t>
+        <w:t>Manager – Employee Management Tests</w:t>
       </w:r>
     </w:p>
     <w:tbl>
@@ -11546,15 +12201,7 @@
               <w:pStyle w:val="Compact"/>
             </w:pPr>
             <w:r>
-              <w:t xml:space="preserve">Add </w:t>
-            </w:r>
-            <w:proofErr w:type="gramStart"/>
-            <w:r>
-              <w:t>employee</w:t>
-            </w:r>
-            <w:proofErr w:type="gramEnd"/>
-            <w:r>
-              <w:t xml:space="preserve"> and create login (y)</w:t>
+              <w:t>Add employee and create login (y)</w:t>
             </w:r>
           </w:p>
         </w:tc>
@@ -11998,23 +12645,7 @@
           <w:b/>
           <w:bCs/>
         </w:rPr>
-        <w:t xml:space="preserve">Manager – </w:t>
-      </w:r>
-      <w:proofErr w:type="spellStart"/>
-      <w:r>
-        <w:rPr>
-          <w:b/>
-          <w:bCs/>
-        </w:rPr>
-        <w:t>Order</w:t>
-      </w:r>
-      <w:proofErr w:type="spellEnd"/>
-      <w:r>
-        <w:rPr>
-          <w:b/>
-          <w:bCs/>
-        </w:rPr>
-        <w:t xml:space="preserve"> Management Tests</w:t>
+        <w:t>Manager – Order Management Tests</w:t>
       </w:r>
     </w:p>
     <w:tbl>
@@ -12872,39 +13503,7 @@
           <w:b/>
           <w:bCs/>
         </w:rPr>
-        <w:t xml:space="preserve">Manager – </w:t>
-      </w:r>
-      <w:proofErr w:type="spellStart"/>
-      <w:r>
-        <w:rPr>
-          <w:b/>
-          <w:bCs/>
-        </w:rPr>
-        <w:t>Assign</w:t>
-      </w:r>
-      <w:proofErr w:type="spellEnd"/>
-      <w:r>
-        <w:rPr>
-          <w:b/>
-          <w:bCs/>
-        </w:rPr>
-        <w:t xml:space="preserve"> </w:t>
-      </w:r>
-      <w:proofErr w:type="spellStart"/>
-      <w:r>
-        <w:rPr>
-          <w:b/>
-          <w:bCs/>
-        </w:rPr>
-        <w:t>Order</w:t>
-      </w:r>
-      <w:proofErr w:type="spellEnd"/>
-      <w:r>
-        <w:rPr>
-          <w:b/>
-          <w:bCs/>
-        </w:rPr>
-        <w:t xml:space="preserve"> Tests</w:t>
+        <w:t>Manager – Assign Order Tests</w:t>
       </w:r>
     </w:p>
     <w:tbl>
@@ -13754,21 +14353,12 @@
       <w:pPr>
         <w:pStyle w:val="BodyText"/>
       </w:pPr>
-      <w:proofErr w:type="spellStart"/>
       <w:r>
         <w:rPr>
           <w:b/>
           <w:bCs/>
         </w:rPr>
-        <w:t>Employee</w:t>
-      </w:r>
-      <w:proofErr w:type="spellEnd"/>
-      <w:r>
-        <w:rPr>
-          <w:b/>
-          <w:bCs/>
-        </w:rPr>
-        <w:t xml:space="preserve"> Tests</w:t>
+        <w:t>Employee Tests</w:t>
       </w:r>
     </w:p>
     <w:tbl>
@@ -14195,13 +14785,8 @@
             <w:pPr>
               <w:pStyle w:val="Compact"/>
             </w:pPr>
-            <w:proofErr w:type="gramStart"/>
-            <w:r>
-              <w:t>“Order</w:t>
-            </w:r>
-            <w:proofErr w:type="gramEnd"/>
-            <w:r>
-              <w:t xml:space="preserve"> is already completed” error</w:t>
+            <w:r>
+              <w:t>“Order is already completed” error</w:t>
             </w:r>
           </w:p>
         </w:tc>
@@ -15047,15 +15632,7 @@
               <w:pStyle w:val="Compact"/>
             </w:pPr>
             <w:r>
-              <w:t xml:space="preserve">Generate report when </w:t>
-            </w:r>
-            <w:proofErr w:type="gramStart"/>
-            <w:r>
-              <w:t>no</w:t>
-            </w:r>
-            <w:proofErr w:type="gramEnd"/>
-            <w:r>
-              <w:t xml:space="preserve"> employee ID</w:t>
+              <w:t>Generate report when no employee ID</w:t>
             </w:r>
           </w:p>
         </w:tc>
@@ -15106,23 +15683,7 @@
           <w:b/>
           <w:bCs/>
         </w:rPr>
-        <w:t xml:space="preserve">Manager — </w:t>
-      </w:r>
-      <w:proofErr w:type="spellStart"/>
-      <w:r>
-        <w:rPr>
-          <w:b/>
-          <w:bCs/>
-        </w:rPr>
-        <w:t>Delete</w:t>
-      </w:r>
-      <w:proofErr w:type="spellEnd"/>
-      <w:r>
-        <w:rPr>
-          <w:b/>
-          <w:bCs/>
-        </w:rPr>
-        <w:t xml:space="preserve"> Tests</w:t>
+        <w:t>Manager — Delete Tests</w:t>
       </w:r>
     </w:p>
     <w:p>
@@ -15427,21 +15988,7 @@
               <w:rPr>
                 <w:lang w:val="en-US"/>
               </w:rPr>
-              <w:t xml:space="preserve">Cannot </w:t>
-            </w:r>
-            <w:proofErr w:type="gramStart"/>
-            <w:r>
-              <w:rPr>
-                <w:lang w:val="en-US"/>
-              </w:rPr>
-              <w:t>delete:</w:t>
-            </w:r>
-            <w:proofErr w:type="gramEnd"/>
-            <w:r>
-              <w:rPr>
-                <w:lang w:val="en-US"/>
-              </w:rPr>
-              <w:t xml:space="preserve"> product is part of active order ORD001</w:t>
+              <w:t>Cannot delete: product is part of active order ORD001</w:t>
             </w:r>
           </w:p>
         </w:tc>
@@ -15812,19 +16359,23 @@
               </w:rPr>
               <w:t xml:space="preserve">Cannot </w:t>
             </w:r>
-            <w:proofErr w:type="gramStart"/>
             <w:r>
               <w:rPr>
                 <w:lang w:val="en-US"/>
               </w:rPr>
-              <w:t>delete:</w:t>
-            </w:r>
-            <w:proofErr w:type="gramEnd"/>
+              <w:t>delete</w:t>
+            </w:r>
             <w:r>
               <w:rPr>
                 <w:lang w:val="en-US"/>
               </w:rPr>
-              <w:t xml:space="preserve"> employee has active order ORD002 in progress</w:t>
+              <w:t xml:space="preserve"> employee has active order ORD002 </w:t>
+            </w:r>
+            <w:r>
+              <w:rPr>
+                <w:lang w:val="en-US"/>
+              </w:rPr>
+              <w:t>InProgress</w:t>
             </w:r>
           </w:p>
         </w:tc>
@@ -16192,7 +16743,13 @@
               <w:rPr>
                 <w:lang w:val="en-US"/>
               </w:rPr>
-              <w:t>Cannot delete an order that is in progress</w:t>
+              <w:t xml:space="preserve">Cannot delete an order that is </w:t>
+            </w:r>
+            <w:r>
+              <w:rPr>
+                <w:lang w:val="en-US"/>
+              </w:rPr>
+              <w:t>InProgress</w:t>
             </w:r>
           </w:p>
         </w:tc>
@@ -16468,21 +17025,7 @@
               <w:rPr>
                 <w:lang w:val="en-US"/>
               </w:rPr>
-              <w:t xml:space="preserve">Deleted </w:t>
-            </w:r>
-            <w:proofErr w:type="gramStart"/>
-            <w:r>
-              <w:rPr>
-                <w:lang w:val="en-US"/>
-              </w:rPr>
-              <w:t>product does</w:t>
-            </w:r>
-            <w:proofErr w:type="gramEnd"/>
-            <w:r>
-              <w:rPr>
-                <w:lang w:val="en-US"/>
-              </w:rPr>
-              <w:t xml:space="preserve"> not appear in list</w:t>
+              <w:t>Deleted product does not appear in list</w:t>
             </w:r>
           </w:p>
         </w:tc>
@@ -16556,53 +17099,25 @@
               <w:rPr>
                 <w:lang w:val="en-US"/>
               </w:rPr>
-              <w:t xml:space="preserve">Attempt to view deleted </w:t>
-            </w:r>
-            <w:proofErr w:type="gramStart"/>
-            <w:r>
+              <w:t>Attempt to view deleted employee in View All Employees</w:t>
+            </w:r>
+          </w:p>
+        </w:tc>
+        <w:tc>
+          <w:tcPr>
+            <w:tcW w:w="2268" w:type="dxa"/>
+          </w:tcPr>
+          <w:p>
+            <w:pPr>
               <w:rPr>
                 <w:lang w:val="en-US"/>
               </w:rPr>
-              <w:t>employee</w:t>
-            </w:r>
-            <w:proofErr w:type="gramEnd"/>
+            </w:pPr>
             <w:r>
               <w:rPr>
                 <w:lang w:val="en-US"/>
               </w:rPr>
-              <w:t xml:space="preserve"> in View All Employees</w:t>
-            </w:r>
-          </w:p>
-        </w:tc>
-        <w:tc>
-          <w:tcPr>
-            <w:tcW w:w="2268" w:type="dxa"/>
-          </w:tcPr>
-          <w:p>
-            <w:pPr>
-              <w:rPr>
-                <w:lang w:val="en-US"/>
-              </w:rPr>
-            </w:pPr>
-            <w:r>
-              <w:rPr>
-                <w:lang w:val="en-US"/>
-              </w:rPr>
-              <w:t xml:space="preserve">Deleted </w:t>
-            </w:r>
-            <w:proofErr w:type="gramStart"/>
-            <w:r>
-              <w:rPr>
-                <w:lang w:val="en-US"/>
-              </w:rPr>
-              <w:t>employee does</w:t>
-            </w:r>
-            <w:proofErr w:type="gramEnd"/>
-            <w:r>
-              <w:rPr>
-                <w:lang w:val="en-US"/>
-              </w:rPr>
-              <w:t xml:space="preserve"> not appear in list</w:t>
+              <w:t>Deleted employee does not appear in list</w:t>
             </w:r>
           </w:p>
         </w:tc>
@@ -16953,21 +17468,7 @@
               <w:rPr>
                 <w:lang w:val="en-US"/>
               </w:rPr>
-              <w:t xml:space="preserve">Deleted </w:t>
-            </w:r>
-            <w:proofErr w:type="gramStart"/>
-            <w:r>
-              <w:rPr>
-                <w:lang w:val="en-US"/>
-              </w:rPr>
-              <w:t>product does</w:t>
-            </w:r>
-            <w:proofErr w:type="gramEnd"/>
-            <w:r>
-              <w:rPr>
-                <w:lang w:val="en-US"/>
-              </w:rPr>
-              <w:t xml:space="preserve"> not appear in employee product search</w:t>
+              <w:t>Deleted product does not appear in employee product search</w:t>
             </w:r>
           </w:p>
         </w:tc>
@@ -17112,16 +17613,30 @@
           <w14:ligatures w14:val="none"/>
         </w:rPr>
       </w:pPr>
-      <w:proofErr w:type="gramStart"/>
       <w:r>
         <w:rPr>
           <w:kern w:val="0"/>
           <w:lang w:val="en-GB"/>
           <w14:ligatures w14:val="none"/>
         </w:rPr>
-        <w:t>This manual details</w:t>
-      </w:r>
-      <w:proofErr w:type="gramEnd"/>
+        <w:t>Th</w:t>
+      </w:r>
+      <w:r>
+        <w:rPr>
+          <w:kern w:val="0"/>
+          <w:lang w:val="en-GB"/>
+          <w14:ligatures w14:val="none"/>
+        </w:rPr>
+        <w:t>is</w:t>
+      </w:r>
+      <w:r>
+        <w:rPr>
+          <w:kern w:val="0"/>
+          <w:lang w:val="en-GB"/>
+          <w14:ligatures w14:val="none"/>
+        </w:rPr>
+        <w:t xml:space="preserve"> manual details</w:t>
+      </w:r>
       <w:r>
         <w:rPr>
           <w:kern w:val="0"/>
@@ -17437,21 +17952,7 @@
           <w:lang w:val="en-GB"/>
         </w:rPr>
         <w:lastRenderedPageBreak/>
-        <w:t xml:space="preserve">Upon successful validation, the product will be </w:t>
-      </w:r>
-      <w:proofErr w:type="gramStart"/>
-      <w:r>
-        <w:rPr>
-          <w:lang w:val="en-GB"/>
-        </w:rPr>
-        <w:t>saved</w:t>
-      </w:r>
-      <w:proofErr w:type="gramEnd"/>
-      <w:r>
-        <w:rPr>
-          <w:lang w:val="en-GB"/>
-        </w:rPr>
-        <w:t xml:space="preserve"> and a confirmation message will be displayed.</w:t>
+        <w:t>Upon successful validation, the product will be saved and a confirmation message will be displayed.</w:t>
       </w:r>
     </w:p>
     <w:p>
@@ -17463,23 +17964,7 @@
           <w:b/>
           <w:bCs/>
         </w:rPr>
-        <w:t xml:space="preserve">2.2 </w:t>
-      </w:r>
-      <w:proofErr w:type="gramStart"/>
-      <w:r>
-        <w:rPr>
-          <w:b/>
-          <w:bCs/>
-        </w:rPr>
-        <w:t>View</w:t>
-      </w:r>
-      <w:proofErr w:type="gramEnd"/>
-      <w:r>
-        <w:rPr>
-          <w:b/>
-          <w:bCs/>
-        </w:rPr>
-        <w:t xml:space="preserve"> All Products</w:t>
+        <w:t>2.2 View All Products</w:t>
       </w:r>
     </w:p>
     <w:p>
@@ -17515,21 +18000,7 @@
         <w:rPr>
           <w:lang w:val="en-GB"/>
         </w:rPr>
-        <w:t xml:space="preserve">A table will be displayed </w:t>
-      </w:r>
-      <w:proofErr w:type="gramStart"/>
-      <w:r>
-        <w:rPr>
-          <w:lang w:val="en-GB"/>
-        </w:rPr>
-        <w:t>showing:</w:t>
-      </w:r>
-      <w:proofErr w:type="gramEnd"/>
-      <w:r>
-        <w:rPr>
-          <w:lang w:val="en-GB"/>
-        </w:rPr>
-        <w:t xml:space="preserve"> ID, Name, Quantity, Location (Aisle/Shelf), and Price. </w:t>
+        <w:t xml:space="preserve">A table will be displayed showing: ID, Name, Quantity, Location (Aisle/Shelf), and Price. </w:t>
       </w:r>
     </w:p>
     <w:p>
@@ -17737,21 +18208,7 @@
         <w:rPr>
           <w:lang w:val="en-GB"/>
         </w:rPr>
-        <w:t xml:space="preserve">If the product is referenced by an active Pending or InProgress order, deletion will be </w:t>
-      </w:r>
-      <w:proofErr w:type="gramStart"/>
-      <w:r>
-        <w:rPr>
-          <w:lang w:val="en-GB"/>
-        </w:rPr>
-        <w:t>blocked</w:t>
-      </w:r>
-      <w:proofErr w:type="gramEnd"/>
-      <w:r>
-        <w:rPr>
-          <w:lang w:val="en-GB"/>
-        </w:rPr>
-        <w:t xml:space="preserve"> and the relevant order ID will be shown. </w:t>
+        <w:t xml:space="preserve">If the product is referenced by an active Pending or InProgress order, deletion will be blocked and the relevant order ID will be shown. </w:t>
       </w:r>
     </w:p>
     <w:p>
@@ -17787,21 +18244,7 @@
         <w:rPr>
           <w:lang w:val="en-GB"/>
         </w:rPr>
-        <w:t xml:space="preserve">Upon deletion, the product will no longer appear in any views or searches. The record is retained in the CSV file with </w:t>
-      </w:r>
-      <w:proofErr w:type="spellStart"/>
-      <w:r>
-        <w:rPr>
-          <w:lang w:val="en-GB"/>
-        </w:rPr>
-        <w:t>isDeleted</w:t>
-      </w:r>
-      <w:proofErr w:type="spellEnd"/>
-      <w:r>
-        <w:rPr>
-          <w:lang w:val="en-GB"/>
-        </w:rPr>
-        <w:t xml:space="preserve"> = 1.</w:t>
+        <w:t>Upon deletion, the product will no longer appear in any views or searches. The record is retained in the CSV file with isDeleted = 1.</w:t>
       </w:r>
     </w:p>
     <w:p>
@@ -17847,21 +18290,7 @@
         <w:rPr>
           <w:lang w:val="fr-FR"/>
         </w:rPr>
-        <w:t xml:space="preserve">Select option 1 (Add </w:t>
-      </w:r>
-      <w:proofErr w:type="spellStart"/>
-      <w:r>
-        <w:rPr>
-          <w:lang w:val="fr-FR"/>
-        </w:rPr>
-        <w:t>employee</w:t>
-      </w:r>
-      <w:proofErr w:type="spellEnd"/>
-      <w:r>
-        <w:rPr>
-          <w:lang w:val="fr-FR"/>
-        </w:rPr>
-        <w:t xml:space="preserve">). </w:t>
+        <w:t xml:space="preserve">Select option 1 (Add employee). </w:t>
       </w:r>
     </w:p>
     <w:p>
@@ -18089,15 +18518,7 @@
         </w:numPr>
       </w:pPr>
       <w:r>
-        <w:t xml:space="preserve">You’ll see </w:t>
-      </w:r>
-      <w:proofErr w:type="gramStart"/>
-      <w:r>
-        <w:t>a confirmation</w:t>
-      </w:r>
-      <w:proofErr w:type="gramEnd"/>
-      <w:r>
-        <w:t xml:space="preserve"> when it’s done.</w:t>
+        <w:t>You’ll see a confirmation when it’s done.</w:t>
       </w:r>
     </w:p>
     <w:p>
@@ -18113,36 +18534,8 @@
           <w:bCs/>
           <w:lang w:val="fr-FR"/>
         </w:rPr>
-        <w:t xml:space="preserve">3.4 </w:t>
-      </w:r>
-      <w:proofErr w:type="spellStart"/>
-      <w:r>
-        <w:rPr>
-          <w:b/>
-          <w:bCs/>
-          <w:lang w:val="fr-FR"/>
-        </w:rPr>
-        <w:t>Delete</w:t>
-      </w:r>
-      <w:proofErr w:type="spellEnd"/>
-      <w:r>
-        <w:rPr>
-          <w:b/>
-          <w:bCs/>
-          <w:lang w:val="fr-FR"/>
-        </w:rPr>
-        <w:t xml:space="preserve"> </w:t>
-      </w:r>
-      <w:proofErr w:type="spellStart"/>
-      <w:r>
-        <w:rPr>
-          <w:b/>
-          <w:bCs/>
-          <w:lang w:val="fr-FR"/>
-        </w:rPr>
-        <w:t>Employee</w:t>
-      </w:r>
-      <w:proofErr w:type="spellEnd"/>
+        <w:t>3.4 Delete Employee</w:t>
+      </w:r>
     </w:p>
     <w:p>
       <w:pPr>
@@ -18201,21 +18594,7 @@
         <w:rPr>
           <w:lang w:val="en-GB"/>
         </w:rPr>
-        <w:t xml:space="preserve">If the employee has an order currently InProgress, deletion will be </w:t>
-      </w:r>
-      <w:proofErr w:type="gramStart"/>
-      <w:r>
-        <w:rPr>
-          <w:lang w:val="en-GB"/>
-        </w:rPr>
-        <w:t>blocked</w:t>
-      </w:r>
-      <w:proofErr w:type="gramEnd"/>
-      <w:r>
-        <w:rPr>
-          <w:lang w:val="en-GB"/>
-        </w:rPr>
-        <w:t xml:space="preserve"> and you will see an error message showing the order ID.</w:t>
+        <w:t>If the employee has an order currently InProgress, deletion will be blocked and you will see an error message showing the order ID.</w:t>
       </w:r>
     </w:p>
     <w:p>
@@ -18233,21 +18612,7 @@
         <w:rPr>
           <w:lang w:val="en-GB"/>
         </w:rPr>
-        <w:t xml:space="preserve">You will be asked to </w:t>
-      </w:r>
-      <w:proofErr w:type="gramStart"/>
-      <w:r>
-        <w:rPr>
-          <w:lang w:val="en-GB"/>
-        </w:rPr>
-        <w:t>confirm:</w:t>
-      </w:r>
-      <w:proofErr w:type="gramEnd"/>
-      <w:r>
-        <w:rPr>
-          <w:lang w:val="en-GB"/>
-        </w:rPr>
-        <w:t xml:space="preserve"> type y to proceed or n to cancel.</w:t>
+        <w:t>You will be asked to confirm: type y to proceed or n to cancel.</w:t>
       </w:r>
     </w:p>
     <w:p>
@@ -18265,21 +18630,7 @@
         <w:rPr>
           <w:lang w:val="en-GB"/>
         </w:rPr>
-        <w:t xml:space="preserve">On success, the employee is marked as deleted and will no longer appear in the employee list. The record is preserved in the CSV file with </w:t>
-      </w:r>
-      <w:proofErr w:type="spellStart"/>
-      <w:r>
-        <w:rPr>
-          <w:lang w:val="en-GB"/>
-        </w:rPr>
-        <w:t>isDeleted</w:t>
-      </w:r>
-      <w:proofErr w:type="spellEnd"/>
-      <w:r>
-        <w:rPr>
-          <w:lang w:val="en-GB"/>
-        </w:rPr>
-        <w:t xml:space="preserve"> = 1.</w:t>
+        <w:t>On success, the employee is marked as deleted and will no longer appear in the employee list. The record is preserved in the CSV file with isDeleted = 1.</w:t>
       </w:r>
     </w:p>
     <w:p>
@@ -18559,25 +18910,9 @@
       <w:r>
         <w:t xml:space="preserve">Completed orders </w:t>
       </w:r>
-      <w:proofErr w:type="spellStart"/>
-      <w:proofErr w:type="gramStart"/>
-      <w:r>
-        <w:t>ca</w:t>
-      </w:r>
-      <w:r>
-        <w:t xml:space="preserve">n </w:t>
-      </w:r>
-      <w:r>
-        <w:t>n</w:t>
-      </w:r>
-      <w:r>
-        <w:t>o</w:t>
-      </w:r>
-      <w:r>
-        <w:t>t</w:t>
-      </w:r>
-      <w:proofErr w:type="spellEnd"/>
-      <w:proofErr w:type="gramEnd"/>
+      <w:r>
+        <w:t>cannot</w:t>
+      </w:r>
       <w:r>
         <w:t xml:space="preserve"> be edited</w:t>
       </w:r>
@@ -18727,35 +19062,19 @@
         <w:rPr>
           <w:lang w:val="en-GB"/>
         </w:rPr>
-        <w:t xml:space="preserve">Only Pending orders can be deleted. If the order is InProgress you will see "Cannot delete an order that is in progress." If it is </w:t>
-      </w:r>
-      <w:proofErr w:type="gramStart"/>
-      <w:r>
-        <w:rPr>
-          <w:lang w:val="en-GB"/>
-        </w:rPr>
-        <w:t>Completed</w:t>
-      </w:r>
-      <w:proofErr w:type="gramEnd"/>
-      <w:r>
-        <w:rPr>
-          <w:lang w:val="en-GB"/>
-        </w:rPr>
-        <w:t xml:space="preserve"> you will see "Cannot delete a completed </w:t>
-      </w:r>
-      <w:proofErr w:type="gramStart"/>
-      <w:r>
-        <w:rPr>
-          <w:lang w:val="en-GB"/>
-        </w:rPr>
-        <w:t>order  history</w:t>
-      </w:r>
-      <w:proofErr w:type="gramEnd"/>
-      <w:r>
-        <w:rPr>
-          <w:lang w:val="en-GB"/>
-        </w:rPr>
-        <w:t xml:space="preserve"> must be preserved."</w:t>
+        <w:t xml:space="preserve">Only Pending orders can be deleted. If the order is InProgress you will see "Cannot delete an order that is </w:t>
+      </w:r>
+      <w:r>
+        <w:rPr>
+          <w:lang w:val="en-GB"/>
+        </w:rPr>
+        <w:t>InProgress</w:t>
+      </w:r>
+      <w:r>
+        <w:rPr>
+          <w:lang w:val="en-GB"/>
+        </w:rPr>
+        <w:t>." If it is Completed you will see "Cannot delete a completed order  history must be preserved."</w:t>
       </w:r>
     </w:p>
     <w:p>
@@ -18773,21 +19092,7 @@
         <w:rPr>
           <w:lang w:val="en-GB"/>
         </w:rPr>
-        <w:t xml:space="preserve">You will be asked to </w:t>
-      </w:r>
-      <w:proofErr w:type="gramStart"/>
-      <w:r>
-        <w:rPr>
-          <w:lang w:val="en-GB"/>
-        </w:rPr>
-        <w:t>confirm:</w:t>
-      </w:r>
-      <w:proofErr w:type="gramEnd"/>
-      <w:r>
-        <w:rPr>
-          <w:lang w:val="en-GB"/>
-        </w:rPr>
-        <w:t xml:space="preserve"> type y to proceed or n to cancel.</w:t>
+        <w:t>You will be asked to confirm: type y to proceed or n to cancel.</w:t>
       </w:r>
     </w:p>
     <w:p>
@@ -18805,21 +19110,7 @@
         <w:rPr>
           <w:lang w:val="en-GB"/>
         </w:rPr>
-        <w:t xml:space="preserve">On success, the order is marked as deleted and will no longer appear in any views. The record is preserved in the CSV file with </w:t>
-      </w:r>
-      <w:proofErr w:type="spellStart"/>
-      <w:r>
-        <w:rPr>
-          <w:lang w:val="en-GB"/>
-        </w:rPr>
-        <w:t>isDeleted</w:t>
-      </w:r>
-      <w:proofErr w:type="spellEnd"/>
-      <w:r>
-        <w:rPr>
-          <w:lang w:val="en-GB"/>
-        </w:rPr>
-        <w:t xml:space="preserve"> = 1.</w:t>
+        <w:t>On success, the order is marked as deleted and will no longer appear in any views. The record is preserved in the CSV file with isDeleted = 1.</w:t>
       </w:r>
     </w:p>
     <w:p>
@@ -18888,15 +19179,7 @@
         </w:numPr>
       </w:pPr>
       <w:r>
-        <w:t xml:space="preserve">The order status is set to </w:t>
-      </w:r>
-      <w:proofErr w:type="gramStart"/>
-      <w:r>
-        <w:t>InProgress</w:t>
-      </w:r>
-      <w:proofErr w:type="gramEnd"/>
-      <w:r>
-        <w:t xml:space="preserve"> and the employee is assigned.</w:t>
+        <w:t>The order status is set to InProgress and the employee is assigned.</w:t>
       </w:r>
     </w:p>
     <w:p>
@@ -19013,11 +19296,7 @@
         </w:numPr>
       </w:pPr>
       <w:r>
-        <w:t xml:space="preserve">Choose option 6 to log </w:t>
-      </w:r>
-      <w:proofErr w:type="gramStart"/>
-      <w:r>
-        <w:t>out</w:t>
+        <w:t>Choose option 6 to log out</w:t>
       </w:r>
       <w:r>
         <w:t xml:space="preserve"> </w:t>
@@ -19025,7 +19304,6 @@
       <w:r>
         <w:t xml:space="preserve"> return</w:t>
       </w:r>
-      <w:proofErr w:type="gramEnd"/>
       <w:r>
         <w:t xml:space="preserve"> </w:t>
       </w:r>
@@ -19064,23 +19342,7 @@
           <w:b/>
           <w:bCs/>
         </w:rPr>
-        <w:t xml:space="preserve">1. </w:t>
-      </w:r>
-      <w:proofErr w:type="spellStart"/>
-      <w:r>
-        <w:rPr>
-          <w:b/>
-          <w:bCs/>
-        </w:rPr>
-        <w:t>Logging</w:t>
-      </w:r>
-      <w:proofErr w:type="spellEnd"/>
-      <w:r>
-        <w:rPr>
-          <w:b/>
-          <w:bCs/>
-        </w:rPr>
-        <w:t xml:space="preserve"> In</w:t>
+        <w:t>1. Logging In</w:t>
       </w:r>
     </w:p>
     <w:p>
@@ -19105,15 +19367,7 @@
         </w:numPr>
       </w:pPr>
       <w:r>
-        <w:t xml:space="preserve">Your account must be linked to an employee ID (this is set up when a </w:t>
-      </w:r>
-      <w:proofErr w:type="gramStart"/>
-      <w:r>
-        <w:t>Manager</w:t>
-      </w:r>
-      <w:proofErr w:type="gramEnd"/>
-      <w:r>
-        <w:t xml:space="preserve"> adds you and chooses “Create login? y”).</w:t>
+        <w:t>Your account must be linked to an employee ID (this is set up when a Manager adds you and chooses “Create login? y”).</w:t>
       </w:r>
     </w:p>
     <w:p>
@@ -19217,13 +19471,8 @@
           <w:numId w:val="32"/>
         </w:numPr>
       </w:pPr>
-      <w:proofErr w:type="gramStart"/>
-      <w:r>
-        <w:t>select</w:t>
-      </w:r>
-      <w:proofErr w:type="gramEnd"/>
-      <w:r>
-        <w:t xml:space="preserve"> </w:t>
+      <w:r>
+        <w:t xml:space="preserve">select </w:t>
       </w:r>
       <w:r>
         <w:t>option 2 (Complete order).</w:t>
@@ -19310,15 +19559,7 @@
         </w:numPr>
       </w:pPr>
       <w:r>
-        <w:t xml:space="preserve">If any of </w:t>
-      </w:r>
-      <w:proofErr w:type="gramStart"/>
-      <w:r>
-        <w:t>these fail</w:t>
-      </w:r>
-      <w:proofErr w:type="gramEnd"/>
-      <w:r>
-        <w:t>, you’ll see an error message.</w:t>
+        <w:t>If any of these fail, you’ll see an error message.</w:t>
       </w:r>
     </w:p>
     <w:p>
@@ -19330,15 +19571,7 @@
         </w:numPr>
       </w:pPr>
       <w:r>
-        <w:t xml:space="preserve">On success, stock is </w:t>
-      </w:r>
-      <w:proofErr w:type="gramStart"/>
-      <w:r>
-        <w:t>deducted</w:t>
-      </w:r>
-      <w:proofErr w:type="gramEnd"/>
-      <w:r>
-        <w:t xml:space="preserve"> and the order status is set to Completed.</w:t>
+        <w:t>On success, stock is deducted and the order status is set to Completed.</w:t>
       </w:r>
     </w:p>
     <w:p>
@@ -19448,13 +19681,8 @@
           <w:numId w:val="11"/>
         </w:numPr>
       </w:pPr>
-      <w:proofErr w:type="gramStart"/>
-      <w:r>
-        <w:t>select</w:t>
-      </w:r>
-      <w:proofErr w:type="gramEnd"/>
-      <w:r>
-        <w:t xml:space="preserve"> </w:t>
+      <w:r>
+        <w:t xml:space="preserve">select </w:t>
       </w:r>
       <w:r>
         <w:t>option 4 (My report).</w:t>
@@ -19481,23 +19709,7 @@
         </w:numPr>
       </w:pPr>
       <w:r>
-        <w:t>If you press Enter without typing a path, the default “</w:t>
-      </w:r>
-      <w:proofErr w:type="spellStart"/>
-      <w:r>
-        <w:t>my_orders</w:t>
-      </w:r>
-      <w:proofErr w:type="spellEnd"/>
-      <w:r>
-        <w:t>_[</w:t>
-      </w:r>
-      <w:proofErr w:type="spellStart"/>
-      <w:r>
-        <w:t>yourEmployeeId</w:t>
-      </w:r>
-      <w:proofErr w:type="spellEnd"/>
-      <w:r>
-        <w:t>].csv” is used.</w:t>
+        <w:t>If you press Enter without typing a path, the default “my_orders_[yourEmployeeId].csv” is used.</w:t>
       </w:r>
     </w:p>
     <w:p>
@@ -19652,21 +19864,7 @@
               <w:rPr>
                 <w:lang w:val="de-DE"/>
               </w:rPr>
-              <w:t xml:space="preserve">P + 3 </w:t>
-            </w:r>
-            <w:proofErr w:type="spellStart"/>
-            <w:r>
-              <w:rPr>
-                <w:lang w:val="de-DE"/>
-              </w:rPr>
-              <w:t>digits</w:t>
-            </w:r>
-            <w:proofErr w:type="spellEnd"/>
-            <w:r>
-              <w:rPr>
-                <w:lang w:val="de-DE"/>
-              </w:rPr>
-              <w:t xml:space="preserve"> (e.g. P001)</w:t>
+              <w:t>P + 3 digits (e.g. P001)</w:t>
             </w:r>
           </w:p>
         </w:tc>
@@ -19683,13 +19881,8 @@
                 <w:bCs/>
               </w:rPr>
             </w:pPr>
-            <w:proofErr w:type="spellStart"/>
-            <w:r>
-              <w:t>Employee</w:t>
-            </w:r>
-            <w:proofErr w:type="spellEnd"/>
-            <w:r>
-              <w:t xml:space="preserve"> ID</w:t>
+            <w:r>
+              <w:t>Employee ID</w:t>
             </w:r>
           </w:p>
         </w:tc>
@@ -19709,21 +19902,7 @@
               <w:rPr>
                 <w:lang w:val="de-DE"/>
               </w:rPr>
-              <w:t xml:space="preserve">E + 3 </w:t>
-            </w:r>
-            <w:proofErr w:type="spellStart"/>
-            <w:r>
-              <w:rPr>
-                <w:lang w:val="de-DE"/>
-              </w:rPr>
-              <w:t>digits</w:t>
-            </w:r>
-            <w:proofErr w:type="spellEnd"/>
-            <w:r>
-              <w:rPr>
-                <w:lang w:val="de-DE"/>
-              </w:rPr>
-              <w:t xml:space="preserve"> (e.g. E001)</w:t>
+              <w:t>E + 3 digits (e.g. E001)</w:t>
             </w:r>
           </w:p>
         </w:tc>
@@ -19740,13 +19919,8 @@
                 <w:bCs/>
               </w:rPr>
             </w:pPr>
-            <w:proofErr w:type="spellStart"/>
-            <w:r>
-              <w:t>Order</w:t>
-            </w:r>
-            <w:proofErr w:type="spellEnd"/>
-            <w:r>
-              <w:t xml:space="preserve"> ID</w:t>
+            <w:r>
+              <w:t>Order ID</w:t>
             </w:r>
           </w:p>
         </w:tc>
@@ -19766,21 +19940,7 @@
               <w:rPr>
                 <w:lang w:val="de-DE"/>
               </w:rPr>
-              <w:t xml:space="preserve">ORD + 3 </w:t>
-            </w:r>
-            <w:proofErr w:type="spellStart"/>
-            <w:r>
-              <w:rPr>
-                <w:lang w:val="de-DE"/>
-              </w:rPr>
-              <w:t>digits</w:t>
-            </w:r>
-            <w:proofErr w:type="spellEnd"/>
-            <w:r>
-              <w:rPr>
-                <w:lang w:val="de-DE"/>
-              </w:rPr>
-              <w:t xml:space="preserve"> (e.g. ORD001)</w:t>
+              <w:t>ORD + 3 digits (e.g. ORD001)</w:t>
             </w:r>
           </w:p>
         </w:tc>
@@ -19835,11 +19995,9 @@
                 <w:bCs/>
               </w:rPr>
             </w:pPr>
-            <w:proofErr w:type="spellStart"/>
             <w:r>
               <w:t>Username</w:t>
             </w:r>
-            <w:proofErr w:type="spellEnd"/>
           </w:p>
         </w:tc>
         <w:tc>
@@ -19854,21 +20012,8 @@
               </w:rPr>
             </w:pPr>
             <w:r>
-              <w:t xml:space="preserve">3–30 chars, </w:t>
-            </w:r>
-            <w:proofErr w:type="spellStart"/>
-            <w:r>
-              <w:t>letters</w:t>
-            </w:r>
-            <w:proofErr w:type="spellEnd"/>
-            <w:r>
-              <w:t>/digits/</w:t>
-            </w:r>
-            <w:proofErr w:type="spellStart"/>
-            <w:r>
-              <w:t>underscores</w:t>
-            </w:r>
-            <w:proofErr w:type="spellEnd"/>
+              <w:t>3–30 chars, letters/digits/underscores</w:t>
+            </w:r>
           </w:p>
         </w:tc>
       </w:tr>
@@ -19878,11 +20023,9 @@
             <w:tcW w:w="4531" w:type="dxa"/>
           </w:tcPr>
           <w:p>
-            <w:proofErr w:type="spellStart"/>
             <w:r>
               <w:t>Password</w:t>
             </w:r>
-            <w:proofErr w:type="spellEnd"/>
           </w:p>
         </w:tc>
         <w:tc>
@@ -19910,11 +20053,9 @@
             <w:tcW w:w="4531" w:type="dxa"/>
           </w:tcPr>
           <w:p>
-            <w:proofErr w:type="spellStart"/>
             <w:r>
               <w:t>Quantity</w:t>
             </w:r>
-            <w:proofErr w:type="spellEnd"/>
           </w:p>
         </w:tc>
         <w:tc>
@@ -19964,13 +20105,8 @@
             <w:tcW w:w="4531" w:type="dxa"/>
           </w:tcPr>
           <w:p>
-            <w:proofErr w:type="spellStart"/>
-            <w:r>
-              <w:t>Aisle</w:t>
-            </w:r>
-            <w:proofErr w:type="spellEnd"/>
-            <w:r>
-              <w:t>/Shelf</w:t>
+            <w:r>
+              <w:t>Aisle/Shelf</w:t>
             </w:r>
           </w:p>
         </w:tc>
@@ -20074,69 +20210,7 @@
           <w:lang w:val="en-US"/>
           <w14:ligatures w14:val="none"/>
         </w:rPr>
-        <w:t xml:space="preserve">The Warehouse Inventory System was successfully made as a console application in C++. Managers can handle orders, employees, and products, give employees tasks, and make reports. Employees can </w:t>
-      </w:r>
-      <w:r>
-        <w:rPr>
-          <w:rFonts w:eastAsiaTheme="minorHAnsi" w:cstheme="minorBidi"/>
-          <w:color w:val="auto"/>
-          <w:kern w:val="0"/>
-          <w:sz w:val="24"/>
-          <w:szCs w:val="24"/>
-          <w:lang w:val="en-US"/>
-          <w14:ligatures w14:val="none"/>
-        </w:rPr>
-        <w:t>check</w:t>
-      </w:r>
-      <w:r>
-        <w:rPr>
-          <w:rFonts w:eastAsiaTheme="minorHAnsi" w:cstheme="minorBidi"/>
-          <w:color w:val="auto"/>
-          <w:kern w:val="0"/>
-          <w:sz w:val="24"/>
-          <w:szCs w:val="24"/>
-          <w:lang w:val="en-US"/>
-          <w14:ligatures w14:val="none"/>
-        </w:rPr>
-        <w:t xml:space="preserve"> their assigned orders, finish them, search for products, and make their own reports. Using object-oriented principles and STL data </w:t>
-      </w:r>
-      <w:proofErr w:type="gramStart"/>
-      <w:r>
-        <w:rPr>
-          <w:rFonts w:eastAsiaTheme="minorHAnsi" w:cstheme="minorBidi"/>
-          <w:color w:val="auto"/>
-          <w:kern w:val="0"/>
-          <w:sz w:val="24"/>
-          <w:szCs w:val="24"/>
-          <w:lang w:val="en-US"/>
-          <w14:ligatures w14:val="none"/>
-        </w:rPr>
-        <w:t xml:space="preserve">structures,  </w:t>
-      </w:r>
-      <w:r>
-        <w:rPr>
-          <w:rFonts w:eastAsiaTheme="minorHAnsi" w:cstheme="minorBidi"/>
-          <w:color w:val="auto"/>
-          <w:kern w:val="0"/>
-          <w:sz w:val="24"/>
-          <w:szCs w:val="24"/>
-          <w:lang w:val="en-US"/>
-          <w14:ligatures w14:val="none"/>
-        </w:rPr>
-        <w:t>role</w:t>
-      </w:r>
-      <w:proofErr w:type="gramEnd"/>
-      <w:r>
-        <w:rPr>
-          <w:rFonts w:eastAsiaTheme="minorHAnsi" w:cstheme="minorBidi"/>
-          <w:color w:val="auto"/>
-          <w:kern w:val="0"/>
-          <w:sz w:val="24"/>
-          <w:szCs w:val="24"/>
-          <w:lang w:val="en-US"/>
-          <w14:ligatures w14:val="none"/>
-        </w:rPr>
-        <w:t>-based access is added, CSV durability, and the ability to make reports.</w:t>
+        <w:t>The Warehouse Inventory System was successfully made as a console application in C++. Managers can handle orders, employees, and products, give employees tasks, and make reports. Employees can check their assigned orders, finish them, search for products, and make their own reports. Using object-oriented principles and STL data structures,  role-based access is added, CSV durability, and the ability to make reports.</w:t>
       </w:r>
     </w:p>
     <w:p>
@@ -20213,39 +20287,7 @@
         <w:pStyle w:val="FirstParagraph"/>
       </w:pPr>
       <w:r>
-        <w:t xml:space="preserve">Using object-oriented programming helped keep the system modular. Classes such as </w:t>
-      </w:r>
-      <w:proofErr w:type="spellStart"/>
-      <w:r>
-        <w:t>WarehouseSystem</w:t>
-      </w:r>
-      <w:proofErr w:type="spellEnd"/>
-      <w:r>
-        <w:t xml:space="preserve">, </w:t>
-      </w:r>
-      <w:proofErr w:type="spellStart"/>
-      <w:r>
-        <w:t>FileHandler</w:t>
-      </w:r>
-      <w:proofErr w:type="spellEnd"/>
-      <w:r>
-        <w:t xml:space="preserve">, </w:t>
-      </w:r>
-      <w:proofErr w:type="spellStart"/>
-      <w:r>
-        <w:t>ReportGenerator</w:t>
-      </w:r>
-      <w:proofErr w:type="spellEnd"/>
-      <w:r>
-        <w:t xml:space="preserve">, and </w:t>
-      </w:r>
-      <w:proofErr w:type="spellStart"/>
-      <w:r>
-        <w:t>AuthManager</w:t>
-      </w:r>
-      <w:proofErr w:type="spellEnd"/>
-      <w:r>
-        <w:t xml:space="preserve"> each have a clear responsibility. STL containers (map, list) made data handling straightforward, and separating menus, business logic, and persistence made development and testing easier.</w:t>
+        <w:t>Using object-oriented programming helped keep the system modular. Classes such as WarehouseSystem, FileHandler, ReportGenerator, and AuthManager each have a clear responsibility. STL containers (map, list) made data handling straightforward, and separating menus, business logic, and persistence made development and testing easier.</w:t>
       </w:r>
     </w:p>
     <w:p>
@@ -20255,22 +20297,9 @@
       <w:bookmarkStart w:id="42" w:name="_Toc224647664"/>
       <w:bookmarkEnd w:id="41"/>
       <w:r>
-        <w:t xml:space="preserve">7.4 </w:t>
-      </w:r>
-      <w:proofErr w:type="spellStart"/>
-      <w:r>
-        <w:t>Potential</w:t>
-      </w:r>
-      <w:proofErr w:type="spellEnd"/>
-      <w:r>
-        <w:t xml:space="preserve"> </w:t>
-      </w:r>
-      <w:proofErr w:type="spellStart"/>
-      <w:r>
-        <w:t>Improvements</w:t>
+        <w:t>7.4 Potential Improvements</w:t>
       </w:r>
       <w:bookmarkEnd w:id="42"/>
-      <w:proofErr w:type="spellEnd"/>
     </w:p>
     <w:p>
       <w:pPr>
@@ -20321,21 +20350,7 @@
           <w:lang w:val="en-GB"/>
         </w:rPr>
         <w:lastRenderedPageBreak/>
-        <w:t xml:space="preserve">Replace the current djb2 password hashing algorithm with a stronger, salted algorithm such as </w:t>
-      </w:r>
-      <w:proofErr w:type="spellStart"/>
-      <w:r>
-        <w:rPr>
-          <w:lang w:val="en-GB"/>
-        </w:rPr>
-        <w:t>bcrypt</w:t>
-      </w:r>
-      <w:proofErr w:type="spellEnd"/>
-      <w:r>
-        <w:rPr>
-          <w:lang w:val="en-GB"/>
-        </w:rPr>
-        <w:t xml:space="preserve"> or Argon2 for improved security.</w:t>
+        <w:t>Replace the current djb2 password hashing algorithm with a stronger, salted algorithm such as bcrypt or Argon2 for improved security.</w:t>
       </w:r>
     </w:p>
     <w:p>
@@ -20426,13 +20441,108 @@
       </w:pPr>
     </w:p>
     <w:sectPr>
+      <w:footerReference w:type="default" r:id="rId17"/>
       <w:pgSz w:w="11906" w:h="16838"/>
       <w:pgMar w:top="1417" w:right="1417" w:bottom="1417" w:left="1417" w:header="708" w:footer="708" w:gutter="0"/>
+      <w:pgNumType w:start="0"/>
       <w:cols w:space="708"/>
+      <w:titlePg/>
       <w:docGrid w:linePitch="360"/>
     </w:sectPr>
   </w:body>
 </w:document>
+</file>
+
+<file path=word/endnotes.xml><?xml version="1.0" encoding="utf-8"?>
+<w:endnotes xmlns:wpc="http://schemas.microsoft.com/office/word/2010/wordprocessingCanvas" xmlns:cx="http://schemas.microsoft.com/office/drawing/2014/chartex" xmlns:cx1="http://schemas.microsoft.com/office/drawing/2015/9/8/chartex" xmlns:cx2="http://schemas.microsoft.com/office/drawing/2015/10/21/chartex" xmlns:cx3="http://schemas.microsoft.com/office/drawing/2016/5/9/chartex" xmlns:cx4="http://schemas.microsoft.com/office/drawing/2016/5/10/chartex" xmlns:cx5="http://schemas.microsoft.com/office/drawing/2016/5/11/chartex" xmlns:cx6="http://schemas.microsoft.com/office/drawing/2016/5/12/chartex" xmlns:cx7="http://schemas.microsoft.com/office/drawing/2016/5/13/chartex" xmlns:cx8="http://schemas.microsoft.com/office/drawing/2016/5/14/chartex" xmlns:mc="http://schemas.openxmlformats.org/markup-compatibility/2006" xmlns:aink="http://schemas.microsoft.com/office/drawing/2016/ink" xmlns:am3d="http://schemas.microsoft.com/office/drawing/2017/model3d" xmlns:o="urn:schemas-microsoft-com:office:office" xmlns:oel="http://schemas.microsoft.com/office/2019/extlst" xmlns:r="http://schemas.openxmlformats.org/officeDocument/2006/relationships" xmlns:m="http://schemas.openxmlformats.org/officeDocument/2006/math" xmlns:v="urn:schemas-microsoft-com:vml" xmlns:wp14="http://schemas.microsoft.com/office/word/2010/wordprocessingDrawing" xmlns:wp="http://schemas.openxmlformats.org/drawingml/2006/wordprocessingDrawing" xmlns:w10="urn:schemas-microsoft-com:office:word" xmlns:w="http://schemas.openxmlformats.org/wordprocessingml/2006/main" xmlns:w14="http://schemas.microsoft.com/office/word/2010/wordml" xmlns:w15="http://schemas.microsoft.com/office/word/2012/wordml" xmlns:w16cex="http://schemas.microsoft.com/office/word/2018/wordml/cex" xmlns:w16cid="http://schemas.microsoft.com/office/word/2016/wordml/cid" xmlns:w16="http://schemas.microsoft.com/office/word/2018/wordml" xmlns:w16du="http://schemas.microsoft.com/office/word/2023/wordml/word16du" xmlns:w16sdtdh="http://schemas.microsoft.com/office/word/2020/wordml/sdtdatahash" xmlns:w16sdtfl="http://schemas.microsoft.com/office/word/2024/wordml/sdtformatlock" xmlns:w16se="http://schemas.microsoft.com/office/word/2015/wordml/symex" xmlns:wpg="http://schemas.microsoft.com/office/word/2010/wordprocessingGroup" xmlns:wpi="http://schemas.microsoft.com/office/word/2010/wordprocessingInk" xmlns:wne="http://schemas.microsoft.com/office/word/2006/wordml" xmlns:wps="http://schemas.microsoft.com/office/word/2010/wordprocessingShape" mc:Ignorable="w14 w15 w16se w16cid w16 w16cex w16sdtdh w16sdtfl w16du wp14">
+  <w:endnote w:type="separator" w:id="-1">
+    <w:p>
+      <w:pPr>
+        <w:spacing w:after="0" w:line="240" w:lineRule="auto"/>
+      </w:pPr>
+      <w:r>
+        <w:separator/>
+      </w:r>
+    </w:p>
+  </w:endnote>
+  <w:endnote w:type="continuationSeparator" w:id="0">
+    <w:p>
+      <w:pPr>
+        <w:spacing w:after="0" w:line="240" w:lineRule="auto"/>
+      </w:pPr>
+      <w:r>
+        <w:continuationSeparator/>
+      </w:r>
+    </w:p>
+  </w:endnote>
+</w:endnotes>
+</file>
+
+<file path=word/footer1.xml><?xml version="1.0" encoding="utf-8"?>
+<w:ftr xmlns:wpc="http://schemas.microsoft.com/office/word/2010/wordprocessingCanvas" xmlns:cx="http://schemas.microsoft.com/office/drawing/2014/chartex" xmlns:cx1="http://schemas.microsoft.com/office/drawing/2015/9/8/chartex" xmlns:cx2="http://schemas.microsoft.com/office/drawing/2015/10/21/chartex" xmlns:cx3="http://schemas.microsoft.com/office/drawing/2016/5/9/chartex" xmlns:cx4="http://schemas.microsoft.com/office/drawing/2016/5/10/chartex" xmlns:cx5="http://schemas.microsoft.com/office/drawing/2016/5/11/chartex" xmlns:cx6="http://schemas.microsoft.com/office/drawing/2016/5/12/chartex" xmlns:cx7="http://schemas.microsoft.com/office/drawing/2016/5/13/chartex" xmlns:cx8="http://schemas.microsoft.com/office/drawing/2016/5/14/chartex" xmlns:mc="http://schemas.openxmlformats.org/markup-compatibility/2006" xmlns:aink="http://schemas.microsoft.com/office/drawing/2016/ink" xmlns:am3d="http://schemas.microsoft.com/office/drawing/2017/model3d" xmlns:o="urn:schemas-microsoft-com:office:office" xmlns:oel="http://schemas.microsoft.com/office/2019/extlst" xmlns:r="http://schemas.openxmlformats.org/officeDocument/2006/relationships" xmlns:m="http://schemas.openxmlformats.org/officeDocument/2006/math" xmlns:v="urn:schemas-microsoft-com:vml" xmlns:wp14="http://schemas.microsoft.com/office/word/2010/wordprocessingDrawing" xmlns:wp="http://schemas.openxmlformats.org/drawingml/2006/wordprocessingDrawing" xmlns:w10="urn:schemas-microsoft-com:office:word" xmlns:w="http://schemas.openxmlformats.org/wordprocessingml/2006/main" xmlns:w14="http://schemas.microsoft.com/office/word/2010/wordml" xmlns:w15="http://schemas.microsoft.com/office/word/2012/wordml" xmlns:w16cex="http://schemas.microsoft.com/office/word/2018/wordml/cex" xmlns:w16cid="http://schemas.microsoft.com/office/word/2016/wordml/cid" xmlns:w16="http://schemas.microsoft.com/office/word/2018/wordml" xmlns:w16du="http://schemas.microsoft.com/office/word/2023/wordml/word16du" xmlns:w16sdtdh="http://schemas.microsoft.com/office/word/2020/wordml/sdtdatahash" xmlns:w16sdtfl="http://schemas.microsoft.com/office/word/2024/wordml/sdtformatlock" xmlns:w16se="http://schemas.microsoft.com/office/word/2015/wordml/symex" xmlns:wpg="http://schemas.microsoft.com/office/word/2010/wordprocessingGroup" xmlns:wpi="http://schemas.microsoft.com/office/word/2010/wordprocessingInk" xmlns:wne="http://schemas.microsoft.com/office/word/2006/wordml" xmlns:wps="http://schemas.microsoft.com/office/word/2010/wordprocessingShape" mc:Ignorable="w14 w15 w16se w16cid w16 w16cex w16sdtdh w16sdtfl w16du wp14">
+  <w:sdt>
+    <w:sdtPr>
+      <w:id w:val="1847979017"/>
+      <w:docPartObj>
+        <w:docPartGallery w:val="Page Numbers (Bottom of Page)"/>
+        <w:docPartUnique/>
+      </w:docPartObj>
+    </w:sdtPr>
+    <w:sdtContent>
+      <w:p>
+        <w:pPr>
+          <w:pStyle w:val="Footer"/>
+          <w:jc w:val="center"/>
+        </w:pPr>
+        <w:r>
+          <w:fldChar w:fldCharType="begin"/>
+        </w:r>
+        <w:r>
+          <w:instrText>PAGE   \* MERGEFORMAT</w:instrText>
+        </w:r>
+        <w:r>
+          <w:fldChar w:fldCharType="separate"/>
+        </w:r>
+        <w:r>
+          <w:t>2</w:t>
+        </w:r>
+        <w:r>
+          <w:fldChar w:fldCharType="end"/>
+        </w:r>
+      </w:p>
+    </w:sdtContent>
+  </w:sdt>
+  <w:p>
+    <w:pPr>
+      <w:pStyle w:val="Footer"/>
+    </w:pPr>
+  </w:p>
+</w:ftr>
+</file>
+
+<file path=word/footnotes.xml><?xml version="1.0" encoding="utf-8"?>
+<w:footnotes xmlns:wpc="http://schemas.microsoft.com/office/word/2010/wordprocessingCanvas" xmlns:cx="http://schemas.microsoft.com/office/drawing/2014/chartex" xmlns:cx1="http://schemas.microsoft.com/office/drawing/2015/9/8/chartex" xmlns:cx2="http://schemas.microsoft.com/office/drawing/2015/10/21/chartex" xmlns:cx3="http://schemas.microsoft.com/office/drawing/2016/5/9/chartex" xmlns:cx4="http://schemas.microsoft.com/office/drawing/2016/5/10/chartex" xmlns:cx5="http://schemas.microsoft.com/office/drawing/2016/5/11/chartex" xmlns:cx6="http://schemas.microsoft.com/office/drawing/2016/5/12/chartex" xmlns:cx7="http://schemas.microsoft.com/office/drawing/2016/5/13/chartex" xmlns:cx8="http://schemas.microsoft.com/office/drawing/2016/5/14/chartex" xmlns:mc="http://schemas.openxmlformats.org/markup-compatibility/2006" xmlns:aink="http://schemas.microsoft.com/office/drawing/2016/ink" xmlns:am3d="http://schemas.microsoft.com/office/drawing/2017/model3d" xmlns:o="urn:schemas-microsoft-com:office:office" xmlns:oel="http://schemas.microsoft.com/office/2019/extlst" xmlns:r="http://schemas.openxmlformats.org/officeDocument/2006/relationships" xmlns:m="http://schemas.openxmlformats.org/officeDocument/2006/math" xmlns:v="urn:schemas-microsoft-com:vml" xmlns:wp14="http://schemas.microsoft.com/office/word/2010/wordprocessingDrawing" xmlns:wp="http://schemas.openxmlformats.org/drawingml/2006/wordprocessingDrawing" xmlns:w10="urn:schemas-microsoft-com:office:word" xmlns:w="http://schemas.openxmlformats.org/wordprocessingml/2006/main" xmlns:w14="http://schemas.microsoft.com/office/word/2010/wordml" xmlns:w15="http://schemas.microsoft.com/office/word/2012/wordml" xmlns:w16cex="http://schemas.microsoft.com/office/word/2018/wordml/cex" xmlns:w16cid="http://schemas.microsoft.com/office/word/2016/wordml/cid" xmlns:w16="http://schemas.microsoft.com/office/word/2018/wordml" xmlns:w16du="http://schemas.microsoft.com/office/word/2023/wordml/word16du" xmlns:w16sdtdh="http://schemas.microsoft.com/office/word/2020/wordml/sdtdatahash" xmlns:w16sdtfl="http://schemas.microsoft.com/office/word/2024/wordml/sdtformatlock" xmlns:w16se="http://schemas.microsoft.com/office/word/2015/wordml/symex" xmlns:wpg="http://schemas.microsoft.com/office/word/2010/wordprocessingGroup" xmlns:wpi="http://schemas.microsoft.com/office/word/2010/wordprocessingInk" xmlns:wne="http://schemas.microsoft.com/office/word/2006/wordml" xmlns:wps="http://schemas.microsoft.com/office/word/2010/wordprocessingShape" mc:Ignorable="w14 w15 w16se w16cid w16 w16cex w16sdtdh w16sdtfl w16du wp14">
+  <w:footnote w:type="separator" w:id="-1">
+    <w:p>
+      <w:pPr>
+        <w:spacing w:after="0" w:line="240" w:lineRule="auto"/>
+      </w:pPr>
+      <w:r>
+        <w:separator/>
+      </w:r>
+    </w:p>
+  </w:footnote>
+  <w:footnote w:type="continuationSeparator" w:id="0">
+    <w:p>
+      <w:pPr>
+        <w:spacing w:after="0" w:line="240" w:lineRule="auto"/>
+      </w:pPr>
+      <w:r>
+        <w:continuationSeparator/>
+      </w:r>
+    </w:p>
+  </w:footnote>
+</w:footnotes>
 </file>
 
 <file path=word/numbering.xml><?xml version="1.0" encoding="utf-8"?>
@@ -20917,208 +21027,9 @@
     </w:lvl>
   </w:abstractNum>
   <w:abstractNum w:abstractNumId="5" w15:restartNumberingAfterBreak="0">
-    <w:nsid w:val="0E8667FF"/>
+    <w:nsid w:val="0C1F2494"/>
     <w:multiLevelType w:val="multilevel"/>
-    <w:tmpl w:val="C7860304"/>
-    <w:lvl w:ilvl="0">
-      <w:start w:val="1"/>
-      <w:numFmt w:val="decimal"/>
-      <w:lvlText w:val="%1."/>
-      <w:lvlJc w:val="left"/>
-      <w:pPr>
-        <w:tabs>
-          <w:tab w:val="num" w:pos="720"/>
-        </w:tabs>
-        <w:ind w:left="720" w:hanging="360"/>
-      </w:pPr>
-    </w:lvl>
-    <w:lvl w:ilvl="1" w:tentative="1">
-      <w:start w:val="1"/>
-      <w:numFmt w:val="decimal"/>
-      <w:lvlText w:val="%2."/>
-      <w:lvlJc w:val="left"/>
-      <w:pPr>
-        <w:tabs>
-          <w:tab w:val="num" w:pos="1440"/>
-        </w:tabs>
-        <w:ind w:left="1440" w:hanging="360"/>
-      </w:pPr>
-    </w:lvl>
-    <w:lvl w:ilvl="2" w:tentative="1">
-      <w:start w:val="1"/>
-      <w:numFmt w:val="decimal"/>
-      <w:lvlText w:val="%3."/>
-      <w:lvlJc w:val="left"/>
-      <w:pPr>
-        <w:tabs>
-          <w:tab w:val="num" w:pos="2160"/>
-        </w:tabs>
-        <w:ind w:left="2160" w:hanging="360"/>
-      </w:pPr>
-    </w:lvl>
-    <w:lvl w:ilvl="3" w:tentative="1">
-      <w:start w:val="1"/>
-      <w:numFmt w:val="decimal"/>
-      <w:lvlText w:val="%4."/>
-      <w:lvlJc w:val="left"/>
-      <w:pPr>
-        <w:tabs>
-          <w:tab w:val="num" w:pos="2880"/>
-        </w:tabs>
-        <w:ind w:left="2880" w:hanging="360"/>
-      </w:pPr>
-    </w:lvl>
-    <w:lvl w:ilvl="4" w:tentative="1">
-      <w:start w:val="1"/>
-      <w:numFmt w:val="decimal"/>
-      <w:lvlText w:val="%5."/>
-      <w:lvlJc w:val="left"/>
-      <w:pPr>
-        <w:tabs>
-          <w:tab w:val="num" w:pos="3600"/>
-        </w:tabs>
-        <w:ind w:left="3600" w:hanging="360"/>
-      </w:pPr>
-    </w:lvl>
-    <w:lvl w:ilvl="5" w:tentative="1">
-      <w:start w:val="1"/>
-      <w:numFmt w:val="decimal"/>
-      <w:lvlText w:val="%6."/>
-      <w:lvlJc w:val="left"/>
-      <w:pPr>
-        <w:tabs>
-          <w:tab w:val="num" w:pos="4320"/>
-        </w:tabs>
-        <w:ind w:left="4320" w:hanging="360"/>
-      </w:pPr>
-    </w:lvl>
-    <w:lvl w:ilvl="6" w:tentative="1">
-      <w:start w:val="1"/>
-      <w:numFmt w:val="decimal"/>
-      <w:lvlText w:val="%7."/>
-      <w:lvlJc w:val="left"/>
-      <w:pPr>
-        <w:tabs>
-          <w:tab w:val="num" w:pos="5040"/>
-        </w:tabs>
-        <w:ind w:left="5040" w:hanging="360"/>
-      </w:pPr>
-    </w:lvl>
-    <w:lvl w:ilvl="7" w:tentative="1">
-      <w:start w:val="1"/>
-      <w:numFmt w:val="decimal"/>
-      <w:lvlText w:val="%8."/>
-      <w:lvlJc w:val="left"/>
-      <w:pPr>
-        <w:tabs>
-          <w:tab w:val="num" w:pos="5760"/>
-        </w:tabs>
-        <w:ind w:left="5760" w:hanging="360"/>
-      </w:pPr>
-    </w:lvl>
-    <w:lvl w:ilvl="8" w:tentative="1">
-      <w:start w:val="1"/>
-      <w:numFmt w:val="decimal"/>
-      <w:lvlText w:val="%9."/>
-      <w:lvlJc w:val="left"/>
-      <w:pPr>
-        <w:tabs>
-          <w:tab w:val="num" w:pos="6480"/>
-        </w:tabs>
-        <w:ind w:left="6480" w:hanging="360"/>
-      </w:pPr>
-    </w:lvl>
-  </w:abstractNum>
-  <w:abstractNum w:abstractNumId="6" w15:restartNumberingAfterBreak="0">
-    <w:nsid w:val="14096390"/>
-    <w:multiLevelType w:val="hybridMultilevel"/>
-    <w:tmpl w:val="8D0213F2"/>
-    <w:lvl w:ilvl="0" w:tplc="040C000F">
-      <w:start w:val="1"/>
-      <w:numFmt w:val="decimal"/>
-      <w:lvlText w:val="%1."/>
-      <w:lvlJc w:val="left"/>
-      <w:pPr>
-        <w:ind w:left="720" w:hanging="360"/>
-      </w:pPr>
-    </w:lvl>
-    <w:lvl w:ilvl="1" w:tplc="040C0019" w:tentative="1">
-      <w:start w:val="1"/>
-      <w:numFmt w:val="lowerLetter"/>
-      <w:lvlText w:val="%2."/>
-      <w:lvlJc w:val="left"/>
-      <w:pPr>
-        <w:ind w:left="1440" w:hanging="360"/>
-      </w:pPr>
-    </w:lvl>
-    <w:lvl w:ilvl="2" w:tplc="040C001B" w:tentative="1">
-      <w:start w:val="1"/>
-      <w:numFmt w:val="lowerRoman"/>
-      <w:lvlText w:val="%3."/>
-      <w:lvlJc w:val="right"/>
-      <w:pPr>
-        <w:ind w:left="2160" w:hanging="180"/>
-      </w:pPr>
-    </w:lvl>
-    <w:lvl w:ilvl="3" w:tplc="040C000F" w:tentative="1">
-      <w:start w:val="1"/>
-      <w:numFmt w:val="decimal"/>
-      <w:lvlText w:val="%4."/>
-      <w:lvlJc w:val="left"/>
-      <w:pPr>
-        <w:ind w:left="2880" w:hanging="360"/>
-      </w:pPr>
-    </w:lvl>
-    <w:lvl w:ilvl="4" w:tplc="040C0019" w:tentative="1">
-      <w:start w:val="1"/>
-      <w:numFmt w:val="lowerLetter"/>
-      <w:lvlText w:val="%5."/>
-      <w:lvlJc w:val="left"/>
-      <w:pPr>
-        <w:ind w:left="3600" w:hanging="360"/>
-      </w:pPr>
-    </w:lvl>
-    <w:lvl w:ilvl="5" w:tplc="040C001B" w:tentative="1">
-      <w:start w:val="1"/>
-      <w:numFmt w:val="lowerRoman"/>
-      <w:lvlText w:val="%6."/>
-      <w:lvlJc w:val="right"/>
-      <w:pPr>
-        <w:ind w:left="4320" w:hanging="180"/>
-      </w:pPr>
-    </w:lvl>
-    <w:lvl w:ilvl="6" w:tplc="040C000F" w:tentative="1">
-      <w:start w:val="1"/>
-      <w:numFmt w:val="decimal"/>
-      <w:lvlText w:val="%7."/>
-      <w:lvlJc w:val="left"/>
-      <w:pPr>
-        <w:ind w:left="5040" w:hanging="360"/>
-      </w:pPr>
-    </w:lvl>
-    <w:lvl w:ilvl="7" w:tplc="040C0019" w:tentative="1">
-      <w:start w:val="1"/>
-      <w:numFmt w:val="lowerLetter"/>
-      <w:lvlText w:val="%8."/>
-      <w:lvlJc w:val="left"/>
-      <w:pPr>
-        <w:ind w:left="5760" w:hanging="360"/>
-      </w:pPr>
-    </w:lvl>
-    <w:lvl w:ilvl="8" w:tplc="040C001B" w:tentative="1">
-      <w:start w:val="1"/>
-      <w:numFmt w:val="lowerRoman"/>
-      <w:lvlText w:val="%9."/>
-      <w:lvlJc w:val="right"/>
-      <w:pPr>
-        <w:ind w:left="6480" w:hanging="180"/>
-      </w:pPr>
-    </w:lvl>
-  </w:abstractNum>
-  <w:abstractNum w:abstractNumId="7" w15:restartNumberingAfterBreak="0">
-    <w:nsid w:val="1DB30642"/>
-    <w:multiLevelType w:val="multilevel"/>
-    <w:tmpl w:val="9AB2135C"/>
+    <w:tmpl w:val="D29AFB3A"/>
     <w:lvl w:ilvl="0">
       <w:start w:val="1"/>
       <w:numFmt w:val="bullet"/>
@@ -21264,17 +21175,130 @@
       </w:rPr>
     </w:lvl>
   </w:abstractNum>
-  <w:abstractNum w:abstractNumId="8" w15:restartNumberingAfterBreak="0">
-    <w:nsid w:val="25A72B95"/>
+  <w:abstractNum w:abstractNumId="6" w15:restartNumberingAfterBreak="0">
+    <w:nsid w:val="0E8667FF"/>
+    <w:multiLevelType w:val="multilevel"/>
+    <w:tmpl w:val="C7860304"/>
+    <w:lvl w:ilvl="0">
+      <w:start w:val="1"/>
+      <w:numFmt w:val="decimal"/>
+      <w:lvlText w:val="%1."/>
+      <w:lvlJc w:val="left"/>
+      <w:pPr>
+        <w:tabs>
+          <w:tab w:val="num" w:pos="720"/>
+        </w:tabs>
+        <w:ind w:left="720" w:hanging="360"/>
+      </w:pPr>
+    </w:lvl>
+    <w:lvl w:ilvl="1" w:tentative="1">
+      <w:start w:val="1"/>
+      <w:numFmt w:val="decimal"/>
+      <w:lvlText w:val="%2."/>
+      <w:lvlJc w:val="left"/>
+      <w:pPr>
+        <w:tabs>
+          <w:tab w:val="num" w:pos="1440"/>
+        </w:tabs>
+        <w:ind w:left="1440" w:hanging="360"/>
+      </w:pPr>
+    </w:lvl>
+    <w:lvl w:ilvl="2" w:tentative="1">
+      <w:start w:val="1"/>
+      <w:numFmt w:val="decimal"/>
+      <w:lvlText w:val="%3."/>
+      <w:lvlJc w:val="left"/>
+      <w:pPr>
+        <w:tabs>
+          <w:tab w:val="num" w:pos="2160"/>
+        </w:tabs>
+        <w:ind w:left="2160" w:hanging="360"/>
+      </w:pPr>
+    </w:lvl>
+    <w:lvl w:ilvl="3" w:tentative="1">
+      <w:start w:val="1"/>
+      <w:numFmt w:val="decimal"/>
+      <w:lvlText w:val="%4."/>
+      <w:lvlJc w:val="left"/>
+      <w:pPr>
+        <w:tabs>
+          <w:tab w:val="num" w:pos="2880"/>
+        </w:tabs>
+        <w:ind w:left="2880" w:hanging="360"/>
+      </w:pPr>
+    </w:lvl>
+    <w:lvl w:ilvl="4" w:tentative="1">
+      <w:start w:val="1"/>
+      <w:numFmt w:val="decimal"/>
+      <w:lvlText w:val="%5."/>
+      <w:lvlJc w:val="left"/>
+      <w:pPr>
+        <w:tabs>
+          <w:tab w:val="num" w:pos="3600"/>
+        </w:tabs>
+        <w:ind w:left="3600" w:hanging="360"/>
+      </w:pPr>
+    </w:lvl>
+    <w:lvl w:ilvl="5" w:tentative="1">
+      <w:start w:val="1"/>
+      <w:numFmt w:val="decimal"/>
+      <w:lvlText w:val="%6."/>
+      <w:lvlJc w:val="left"/>
+      <w:pPr>
+        <w:tabs>
+          <w:tab w:val="num" w:pos="4320"/>
+        </w:tabs>
+        <w:ind w:left="4320" w:hanging="360"/>
+      </w:pPr>
+    </w:lvl>
+    <w:lvl w:ilvl="6" w:tentative="1">
+      <w:start w:val="1"/>
+      <w:numFmt w:val="decimal"/>
+      <w:lvlText w:val="%7."/>
+      <w:lvlJc w:val="left"/>
+      <w:pPr>
+        <w:tabs>
+          <w:tab w:val="num" w:pos="5040"/>
+        </w:tabs>
+        <w:ind w:left="5040" w:hanging="360"/>
+      </w:pPr>
+    </w:lvl>
+    <w:lvl w:ilvl="7" w:tentative="1">
+      <w:start w:val="1"/>
+      <w:numFmt w:val="decimal"/>
+      <w:lvlText w:val="%8."/>
+      <w:lvlJc w:val="left"/>
+      <w:pPr>
+        <w:tabs>
+          <w:tab w:val="num" w:pos="5760"/>
+        </w:tabs>
+        <w:ind w:left="5760" w:hanging="360"/>
+      </w:pPr>
+    </w:lvl>
+    <w:lvl w:ilvl="8" w:tentative="1">
+      <w:start w:val="1"/>
+      <w:numFmt w:val="decimal"/>
+      <w:lvlText w:val="%9."/>
+      <w:lvlJc w:val="left"/>
+      <w:pPr>
+        <w:tabs>
+          <w:tab w:val="num" w:pos="6480"/>
+        </w:tabs>
+        <w:ind w:left="6480" w:hanging="360"/>
+      </w:pPr>
+    </w:lvl>
+  </w:abstractNum>
+  <w:abstractNum w:abstractNumId="7" w15:restartNumberingAfterBreak="0">
+    <w:nsid w:val="14096390"/>
     <w:multiLevelType w:val="hybridMultilevel"/>
-    <w:tmpl w:val="7128AABC"/>
+    <w:tmpl w:val="8D0213F2"/>
     <w:lvl w:ilvl="0" w:tplc="040C000F">
       <w:start w:val="1"/>
       <w:numFmt w:val="decimal"/>
       <w:lvlText w:val="%1."/>
       <w:lvlJc w:val="left"/>
       <w:pPr>
-        <w:ind w:left="960" w:hanging="360"/>
+        <w:ind w:left="720" w:hanging="360"/>
       </w:pPr>
     </w:lvl>
     <w:lvl w:ilvl="1" w:tplc="040C0019" w:tentative="1">
@@ -21283,7 +21307,7 @@
       <w:lvlText w:val="%2."/>
       <w:lvlJc w:val="left"/>
       <w:pPr>
-        <w:ind w:left="1680" w:hanging="360"/>
+        <w:ind w:left="1440" w:hanging="360"/>
       </w:pPr>
     </w:lvl>
     <w:lvl w:ilvl="2" w:tplc="040C001B" w:tentative="1">
@@ -21292,7 +21316,7 @@
       <w:lvlText w:val="%3."/>
       <w:lvlJc w:val="right"/>
       <w:pPr>
-        <w:ind w:left="2400" w:hanging="180"/>
+        <w:ind w:left="2160" w:hanging="180"/>
       </w:pPr>
     </w:lvl>
     <w:lvl w:ilvl="3" w:tplc="040C000F" w:tentative="1">
@@ -21301,7 +21325,7 @@
       <w:lvlText w:val="%4."/>
       <w:lvlJc w:val="left"/>
       <w:pPr>
-        <w:ind w:left="3120" w:hanging="360"/>
+        <w:ind w:left="2880" w:hanging="360"/>
       </w:pPr>
     </w:lvl>
     <w:lvl w:ilvl="4" w:tplc="040C0019" w:tentative="1">
@@ -21310,7 +21334,7 @@
       <w:lvlText w:val="%5."/>
       <w:lvlJc w:val="left"/>
       <w:pPr>
-        <w:ind w:left="3840" w:hanging="360"/>
+        <w:ind w:left="3600" w:hanging="360"/>
       </w:pPr>
     </w:lvl>
     <w:lvl w:ilvl="5" w:tplc="040C001B" w:tentative="1">
@@ -21319,7 +21343,7 @@
       <w:lvlText w:val="%6."/>
       <w:lvlJc w:val="right"/>
       <w:pPr>
-        <w:ind w:left="4560" w:hanging="180"/>
+        <w:ind w:left="4320" w:hanging="180"/>
       </w:pPr>
     </w:lvl>
     <w:lvl w:ilvl="6" w:tplc="040C000F" w:tentative="1">
@@ -21328,7 +21352,7 @@
       <w:lvlText w:val="%7."/>
       <w:lvlJc w:val="left"/>
       <w:pPr>
-        <w:ind w:left="5280" w:hanging="360"/>
+        <w:ind w:left="5040" w:hanging="360"/>
       </w:pPr>
     </w:lvl>
     <w:lvl w:ilvl="7" w:tplc="040C0019" w:tentative="1">
@@ -21337,7 +21361,7 @@
       <w:lvlText w:val="%8."/>
       <w:lvlJc w:val="left"/>
       <w:pPr>
-        <w:ind w:left="6000" w:hanging="360"/>
+        <w:ind w:left="5760" w:hanging="360"/>
       </w:pPr>
     </w:lvl>
     <w:lvl w:ilvl="8" w:tplc="040C001B" w:tentative="1">
@@ -21346,14 +21370,14 @@
       <w:lvlText w:val="%9."/>
       <w:lvlJc w:val="right"/>
       <w:pPr>
-        <w:ind w:left="6720" w:hanging="180"/>
+        <w:ind w:left="6480" w:hanging="180"/>
       </w:pPr>
     </w:lvl>
   </w:abstractNum>
-  <w:abstractNum w:abstractNumId="9" w15:restartNumberingAfterBreak="0">
-    <w:nsid w:val="25B25FF7"/>
+  <w:abstractNum w:abstractNumId="8" w15:restartNumberingAfterBreak="0">
+    <w:nsid w:val="1DB30642"/>
     <w:multiLevelType w:val="multilevel"/>
-    <w:tmpl w:val="A76EA532"/>
+    <w:tmpl w:val="9AB2135C"/>
     <w:lvl w:ilvl="0">
       <w:start w:val="1"/>
       <w:numFmt w:val="bullet"/>
@@ -21499,10 +21523,96 @@
       </w:rPr>
     </w:lvl>
   </w:abstractNum>
+  <w:abstractNum w:abstractNumId="9" w15:restartNumberingAfterBreak="0">
+    <w:nsid w:val="25A72B95"/>
+    <w:multiLevelType w:val="hybridMultilevel"/>
+    <w:tmpl w:val="7128AABC"/>
+    <w:lvl w:ilvl="0" w:tplc="040C000F">
+      <w:start w:val="1"/>
+      <w:numFmt w:val="decimal"/>
+      <w:lvlText w:val="%1."/>
+      <w:lvlJc w:val="left"/>
+      <w:pPr>
+        <w:ind w:left="960" w:hanging="360"/>
+      </w:pPr>
+    </w:lvl>
+    <w:lvl w:ilvl="1" w:tplc="040C0019" w:tentative="1">
+      <w:start w:val="1"/>
+      <w:numFmt w:val="lowerLetter"/>
+      <w:lvlText w:val="%2."/>
+      <w:lvlJc w:val="left"/>
+      <w:pPr>
+        <w:ind w:left="1680" w:hanging="360"/>
+      </w:pPr>
+    </w:lvl>
+    <w:lvl w:ilvl="2" w:tplc="040C001B" w:tentative="1">
+      <w:start w:val="1"/>
+      <w:numFmt w:val="lowerRoman"/>
+      <w:lvlText w:val="%3."/>
+      <w:lvlJc w:val="right"/>
+      <w:pPr>
+        <w:ind w:left="2400" w:hanging="180"/>
+      </w:pPr>
+    </w:lvl>
+    <w:lvl w:ilvl="3" w:tplc="040C000F" w:tentative="1">
+      <w:start w:val="1"/>
+      <w:numFmt w:val="decimal"/>
+      <w:lvlText w:val="%4."/>
+      <w:lvlJc w:val="left"/>
+      <w:pPr>
+        <w:ind w:left="3120" w:hanging="360"/>
+      </w:pPr>
+    </w:lvl>
+    <w:lvl w:ilvl="4" w:tplc="040C0019" w:tentative="1">
+      <w:start w:val="1"/>
+      <w:numFmt w:val="lowerLetter"/>
+      <w:lvlText w:val="%5."/>
+      <w:lvlJc w:val="left"/>
+      <w:pPr>
+        <w:ind w:left="3840" w:hanging="360"/>
+      </w:pPr>
+    </w:lvl>
+    <w:lvl w:ilvl="5" w:tplc="040C001B" w:tentative="1">
+      <w:start w:val="1"/>
+      <w:numFmt w:val="lowerRoman"/>
+      <w:lvlText w:val="%6."/>
+      <w:lvlJc w:val="right"/>
+      <w:pPr>
+        <w:ind w:left="4560" w:hanging="180"/>
+      </w:pPr>
+    </w:lvl>
+    <w:lvl w:ilvl="6" w:tplc="040C000F" w:tentative="1">
+      <w:start w:val="1"/>
+      <w:numFmt w:val="decimal"/>
+      <w:lvlText w:val="%7."/>
+      <w:lvlJc w:val="left"/>
+      <w:pPr>
+        <w:ind w:left="5280" w:hanging="360"/>
+      </w:pPr>
+    </w:lvl>
+    <w:lvl w:ilvl="7" w:tplc="040C0019" w:tentative="1">
+      <w:start w:val="1"/>
+      <w:numFmt w:val="lowerLetter"/>
+      <w:lvlText w:val="%8."/>
+      <w:lvlJc w:val="left"/>
+      <w:pPr>
+        <w:ind w:left="6000" w:hanging="360"/>
+      </w:pPr>
+    </w:lvl>
+    <w:lvl w:ilvl="8" w:tplc="040C001B" w:tentative="1">
+      <w:start w:val="1"/>
+      <w:numFmt w:val="lowerRoman"/>
+      <w:lvlText w:val="%9."/>
+      <w:lvlJc w:val="right"/>
+      <w:pPr>
+        <w:ind w:left="6720" w:hanging="180"/>
+      </w:pPr>
+    </w:lvl>
+  </w:abstractNum>
   <w:abstractNum w:abstractNumId="10" w15:restartNumberingAfterBreak="0">
-    <w:nsid w:val="3116586D"/>
+    <w:nsid w:val="25B25FF7"/>
     <w:multiLevelType w:val="multilevel"/>
-    <w:tmpl w:val="46CA0A0C"/>
+    <w:tmpl w:val="A76EA532"/>
     <w:lvl w:ilvl="0">
       <w:start w:val="1"/>
       <w:numFmt w:val="bullet"/>
@@ -21649,9 +21759,9 @@
     </w:lvl>
   </w:abstractNum>
   <w:abstractNum w:abstractNumId="11" w15:restartNumberingAfterBreak="0">
-    <w:nsid w:val="311E1881"/>
+    <w:nsid w:val="3116586D"/>
     <w:multiLevelType w:val="multilevel"/>
-    <w:tmpl w:val="8354B834"/>
+    <w:tmpl w:val="46CA0A0C"/>
     <w:lvl w:ilvl="0">
       <w:start w:val="1"/>
       <w:numFmt w:val="bullet"/>
@@ -21798,6 +21908,155 @@
     </w:lvl>
   </w:abstractNum>
   <w:abstractNum w:abstractNumId="12" w15:restartNumberingAfterBreak="0">
+    <w:nsid w:val="311E1881"/>
+    <w:multiLevelType w:val="multilevel"/>
+    <w:tmpl w:val="8354B834"/>
+    <w:lvl w:ilvl="0">
+      <w:start w:val="1"/>
+      <w:numFmt w:val="bullet"/>
+      <w:lvlText w:val=""/>
+      <w:lvlJc w:val="left"/>
+      <w:pPr>
+        <w:tabs>
+          <w:tab w:val="num" w:pos="720"/>
+        </w:tabs>
+        <w:ind w:left="720" w:hanging="360"/>
+      </w:pPr>
+      <w:rPr>
+        <w:rFonts w:ascii="Symbol" w:hAnsi="Symbol" w:hint="default"/>
+        <w:sz w:val="20"/>
+      </w:rPr>
+    </w:lvl>
+    <w:lvl w:ilvl="1" w:tentative="1">
+      <w:start w:val="1"/>
+      <w:numFmt w:val="bullet"/>
+      <w:lvlText w:val=""/>
+      <w:lvlJc w:val="left"/>
+      <w:pPr>
+        <w:tabs>
+          <w:tab w:val="num" w:pos="1440"/>
+        </w:tabs>
+        <w:ind w:left="1440" w:hanging="360"/>
+      </w:pPr>
+      <w:rPr>
+        <w:rFonts w:ascii="Symbol" w:hAnsi="Symbol" w:hint="default"/>
+        <w:sz w:val="20"/>
+      </w:rPr>
+    </w:lvl>
+    <w:lvl w:ilvl="2" w:tentative="1">
+      <w:start w:val="1"/>
+      <w:numFmt w:val="bullet"/>
+      <w:lvlText w:val=""/>
+      <w:lvlJc w:val="left"/>
+      <w:pPr>
+        <w:tabs>
+          <w:tab w:val="num" w:pos="2160"/>
+        </w:tabs>
+        <w:ind w:left="2160" w:hanging="360"/>
+      </w:pPr>
+      <w:rPr>
+        <w:rFonts w:ascii="Symbol" w:hAnsi="Symbol" w:hint="default"/>
+        <w:sz w:val="20"/>
+      </w:rPr>
+    </w:lvl>
+    <w:lvl w:ilvl="3" w:tentative="1">
+      <w:start w:val="1"/>
+      <w:numFmt w:val="bullet"/>
+      <w:lvlText w:val=""/>
+      <w:lvlJc w:val="left"/>
+      <w:pPr>
+        <w:tabs>
+          <w:tab w:val="num" w:pos="2880"/>
+        </w:tabs>
+        <w:ind w:left="2880" w:hanging="360"/>
+      </w:pPr>
+      <w:rPr>
+        <w:rFonts w:ascii="Symbol" w:hAnsi="Symbol" w:hint="default"/>
+        <w:sz w:val="20"/>
+      </w:rPr>
+    </w:lvl>
+    <w:lvl w:ilvl="4" w:tentative="1">
+      <w:start w:val="1"/>
+      <w:numFmt w:val="bullet"/>
+      <w:lvlText w:val=""/>
+      <w:lvlJc w:val="left"/>
+      <w:pPr>
+        <w:tabs>
+          <w:tab w:val="num" w:pos="3600"/>
+        </w:tabs>
+        <w:ind w:left="3600" w:hanging="360"/>
+      </w:pPr>
+      <w:rPr>
+        <w:rFonts w:ascii="Symbol" w:hAnsi="Symbol" w:hint="default"/>
+        <w:sz w:val="20"/>
+      </w:rPr>
+    </w:lvl>
+    <w:lvl w:ilvl="5" w:tentative="1">
+      <w:start w:val="1"/>
+      <w:numFmt w:val="bullet"/>
+      <w:lvlText w:val=""/>
+      <w:lvlJc w:val="left"/>
+      <w:pPr>
+        <w:tabs>
+          <w:tab w:val="num" w:pos="4320"/>
+        </w:tabs>
+        <w:ind w:left="4320" w:hanging="360"/>
+      </w:pPr>
+      <w:rPr>
+        <w:rFonts w:ascii="Symbol" w:hAnsi="Symbol" w:hint="default"/>
+        <w:sz w:val="20"/>
+      </w:rPr>
+    </w:lvl>
+    <w:lvl w:ilvl="6" w:tentative="1">
+      <w:start w:val="1"/>
+      <w:numFmt w:val="bullet"/>
+      <w:lvlText w:val=""/>
+      <w:lvlJc w:val="left"/>
+      <w:pPr>
+        <w:tabs>
+          <w:tab w:val="num" w:pos="5040"/>
+        </w:tabs>
+        <w:ind w:left="5040" w:hanging="360"/>
+      </w:pPr>
+      <w:rPr>
+        <w:rFonts w:ascii="Symbol" w:hAnsi="Symbol" w:hint="default"/>
+        <w:sz w:val="20"/>
+      </w:rPr>
+    </w:lvl>
+    <w:lvl w:ilvl="7" w:tentative="1">
+      <w:start w:val="1"/>
+      <w:numFmt w:val="bullet"/>
+      <w:lvlText w:val=""/>
+      <w:lvlJc w:val="left"/>
+      <w:pPr>
+        <w:tabs>
+          <w:tab w:val="num" w:pos="5760"/>
+        </w:tabs>
+        <w:ind w:left="5760" w:hanging="360"/>
+      </w:pPr>
+      <w:rPr>
+        <w:rFonts w:ascii="Symbol" w:hAnsi="Symbol" w:hint="default"/>
+        <w:sz w:val="20"/>
+      </w:rPr>
+    </w:lvl>
+    <w:lvl w:ilvl="8" w:tentative="1">
+      <w:start w:val="1"/>
+      <w:numFmt w:val="bullet"/>
+      <w:lvlText w:val=""/>
+      <w:lvlJc w:val="left"/>
+      <w:pPr>
+        <w:tabs>
+          <w:tab w:val="num" w:pos="6480"/>
+        </w:tabs>
+        <w:ind w:left="6480" w:hanging="360"/>
+      </w:pPr>
+      <w:rPr>
+        <w:rFonts w:ascii="Symbol" w:hAnsi="Symbol" w:hint="default"/>
+        <w:sz w:val="20"/>
+      </w:rPr>
+    </w:lvl>
+  </w:abstractNum>
+  <w:abstractNum w:abstractNumId="13" w15:restartNumberingAfterBreak="0">
     <w:nsid w:val="37516376"/>
     <w:multiLevelType w:val="multilevel"/>
     <w:tmpl w:val="F73C4CD0"/>
@@ -21910,7 +22169,7 @@
       </w:pPr>
     </w:lvl>
   </w:abstractNum>
-  <w:abstractNum w:abstractNumId="13" w15:restartNumberingAfterBreak="0">
+  <w:abstractNum w:abstractNumId="14" w15:restartNumberingAfterBreak="0">
     <w:nsid w:val="38AA09CE"/>
     <w:multiLevelType w:val="multilevel"/>
     <w:tmpl w:val="76ECDC34"/>
@@ -21996,7 +22255,7 @@
       </w:pPr>
     </w:lvl>
   </w:abstractNum>
-  <w:abstractNum w:abstractNumId="14" w15:restartNumberingAfterBreak="0">
+  <w:abstractNum w:abstractNumId="15" w15:restartNumberingAfterBreak="0">
     <w:nsid w:val="3C2F0F14"/>
     <w:multiLevelType w:val="multilevel"/>
     <w:tmpl w:val="381626A6"/>
@@ -22113,7 +22372,7 @@
       </w:pPr>
     </w:lvl>
   </w:abstractNum>
-  <w:abstractNum w:abstractNumId="15" w15:restartNumberingAfterBreak="0">
+  <w:abstractNum w:abstractNumId="16" w15:restartNumberingAfterBreak="0">
     <w:nsid w:val="402166F1"/>
     <w:multiLevelType w:val="multilevel"/>
     <w:tmpl w:val="FC1EB862"/>
@@ -22230,7 +22489,7 @@
       </w:pPr>
     </w:lvl>
   </w:abstractNum>
-  <w:abstractNum w:abstractNumId="16" w15:restartNumberingAfterBreak="0">
+  <w:abstractNum w:abstractNumId="17" w15:restartNumberingAfterBreak="0">
     <w:nsid w:val="4ACD5A44"/>
     <w:multiLevelType w:val="hybridMultilevel"/>
     <w:tmpl w:val="41224840"/>
@@ -22343,7 +22602,7 @@
       </w:rPr>
     </w:lvl>
   </w:abstractNum>
-  <w:abstractNum w:abstractNumId="17" w15:restartNumberingAfterBreak="0">
+  <w:abstractNum w:abstractNumId="18" w15:restartNumberingAfterBreak="0">
     <w:nsid w:val="4FE96E74"/>
     <w:multiLevelType w:val="hybridMultilevel"/>
     <w:tmpl w:val="74126516"/>
@@ -22429,7 +22688,7 @@
       </w:pPr>
     </w:lvl>
   </w:abstractNum>
-  <w:abstractNum w:abstractNumId="18" w15:restartNumberingAfterBreak="0">
+  <w:abstractNum w:abstractNumId="19" w15:restartNumberingAfterBreak="0">
     <w:nsid w:val="51E32EC8"/>
     <w:multiLevelType w:val="hybridMultilevel"/>
     <w:tmpl w:val="D980AB28"/>
@@ -22515,7 +22774,7 @@
       </w:pPr>
     </w:lvl>
   </w:abstractNum>
-  <w:abstractNum w:abstractNumId="19" w15:restartNumberingAfterBreak="0">
+  <w:abstractNum w:abstractNumId="20" w15:restartNumberingAfterBreak="0">
     <w:nsid w:val="5D334243"/>
     <w:multiLevelType w:val="multilevel"/>
     <w:tmpl w:val="76ECDC34"/>
@@ -22601,7 +22860,7 @@
       </w:pPr>
     </w:lvl>
   </w:abstractNum>
-  <w:abstractNum w:abstractNumId="20" w15:restartNumberingAfterBreak="0">
+  <w:abstractNum w:abstractNumId="21" w15:restartNumberingAfterBreak="0">
     <w:nsid w:val="628B2D2D"/>
     <w:multiLevelType w:val="hybridMultilevel"/>
     <w:tmpl w:val="82D467D6"/>
@@ -22714,7 +22973,7 @@
       </w:rPr>
     </w:lvl>
   </w:abstractNum>
-  <w:abstractNum w:abstractNumId="21" w15:restartNumberingAfterBreak="0">
+  <w:abstractNum w:abstractNumId="22" w15:restartNumberingAfterBreak="0">
     <w:nsid w:val="67B71C57"/>
     <w:multiLevelType w:val="hybridMultilevel"/>
     <w:tmpl w:val="C75E180C"/>
@@ -22800,7 +23059,7 @@
       </w:pPr>
     </w:lvl>
   </w:abstractNum>
-  <w:abstractNum w:abstractNumId="22" w15:restartNumberingAfterBreak="0">
+  <w:abstractNum w:abstractNumId="23" w15:restartNumberingAfterBreak="0">
     <w:nsid w:val="6BA571B2"/>
     <w:multiLevelType w:val="multilevel"/>
     <w:tmpl w:val="FC1EB862"/>
@@ -22918,28 +23177,28 @@
     </w:lvl>
   </w:abstractNum>
   <w:num w:numId="1" w16cid:durableId="2089038258">
-    <w:abstractNumId w:val="9"/>
+    <w:abstractNumId w:val="10"/>
   </w:num>
   <w:num w:numId="2" w16cid:durableId="766075514">
+    <w:abstractNumId w:val="12"/>
+  </w:num>
+  <w:num w:numId="3" w16cid:durableId="2139368658">
+    <w:abstractNumId w:val="8"/>
+  </w:num>
+  <w:num w:numId="4" w16cid:durableId="501119921">
+    <w:abstractNumId w:val="15"/>
+  </w:num>
+  <w:num w:numId="5" w16cid:durableId="1300258299">
+    <w:abstractNumId w:val="21"/>
+  </w:num>
+  <w:num w:numId="6" w16cid:durableId="1467552664">
     <w:abstractNumId w:val="11"/>
   </w:num>
-  <w:num w:numId="3" w16cid:durableId="2139368658">
-    <w:abstractNumId w:val="7"/>
-  </w:num>
-  <w:num w:numId="4" w16cid:durableId="501119921">
-    <w:abstractNumId w:val="14"/>
-  </w:num>
-  <w:num w:numId="5" w16cid:durableId="1300258299">
-    <w:abstractNumId w:val="20"/>
-  </w:num>
-  <w:num w:numId="6" w16cid:durableId="1467552664">
-    <w:abstractNumId w:val="10"/>
-  </w:num>
   <w:num w:numId="7" w16cid:durableId="404693654">
-    <w:abstractNumId w:val="22"/>
+    <w:abstractNumId w:val="23"/>
   </w:num>
   <w:num w:numId="8" w16cid:durableId="2003048720">
-    <w:abstractNumId w:val="15"/>
+    <w:abstractNumId w:val="16"/>
   </w:num>
   <w:num w:numId="9" w16cid:durableId="1033312119">
     <w:abstractNumId w:val="2"/>
@@ -23251,40 +23510,43 @@
     </w:lvlOverride>
   </w:num>
   <w:num w:numId="22" w16cid:durableId="523252891">
-    <w:abstractNumId w:val="12"/>
+    <w:abstractNumId w:val="13"/>
   </w:num>
   <w:num w:numId="23" w16cid:durableId="204486373">
-    <w:abstractNumId w:val="5"/>
+    <w:abstractNumId w:val="6"/>
   </w:num>
   <w:num w:numId="24" w16cid:durableId="173693857">
     <w:abstractNumId w:val="3"/>
   </w:num>
   <w:num w:numId="25" w16cid:durableId="1835610540">
-    <w:abstractNumId w:val="16"/>
+    <w:abstractNumId w:val="17"/>
   </w:num>
   <w:num w:numId="26" w16cid:durableId="89469253">
-    <w:abstractNumId w:val="18"/>
+    <w:abstractNumId w:val="19"/>
   </w:num>
   <w:num w:numId="27" w16cid:durableId="1405377582">
     <w:abstractNumId w:val="4"/>
   </w:num>
   <w:num w:numId="28" w16cid:durableId="528177404">
-    <w:abstractNumId w:val="6"/>
+    <w:abstractNumId w:val="7"/>
   </w:num>
   <w:num w:numId="29" w16cid:durableId="1191063680">
-    <w:abstractNumId w:val="17"/>
+    <w:abstractNumId w:val="18"/>
   </w:num>
   <w:num w:numId="30" w16cid:durableId="1710955082">
-    <w:abstractNumId w:val="13"/>
+    <w:abstractNumId w:val="14"/>
   </w:num>
   <w:num w:numId="31" w16cid:durableId="1773815030">
-    <w:abstractNumId w:val="19"/>
+    <w:abstractNumId w:val="20"/>
   </w:num>
   <w:num w:numId="32" w16cid:durableId="879047875">
-    <w:abstractNumId w:val="21"/>
+    <w:abstractNumId w:val="22"/>
   </w:num>
   <w:num w:numId="33" w16cid:durableId="727730595">
-    <w:abstractNumId w:val="8"/>
+    <w:abstractNumId w:val="9"/>
+  </w:num>
+  <w:num w:numId="34" w16cid:durableId="916861835">
+    <w:abstractNumId w:val="5"/>
   </w:num>
 </w:numbering>
 </file>
@@ -24482,6 +24744,106 @@
       <w14:ligatures w14:val="none"/>
     </w:rPr>
   </w:style>
+  <w:style w:type="character" w:customStyle="1" w:styleId="md-inline-path-filename">
+    <w:name w:val="md-inline-path-filename"/>
+    <w:basedOn w:val="DefaultParagraphFont"/>
+    <w:rsid w:val="000010CC"/>
+  </w:style>
+  <w:style w:type="character" w:styleId="HTMLCode">
+    <w:name w:val="HTML Code"/>
+    <w:basedOn w:val="DefaultParagraphFont"/>
+    <w:uiPriority w:val="99"/>
+    <w:semiHidden/>
+    <w:unhideWhenUsed/>
+    <w:rsid w:val="000010CC"/>
+    <w:rPr>
+      <w:rFonts w:ascii="Courier New" w:eastAsia="Times New Roman" w:hAnsi="Courier New" w:cs="Courier New"/>
+      <w:sz w:val="20"/>
+      <w:szCs w:val="20"/>
+    </w:rPr>
+  </w:style>
+  <w:style w:type="character" w:customStyle="1" w:styleId="font-semibold">
+    <w:name w:val="font-semibold"/>
+    <w:basedOn w:val="DefaultParagraphFont"/>
+    <w:rsid w:val="00A44AAD"/>
+  </w:style>
+  <w:style w:type="paragraph" w:styleId="Header">
+    <w:name w:val="header"/>
+    <w:basedOn w:val="Normal"/>
+    <w:link w:val="HeaderChar"/>
+    <w:uiPriority w:val="99"/>
+    <w:unhideWhenUsed/>
+    <w:rsid w:val="00D01390"/>
+    <w:pPr>
+      <w:tabs>
+        <w:tab w:val="center" w:pos="4536"/>
+        <w:tab w:val="right" w:pos="9072"/>
+      </w:tabs>
+      <w:spacing w:after="0" w:line="240" w:lineRule="auto"/>
+    </w:pPr>
+  </w:style>
+  <w:style w:type="character" w:customStyle="1" w:styleId="HeaderChar">
+    <w:name w:val="Header Char"/>
+    <w:basedOn w:val="DefaultParagraphFont"/>
+    <w:link w:val="Header"/>
+    <w:uiPriority w:val="99"/>
+    <w:rsid w:val="00D01390"/>
+  </w:style>
+  <w:style w:type="paragraph" w:styleId="Footer">
+    <w:name w:val="footer"/>
+    <w:basedOn w:val="Normal"/>
+    <w:link w:val="FooterChar"/>
+    <w:uiPriority w:val="99"/>
+    <w:unhideWhenUsed/>
+    <w:rsid w:val="00D01390"/>
+    <w:pPr>
+      <w:tabs>
+        <w:tab w:val="center" w:pos="4536"/>
+        <w:tab w:val="right" w:pos="9072"/>
+      </w:tabs>
+      <w:spacing w:after="0" w:line="240" w:lineRule="auto"/>
+    </w:pPr>
+  </w:style>
+  <w:style w:type="character" w:customStyle="1" w:styleId="FooterChar">
+    <w:name w:val="Footer Char"/>
+    <w:basedOn w:val="DefaultParagraphFont"/>
+    <w:link w:val="Footer"/>
+    <w:uiPriority w:val="99"/>
+    <w:rsid w:val="00D01390"/>
+  </w:style>
+  <w:style w:type="paragraph" w:styleId="NoSpacing">
+    <w:name w:val="No Spacing"/>
+    <w:link w:val="NoSpacingChar"/>
+    <w:uiPriority w:val="1"/>
+    <w:qFormat/>
+    <w:rsid w:val="007F0B5C"/>
+    <w:pPr>
+      <w:spacing w:after="0" w:line="240" w:lineRule="auto"/>
+    </w:pPr>
+    <w:rPr>
+      <w:rFonts w:eastAsiaTheme="minorEastAsia"/>
+      <w:kern w:val="0"/>
+      <w:sz w:val="22"/>
+      <w:szCs w:val="22"/>
+      <w:lang w:eastAsia="fr-FR"/>
+      <w14:ligatures w14:val="none"/>
+    </w:rPr>
+  </w:style>
+  <w:style w:type="character" w:customStyle="1" w:styleId="NoSpacingChar">
+    <w:name w:val="No Spacing Char"/>
+    <w:basedOn w:val="DefaultParagraphFont"/>
+    <w:link w:val="NoSpacing"/>
+    <w:uiPriority w:val="1"/>
+    <w:rsid w:val="007F0B5C"/>
+    <w:rPr>
+      <w:rFonts w:eastAsiaTheme="minorEastAsia"/>
+      <w:kern w:val="0"/>
+      <w:sz w:val="22"/>
+      <w:szCs w:val="22"/>
+      <w:lang w:eastAsia="fr-FR"/>
+      <w14:ligatures w14:val="none"/>
+    </w:rPr>
+  </w:style>
 </w:styles>
 </file>
 
